--- a/brainscroll/docs/source/Social_Rewards_Expansion_Spec.docx
+++ b/brainscroll/docs/source/Social_Rewards_Expansion_Spec.docx
@@ -84,7 +84,7 @@
                 <w:color w:val="A7B0C0"/>
                 <w:sz w:val="22"/>
               </w:rPr>
-              <w:t>A clean post-MVP system for friends, leaderboards, challenges, trophies, titles, earned cosmetics and visible knowledge status - without coins, pay-to-win mechanics, or fear-based engagement.</w:t>
+              <w:t>A clean post-MVP system for Weekly Knowledge Quests, friends, leaderboards, challenges, trophies, titles, earned cosmetics and visible knowledge status - without coins, pay-to-win mechanics, or fear-based engagement.</w:t>
             </w:r>
           </w:p>
           <w:p>
@@ -385,7 +385,7 @@
                 <w:color w:val="151A24"/>
                 <w:sz w:val="18"/>
               </w:rPr>
-              <w:t>Rewards</w:t>
+              <w:t xml:space="preserve">Rewards</w:t>
             </w:r>
           </w:p>
         </w:tc>
@@ -420,7 +420,7 @@
                 <w:color w:val="151A24"/>
                 <w:sz w:val="18"/>
               </w:rPr>
-              <w:t>Make learning visibly accumulate</w:t>
+              <w:t xml:space="preserve">Make learning visibly accumulate</w:t>
             </w:r>
           </w:p>
         </w:tc>
@@ -455,7 +455,7 @@
                 <w:color w:val="151A24"/>
                 <w:sz w:val="18"/>
               </w:rPr>
-              <w:t>"My account is becoming more impressive."</w:t>
+              <w:t xml:space="preserve">"My account is becoming more impressive."</w:t>
             </w:r>
           </w:p>
         </w:tc>
@@ -495,7 +495,7 @@
                 <w:color w:val="151A24"/>
                 <w:sz w:val="18"/>
               </w:rPr>
-              <w:t>Profile</w:t>
+              <w:t xml:space="preserve">Profile</w:t>
             </w:r>
           </w:p>
         </w:tc>
@@ -530,7 +530,7 @@
                 <w:color w:val="151A24"/>
                 <w:sz w:val="18"/>
               </w:rPr>
-              <w:t>Show the person's knowledge build</w:t>
+              <w:t xml:space="preserve">Show the person's knowledge build</w:t>
             </w:r>
           </w:p>
         </w:tc>
@@ -565,7 +565,7 @@
                 <w:color w:val="151A24"/>
                 <w:sz w:val="18"/>
               </w:rPr>
-              <w:t>"This is what I actually know."</w:t>
+              <w:t xml:space="preserve">"This is what I actually know."</w:t>
             </w:r>
           </w:p>
         </w:tc>
@@ -605,7 +605,7 @@
                 <w:color w:val="151A24"/>
                 <w:sz w:val="18"/>
               </w:rPr>
-              <w:t>Friends</w:t>
+              <w:t xml:space="preserve">Friends</w:t>
             </w:r>
           </w:p>
         </w:tc>
@@ -640,7 +640,7 @@
                 <w:color w:val="151A24"/>
                 <w:sz w:val="18"/>
               </w:rPr>
-              <w:t>Connect real people around progress</w:t>
+              <w:t xml:space="preserve">Connect real people around progress</w:t>
             </w:r>
           </w:p>
         </w:tc>
@@ -675,7 +675,7 @@
                 <w:color w:val="151A24"/>
                 <w:sz w:val="18"/>
               </w:rPr>
-              <w:t>"I can see what my friends are learning."</w:t>
+              <w:t xml:space="preserve">"I can see what my friends are learning."</w:t>
             </w:r>
           </w:p>
         </w:tc>
@@ -715,7 +715,7 @@
                 <w:color w:val="151A24"/>
                 <w:sz w:val="18"/>
               </w:rPr>
-              <w:t>Leaderboards</w:t>
+              <w:t xml:space="preserve">Leaderboards</w:t>
             </w:r>
           </w:p>
         </w:tc>
@@ -750,7 +750,7 @@
                 <w:color w:val="151A24"/>
                 <w:sz w:val="18"/>
               </w:rPr>
-              <w:t>Add lightweight recurring competition</w:t>
+              <w:t xml:space="preserve">Add lightweight recurring competition</w:t>
             </w:r>
           </w:p>
         </w:tc>
@@ -785,7 +785,7 @@
                 <w:color w:val="151A24"/>
                 <w:sz w:val="18"/>
               </w:rPr>
-              <w:t>"I can beat my friends this week."</w:t>
+              <w:t xml:space="preserve">"I can beat my friends this week."</w:t>
             </w:r>
           </w:p>
         </w:tc>
@@ -825,7 +825,7 @@
                 <w:color w:val="151A24"/>
                 <w:sz w:val="18"/>
               </w:rPr>
-              <w:t>Challenges</w:t>
+              <w:t xml:space="preserve">Challenges</w:t>
             </w:r>
           </w:p>
         </w:tc>
@@ -860,7 +860,7 @@
                 <w:color w:val="151A24"/>
                 <w:sz w:val="18"/>
               </w:rPr>
-              <w:t>Create direct skill interaction</w:t>
+              <w:t xml:space="preserve">Create direct skill interaction</w:t>
             </w:r>
           </w:p>
         </w:tc>
@@ -895,7 +895,7 @@
                 <w:color w:val="151A24"/>
                 <w:sz w:val="18"/>
               </w:rPr>
-              <w:t>"Prove it."</w:t>
+              <w:t xml:space="preserve">"Prove it."</w:t>
             </w:r>
           </w:p>
         </w:tc>
@@ -935,7 +935,7 @@
                 <w:color w:val="151A24"/>
                 <w:sz w:val="18"/>
               </w:rPr>
-              <w:t>Trophies</w:t>
+              <w:t xml:space="preserve">Trophies</w:t>
             </w:r>
           </w:p>
         </w:tc>
@@ -970,7 +970,7 @@
                 <w:color w:val="151A24"/>
                 <w:sz w:val="18"/>
               </w:rPr>
-              <w:t>Reward rare accomplishments permanently</w:t>
+              <w:t xml:space="preserve">Reward rare accomplishments permanently</w:t>
             </w:r>
           </w:p>
         </w:tc>
@@ -1005,7 +1005,7 @@
                 <w:color w:val="151A24"/>
                 <w:sz w:val="18"/>
               </w:rPr>
-              <w:t>"I earned something difficult."</w:t>
+              <w:t xml:space="preserve">"I earned something difficult."</w:t>
             </w:r>
           </w:p>
         </w:tc>
@@ -1045,7 +1045,7 @@
                 <w:color w:val="151A24"/>
                 <w:sz w:val="18"/>
               </w:rPr>
-              <w:t>Cosmetics</w:t>
+              <w:t xml:space="preserve">Cosmetics</w:t>
             </w:r>
           </w:p>
         </w:tc>
@@ -1080,7 +1080,7 @@
                 <w:color w:val="151A24"/>
                 <w:sz w:val="18"/>
               </w:rPr>
-              <w:t>Make accomplishments visible at a glance</w:t>
+              <w:t xml:space="preserve">Make accomplishments visible at a glance</w:t>
             </w:r>
           </w:p>
         </w:tc>
@@ -1115,7 +1115,117 @@
                 <w:color w:val="151A24"/>
                 <w:sz w:val="18"/>
               </w:rPr>
-              <w:t>"That profile treatment means something."</w:t>
+              <w:t xml:space="preserve">"That profile treatment means something."</w:t>
+            </w:r>
+          </w:p>
+        </w:tc>
+      </w:tr>
+      <w:tr>
+        <w:trPr>
+          <w:trHeight w:hRule="atLeast"/>
+        </w:trPr>
+        <w:tc>
+          <w:tcPr>
+            <w:tcW w:type="dxa" w:w="1800"/>
+            <w:shd w:fill="FFFFFF"/>
+            <w:tcBorders>
+              <w:top w:val="single" w:sz="4" w:color="D7DDE7"/>
+              <w:left w:val="single" w:sz="4" w:color="D7DDE7"/>
+              <w:bottom w:val="single" w:sz="4" w:color="D7DDE7"/>
+              <w:right w:val="single" w:sz="4" w:color="D7DDE7"/>
+              <w:insideH w:val="single" w:sz="4" w:color="D7DDE7"/>
+              <w:insideV w:val="single" w:sz="4" w:color="D7DDE7"/>
+            </w:tcBorders>
+            <w:tcMar>
+              <w:top w:w="80" w:type="dxa"/>
+              <w:start w:w="95" w:type="dxa"/>
+              <w:bottom w:w="80" w:type="dxa"/>
+              <w:end w:w="95" w:type="dxa"/>
+            </w:tcMar>
+            <w:vAlign w:val="center"/>
+          </w:tcPr>
+          <w:p>
+            <w:pPr>
+              <w:keepLines/>
+              <w:jc w:val="center"/>
+            </w:pPr>
+            <w:r>
+              <w:rPr>
+                <w:rFonts w:ascii="Inter" w:hAnsi="Inter"/>
+                <w:color w:val="151A24"/>
+                <w:sz w:val="18"/>
+              </w:rPr>
+              <w:t xml:space="preserve">Weekly Quests</w:t>
+            </w:r>
+          </w:p>
+        </w:tc>
+        <w:tc>
+          <w:tcPr>
+            <w:tcW w:type="dxa" w:w="3672"/>
+            <w:shd w:fill="FFFFFF"/>
+            <w:tcBorders>
+              <w:top w:val="single" w:sz="4" w:color="D7DDE7"/>
+              <w:left w:val="single" w:sz="4" w:color="D7DDE7"/>
+              <w:bottom w:val="single" w:sz="4" w:color="D7DDE7"/>
+              <w:right w:val="single" w:sz="4" w:color="D7DDE7"/>
+              <w:insideH w:val="single" w:sz="4" w:color="D7DDE7"/>
+              <w:insideV w:val="single" w:sz="4" w:color="D7DDE7"/>
+            </w:tcBorders>
+            <w:tcMar>
+              <w:top w:w="80" w:type="dxa"/>
+              <w:start w:w="95" w:type="dxa"/>
+              <w:bottom w:w="80" w:type="dxa"/>
+              <w:end w:w="95" w:type="dxa"/>
+            </w:tcMar>
+            <w:vAlign w:val="center"/>
+          </w:tcPr>
+          <w:p>
+            <w:pPr>
+              <w:keepLines/>
+              <w:jc w:val="left"/>
+            </w:pPr>
+            <w:r>
+              <w:rPr>
+                <w:rFonts w:ascii="Inter" w:hAnsi="Inter"/>
+                <w:color w:val="151A24"/>
+                <w:sz w:val="18"/>
+              </w:rPr>
+              <w:t xml:space="preserve">Give the knowledge build a short-term objective</w:t>
+            </w:r>
+          </w:p>
+        </w:tc>
+        <w:tc>
+          <w:tcPr>
+            <w:tcW w:type="dxa" w:w="4536"/>
+            <w:shd w:fill="FFFFFF"/>
+            <w:tcBorders>
+              <w:top w:val="single" w:sz="4" w:color="D7DDE7"/>
+              <w:left w:val="single" w:sz="4" w:color="D7DDE7"/>
+              <w:bottom w:val="single" w:sz="4" w:color="D7DDE7"/>
+              <w:right w:val="single" w:sz="4" w:color="D7DDE7"/>
+              <w:insideH w:val="single" w:sz="4" w:color="D7DDE7"/>
+              <w:insideV w:val="single" w:sz="4" w:color="D7DDE7"/>
+            </w:tcBorders>
+            <w:tcMar>
+              <w:top w:w="80" w:type="dxa"/>
+              <w:start w:w="95" w:type="dxa"/>
+              <w:bottom w:w="80" w:type="dxa"/>
+              <w:end w:w="95" w:type="dxa"/>
+            </w:tcMar>
+            <w:vAlign w:val="center"/>
+          </w:tcPr>
+          <w:p>
+            <w:pPr>
+              <w:keepLines/>
+              <w:jc w:val="left"/>
+            </w:pPr>
+            <w:r>
+              <w:rPr>
+                <w:rFonts w:ascii="Inter" w:hAnsi="Inter"/>
+                <w:color w:val="151A24"/>
+                <w:sz w:val="18"/>
+              </w:rPr>
+              <w:t xml:space="preserve">"I need five Art levels to finish The Roman World."</w:t>
             </w:r>
           </w:p>
         </w:tc>
@@ -1447,7 +1557,7 @@
                 <w:color w:val="151A24"/>
                 <w:sz w:val="17"/>
               </w:rPr>
-              <w:t>XP</w:t>
+              <w:t xml:space="preserve">XP</w:t>
             </w:r>
           </w:p>
         </w:tc>
@@ -1482,7 +1592,7 @@
                 <w:color w:val="151A24"/>
                 <w:sz w:val="17"/>
               </w:rPr>
-              <w:t>Moment-to-moment progress between levels</w:t>
+              <w:t xml:space="preserve">Moment-to-moment progress between levels</w:t>
             </w:r>
           </w:p>
         </w:tc>
@@ -1517,7 +1627,7 @@
                 <w:color w:val="151A24"/>
                 <w:sz w:val="17"/>
               </w:rPr>
-              <w:t>No - accumulative metric</w:t>
+              <w:t xml:space="preserve">No - accumulative metric</w:t>
             </w:r>
           </w:p>
         </w:tc>
@@ -1552,7 +1662,7 @@
                 <w:color w:val="151A24"/>
                 <w:sz w:val="17"/>
               </w:rPr>
-              <w:t>Yes, selectively</w:t>
+              <w:t xml:space="preserve">Yes, selectively</w:t>
             </w:r>
           </w:p>
         </w:tc>
@@ -1592,7 +1702,7 @@
                 <w:color w:val="151A24"/>
                 <w:sz w:val="17"/>
               </w:rPr>
-              <w:t>Skill Levels</w:t>
+              <w:t xml:space="preserve">Skill Levels</w:t>
             </w:r>
           </w:p>
         </w:tc>
@@ -1627,7 +1737,7 @@
                 <w:color w:val="151A24"/>
                 <w:sz w:val="17"/>
               </w:rPr>
-              <w:t>Canonical topic progression</w:t>
+              <w:t xml:space="preserve">Canonical topic progression</w:t>
             </w:r>
           </w:p>
         </w:tc>
@@ -1662,7 +1772,7 @@
                 <w:color w:val="151A24"/>
                 <w:sz w:val="17"/>
               </w:rPr>
-              <w:t>Yes</w:t>
+              <w:t xml:space="preserve">Yes</w:t>
             </w:r>
           </w:p>
         </w:tc>
@@ -1697,7 +1807,7 @@
                 <w:color w:val="151A24"/>
                 <w:sz w:val="17"/>
               </w:rPr>
-              <w:t>Yes</w:t>
+              <w:t xml:space="preserve">Yes</w:t>
             </w:r>
           </w:p>
         </w:tc>
@@ -1737,7 +1847,7 @@
                 <w:color w:val="151A24"/>
                 <w:sz w:val="17"/>
               </w:rPr>
-              <w:t>Ranks</w:t>
+              <w:t xml:space="preserve">Ranks</w:t>
             </w:r>
           </w:p>
         </w:tc>
@@ -1772,7 +1882,7 @@
                 <w:color w:val="151A24"/>
                 <w:sz w:val="17"/>
               </w:rPr>
-              <w:t>Medium milestone recognition</w:t>
+              <w:t xml:space="preserve">Medium milestone recognition</w:t>
             </w:r>
           </w:p>
         </w:tc>
@@ -1807,7 +1917,7 @@
                 <w:color w:val="151A24"/>
                 <w:sz w:val="17"/>
               </w:rPr>
-              <w:t>Yes</w:t>
+              <w:t xml:space="preserve">Yes</w:t>
             </w:r>
           </w:p>
         </w:tc>
@@ -1842,7 +1952,7 @@
                 <w:color w:val="151A24"/>
                 <w:sz w:val="17"/>
               </w:rPr>
-              <w:t>Yes</w:t>
+              <w:t xml:space="preserve">Yes</w:t>
             </w:r>
           </w:p>
         </w:tc>
@@ -1882,7 +1992,7 @@
                 <w:color w:val="151A24"/>
                 <w:sz w:val="17"/>
               </w:rPr>
-              <w:t>Mastery Stars</w:t>
+              <w:t xml:space="preserve">Mastery Stars</w:t>
             </w:r>
           </w:p>
         </w:tc>
@@ -1917,7 +2027,7 @@
                 <w:color w:val="151A24"/>
                 <w:sz w:val="17"/>
               </w:rPr>
-              <w:t>Deep skill completion / prestige</w:t>
+              <w:t xml:space="preserve">Deep skill completion / prestige</w:t>
             </w:r>
           </w:p>
         </w:tc>
@@ -1952,7 +2062,7 @@
                 <w:color w:val="151A24"/>
                 <w:sz w:val="17"/>
               </w:rPr>
-              <w:t>Yes</w:t>
+              <w:t xml:space="preserve">Yes</w:t>
             </w:r>
           </w:p>
         </w:tc>
@@ -1987,7 +2097,7 @@
                 <w:color w:val="151A24"/>
                 <w:sz w:val="17"/>
               </w:rPr>
-              <w:t>Yes</w:t>
+              <w:t xml:space="preserve">Yes</w:t>
             </w:r>
           </w:p>
         </w:tc>
@@ -2027,7 +2137,7 @@
                 <w:color w:val="151A24"/>
                 <w:sz w:val="17"/>
               </w:rPr>
-              <w:t>Trophies</w:t>
+              <w:t xml:space="preserve">Trophies</w:t>
             </w:r>
           </w:p>
         </w:tc>
@@ -2062,7 +2172,7 @@
                 <w:color w:val="151A24"/>
                 <w:sz w:val="17"/>
               </w:rPr>
-              <w:t>Named accomplishments</w:t>
+              <w:t xml:space="preserve">Named accomplishments</w:t>
             </w:r>
           </w:p>
         </w:tc>
@@ -2097,7 +2207,7 @@
                 <w:color w:val="151A24"/>
                 <w:sz w:val="17"/>
               </w:rPr>
-              <w:t>Yes</w:t>
+              <w:t xml:space="preserve">Yes</w:t>
             </w:r>
           </w:p>
         </w:tc>
@@ -2132,7 +2242,7 @@
                 <w:color w:val="151A24"/>
                 <w:sz w:val="17"/>
               </w:rPr>
-              <w:t>Yes</w:t>
+              <w:t xml:space="preserve">Yes</w:t>
             </w:r>
           </w:p>
         </w:tc>
@@ -2172,7 +2282,7 @@
                 <w:color w:val="151A24"/>
                 <w:sz w:val="17"/>
               </w:rPr>
-              <w:t>Titles</w:t>
+              <w:t xml:space="preserve">Titles</w:t>
             </w:r>
           </w:p>
         </w:tc>
@@ -2207,7 +2317,7 @@
                 <w:color w:val="151A24"/>
                 <w:sz w:val="17"/>
               </w:rPr>
-              <w:t>One chosen identity label</w:t>
+              <w:t xml:space="preserve">One chosen identity label</w:t>
             </w:r>
           </w:p>
         </w:tc>
@@ -2242,7 +2352,7 @@
                 <w:color w:val="151A24"/>
                 <w:sz w:val="17"/>
               </w:rPr>
-              <w:t>Yes once earned</w:t>
+              <w:t xml:space="preserve">Yes once earned</w:t>
             </w:r>
           </w:p>
         </w:tc>
@@ -2277,7 +2387,7 @@
                 <w:color w:val="151A24"/>
                 <w:sz w:val="17"/>
               </w:rPr>
-              <w:t>Yes</w:t>
+              <w:t xml:space="preserve">Yes</w:t>
             </w:r>
           </w:p>
         </w:tc>
@@ -2317,7 +2427,7 @@
                 <w:color w:val="151A24"/>
                 <w:sz w:val="17"/>
               </w:rPr>
-              <w:t>Cosmetics</w:t>
+              <w:t xml:space="preserve">Cosmetics</w:t>
             </w:r>
           </w:p>
         </w:tc>
@@ -2352,7 +2462,7 @@
                 <w:color w:val="151A24"/>
                 <w:sz w:val="17"/>
               </w:rPr>
-              <w:t>Visual proof of accomplishments</w:t>
+              <w:t xml:space="preserve">Visual proof of accomplishments</w:t>
             </w:r>
           </w:p>
         </w:tc>
@@ -2387,7 +2497,7 @@
                 <w:color w:val="151A24"/>
                 <w:sz w:val="17"/>
               </w:rPr>
-              <w:t>Yes once earned</w:t>
+              <w:t xml:space="preserve">Yes once earned</w:t>
             </w:r>
           </w:p>
         </w:tc>
@@ -2422,7 +2532,7 @@
                 <w:color w:val="151A24"/>
                 <w:sz w:val="17"/>
               </w:rPr>
-              <w:t>Yes</w:t>
+              <w:t xml:space="preserve">Yes</w:t>
             </w:r>
           </w:p>
         </w:tc>
@@ -2462,7 +2572,7 @@
                 <w:color w:val="151A24"/>
                 <w:sz w:val="17"/>
               </w:rPr>
-              <w:t>Personal Records</w:t>
+              <w:t xml:space="preserve">Weekly Quest rewards</w:t>
             </w:r>
           </w:p>
         </w:tc>
@@ -2497,7 +2607,7 @@
                 <w:color w:val="151A24"/>
                 <w:sz w:val="17"/>
               </w:rPr>
-              <w:t>Best-week / best-recall milestones</w:t>
+              <w:t xml:space="preserve">Trophy, title, cosmetic and XP bonus for completing a themed build</w:t>
             </w:r>
           </w:p>
         </w:tc>
@@ -2532,7 +2642,7 @@
                 <w:color w:val="151A24"/>
                 <w:sz w:val="17"/>
               </w:rPr>
-              <w:t>Yes</w:t>
+              <w:t xml:space="preserve">Yes</w:t>
             </w:r>
           </w:p>
         </w:tc>
@@ -2567,7 +2677,7 @@
                 <w:color w:val="151A24"/>
                 <w:sz w:val="17"/>
               </w:rPr>
-              <w:t>Optional</w:t>
+              <w:t xml:space="preserve">Yes</w:t>
             </w:r>
           </w:p>
         </w:tc>
@@ -2607,7 +2717,7 @@
                 <w:color w:val="151A24"/>
                 <w:sz w:val="17"/>
               </w:rPr>
-              <w:t>Current Streak</w:t>
+              <w:t xml:space="preserve">Personal Records</w:t>
             </w:r>
           </w:p>
         </w:tc>
@@ -2642,7 +2752,7 @@
                 <w:color w:val="151A24"/>
                 <w:sz w:val="17"/>
               </w:rPr>
-              <w:t>Low-priority consistency stat</w:t>
+              <w:t xml:space="preserve">Best-week / best-recall milestones</w:t>
             </w:r>
           </w:p>
         </w:tc>
@@ -2677,7 +2787,7 @@
                 <w:color w:val="151A24"/>
                 <w:sz w:val="17"/>
               </w:rPr>
-              <w:t>No</w:t>
+              <w:t xml:space="preserve">Yes</w:t>
             </w:r>
           </w:p>
         </w:tc>
@@ -2712,7 +2822,152 @@
                 <w:color w:val="151A24"/>
                 <w:sz w:val="17"/>
               </w:rPr>
-              <w:t>Optional</w:t>
+              <w:t xml:space="preserve">Optional</w:t>
+            </w:r>
+          </w:p>
+        </w:tc>
+      </w:tr>
+      <w:tr>
+        <w:trPr>
+          <w:trHeight w:hRule="atLeast"/>
+        </w:trPr>
+        <w:tc>
+          <w:tcPr>
+            <w:tcW w:type="dxa" w:w="1872"/>
+            <w:shd w:fill="FFFFFF"/>
+            <w:tcBorders>
+              <w:top w:val="single" w:sz="4" w:color="D7DDE7"/>
+              <w:left w:val="single" w:sz="4" w:color="D7DDE7"/>
+              <w:bottom w:val="single" w:sz="4" w:color="D7DDE7"/>
+              <w:right w:val="single" w:sz="4" w:color="D7DDE7"/>
+              <w:insideH w:val="single" w:sz="4" w:color="D7DDE7"/>
+              <w:insideV w:val="single" w:sz="4" w:color="D7DDE7"/>
+            </w:tcBorders>
+            <w:tcMar>
+              <w:top w:w="80" w:type="dxa"/>
+              <w:start w:w="95" w:type="dxa"/>
+              <w:bottom w:w="80" w:type="dxa"/>
+              <w:end w:w="95" w:type="dxa"/>
+            </w:tcMar>
+            <w:vAlign w:val="center"/>
+          </w:tcPr>
+          <w:p>
+            <w:pPr>
+              <w:keepLines/>
+              <w:jc w:val="center"/>
+            </w:pPr>
+            <w:r>
+              <w:rPr>
+                <w:rFonts w:ascii="Inter" w:hAnsi="Inter"/>
+                <w:color w:val="151A24"/>
+                <w:sz w:val="17"/>
+              </w:rPr>
+              <w:t xml:space="preserve">Current Streak</w:t>
+            </w:r>
+          </w:p>
+        </w:tc>
+        <w:tc>
+          <w:tcPr>
+            <w:tcW w:type="dxa" w:w="3672"/>
+            <w:shd w:fill="FFFFFF"/>
+            <w:tcBorders>
+              <w:top w:val="single" w:sz="4" w:color="D7DDE7"/>
+              <w:left w:val="single" w:sz="4" w:color="D7DDE7"/>
+              <w:bottom w:val="single" w:sz="4" w:color="D7DDE7"/>
+              <w:right w:val="single" w:sz="4" w:color="D7DDE7"/>
+              <w:insideH w:val="single" w:sz="4" w:color="D7DDE7"/>
+              <w:insideV w:val="single" w:sz="4" w:color="D7DDE7"/>
+            </w:tcBorders>
+            <w:tcMar>
+              <w:top w:w="80" w:type="dxa"/>
+              <w:start w:w="95" w:type="dxa"/>
+              <w:bottom w:w="80" w:type="dxa"/>
+              <w:end w:w="95" w:type="dxa"/>
+            </w:tcMar>
+            <w:vAlign w:val="center"/>
+          </w:tcPr>
+          <w:p>
+            <w:pPr>
+              <w:keepLines/>
+              <w:jc w:val="left"/>
+            </w:pPr>
+            <w:r>
+              <w:rPr>
+                <w:rFonts w:ascii="Inter" w:hAnsi="Inter"/>
+                <w:color w:val="151A24"/>
+                <w:sz w:val="17"/>
+              </w:rPr>
+              <w:t xml:space="preserve">Low-priority consistency stat</w:t>
+            </w:r>
+          </w:p>
+        </w:tc>
+        <w:tc>
+          <w:tcPr>
+            <w:tcW w:type="dxa" w:w="1800"/>
+            <w:shd w:fill="FFFFFF"/>
+            <w:tcBorders>
+              <w:top w:val="single" w:sz="4" w:color="D7DDE7"/>
+              <w:left w:val="single" w:sz="4" w:color="D7DDE7"/>
+              <w:bottom w:val="single" w:sz="4" w:color="D7DDE7"/>
+              <w:right w:val="single" w:sz="4" w:color="D7DDE7"/>
+              <w:insideH w:val="single" w:sz="4" w:color="D7DDE7"/>
+              <w:insideV w:val="single" w:sz="4" w:color="D7DDE7"/>
+            </w:tcBorders>
+            <w:tcMar>
+              <w:top w:w="80" w:type="dxa"/>
+              <w:start w:w="95" w:type="dxa"/>
+              <w:bottom w:w="80" w:type="dxa"/>
+              <w:end w:w="95" w:type="dxa"/>
+            </w:tcMar>
+            <w:vAlign w:val="center"/>
+          </w:tcPr>
+          <w:p>
+            <w:pPr>
+              <w:keepLines/>
+              <w:jc w:val="left"/>
+            </w:pPr>
+            <w:r>
+              <w:rPr>
+                <w:rFonts w:ascii="Inter" w:hAnsi="Inter"/>
+                <w:color w:val="151A24"/>
+                <w:sz w:val="17"/>
+              </w:rPr>
+              <w:t xml:space="preserve">No</w:t>
+            </w:r>
+          </w:p>
+        </w:tc>
+        <w:tc>
+          <w:tcPr>
+            <w:tcW w:type="dxa" w:w="2448"/>
+            <w:shd w:fill="FFFFFF"/>
+            <w:tcBorders>
+              <w:top w:val="single" w:sz="4" w:color="D7DDE7"/>
+              <w:left w:val="single" w:sz="4" w:color="D7DDE7"/>
+              <w:bottom w:val="single" w:sz="4" w:color="D7DDE7"/>
+              <w:right w:val="single" w:sz="4" w:color="D7DDE7"/>
+              <w:insideH w:val="single" w:sz="4" w:color="D7DDE7"/>
+              <w:insideV w:val="single" w:sz="4" w:color="D7DDE7"/>
+            </w:tcBorders>
+            <w:tcMar>
+              <w:top w:w="80" w:type="dxa"/>
+              <w:start w:w="95" w:type="dxa"/>
+              <w:bottom w:w="80" w:type="dxa"/>
+              <w:end w:w="95" w:type="dxa"/>
+            </w:tcMar>
+            <w:vAlign w:val="center"/>
+          </w:tcPr>
+          <w:p>
+            <w:pPr>
+              <w:keepLines/>
+              <w:jc w:val="left"/>
+            </w:pPr>
+            <w:r>
+              <w:rPr>
+                <w:rFonts w:ascii="Inter" w:hAnsi="Inter"/>
+                <w:color w:val="151A24"/>
+                <w:sz w:val="17"/>
+              </w:rPr>
+              <w:t xml:space="preserve">Optional</w:t>
             </w:r>
           </w:p>
         </w:tc>
@@ -2823,7 +3078,7 @@
         <w:rPr>
           <w:rFonts w:ascii="Inter" w:hAnsi="Inter"/>
         </w:rPr>
-        <w:t>The profile should read like an RPG character sheet for a real mind. The three rarest trophies are displayed first, then the user's strongest skills, then the full trophy collection and supporting stats.</w:t>
+        <w:t xml:space="preserve">The profile should read like an RPG character sheet for a real mind. Display order: username, Knowledge Level, equipped title, the three rarest or most prestigious trophies, skill levels with prestige stars, then the full trophy collection and other accomplishments and stats. Weekly Quest trophies compete for the top three like any other trophy.</w:t>
       </w:r>
     </w:p>
     <w:tbl>
@@ -4383,7 +4638,7 @@
                 <w:color w:val="151A24"/>
                 <w:sz w:val="17"/>
               </w:rPr>
-              <w:t>Mastery</w:t>
+              <w:t xml:space="preserve">Mastery</w:t>
             </w:r>
           </w:p>
         </w:tc>
@@ -4418,7 +4673,7 @@
                 <w:color w:val="151A24"/>
                 <w:sz w:val="17"/>
               </w:rPr>
-              <w:t>First Star, Deep Dive, Triple Prestige</w:t>
+              <w:t xml:space="preserve">First Star, Deep Dive, Triple Prestige</w:t>
             </w:r>
           </w:p>
         </w:tc>
@@ -4453,7 +4708,7 @@
                 <w:color w:val="151A24"/>
                 <w:sz w:val="17"/>
               </w:rPr>
-              <w:t>Depth</w:t>
+              <w:t xml:space="preserve">Depth</w:t>
             </w:r>
           </w:p>
         </w:tc>
@@ -4493,7 +4748,7 @@
                 <w:color w:val="151A24"/>
                 <w:sz w:val="17"/>
               </w:rPr>
-              <w:t>Subject</w:t>
+              <w:t xml:space="preserve">Subject</w:t>
             </w:r>
           </w:p>
         </w:tc>
@@ -4528,7 +4783,7 @@
                 <w:color w:val="151A24"/>
                 <w:sz w:val="17"/>
               </w:rPr>
-              <w:t>Historian, Astronomer, Cartographer</w:t>
+              <w:t xml:space="preserve">Historian, Astronomer, Cartographer</w:t>
             </w:r>
           </w:p>
         </w:tc>
@@ -4563,7 +4818,7 @@
                 <w:color w:val="151A24"/>
                 <w:sz w:val="17"/>
               </w:rPr>
-              <w:t>Identity</w:t>
+              <w:t xml:space="preserve">Identity</w:t>
             </w:r>
           </w:p>
         </w:tc>
@@ -4603,7 +4858,7 @@
                 <w:color w:val="151A24"/>
                 <w:sz w:val="17"/>
               </w:rPr>
-              <w:t>Collections</w:t>
+              <w:t xml:space="preserve">Collections</w:t>
             </w:r>
           </w:p>
         </w:tc>
@@ -4638,7 +4893,7 @@
                 <w:color w:val="151A24"/>
                 <w:sz w:val="17"/>
               </w:rPr>
-              <w:t>Keeper of Antiquity, World Scholar</w:t>
+              <w:t xml:space="preserve">Keeper of Antiquity, World Scholar</w:t>
             </w:r>
           </w:p>
         </w:tc>
@@ -4673,7 +4928,7 @@
                 <w:color w:val="151A24"/>
                 <w:sz w:val="17"/>
               </w:rPr>
-              <w:t>Cross-tree completion</w:t>
+              <w:t xml:space="preserve">Cross-tree completion</w:t>
             </w:r>
           </w:p>
         </w:tc>
@@ -4713,7 +4968,7 @@
                 <w:color w:val="151A24"/>
                 <w:sz w:val="17"/>
               </w:rPr>
-              <w:t>Knowledge</w:t>
+              <w:t xml:space="preserve">Knowledge</w:t>
             </w:r>
           </w:p>
         </w:tc>
@@ -4748,7 +5003,7 @@
                 <w:color w:val="151A24"/>
                 <w:sz w:val="17"/>
               </w:rPr>
-              <w:t>100 / 1,000 / 5,000 / 10,000 concepts</w:t>
+              <w:t xml:space="preserve">100 / 1,000 / 5,000 / 10,000 concepts</w:t>
             </w:r>
           </w:p>
         </w:tc>
@@ -4783,7 +5038,7 @@
                 <w:color w:val="151A24"/>
                 <w:sz w:val="17"/>
               </w:rPr>
-              <w:t>Scale</w:t>
+              <w:t xml:space="preserve">Scale</w:t>
             </w:r>
           </w:p>
         </w:tc>
@@ -4823,7 +5078,7 @@
                 <w:color w:val="151A24"/>
                 <w:sz w:val="17"/>
               </w:rPr>
-              <w:t>Recall</w:t>
+              <w:t xml:space="preserve">Recall</w:t>
             </w:r>
           </w:p>
         </w:tc>
@@ -4858,7 +5113,7 @@
                 <w:color w:val="151A24"/>
                 <w:sz w:val="17"/>
               </w:rPr>
-              <w:t>90% recall month, 1,000 successful recalls</w:t>
+              <w:t xml:space="preserve">90% recall month, 1,000 successful recalls</w:t>
             </w:r>
           </w:p>
         </w:tc>
@@ -4893,7 +5148,7 @@
                 <w:color w:val="151A24"/>
                 <w:sz w:val="17"/>
               </w:rPr>
-              <w:t>Retention</w:t>
+              <w:t xml:space="preserve">Retention</w:t>
             </w:r>
           </w:p>
         </w:tc>
@@ -4933,7 +5188,7 @@
                 <w:color w:val="151A24"/>
                 <w:sz w:val="17"/>
               </w:rPr>
-              <w:t>Consistency</w:t>
+              <w:t xml:space="preserve">Consistency</w:t>
             </w:r>
           </w:p>
         </w:tc>
@@ -4968,7 +5223,7 @@
                 <w:color w:val="151A24"/>
                 <w:sz w:val="17"/>
               </w:rPr>
-              <w:t>7 / 30 / 100 / 365 learning days</w:t>
+              <w:t xml:space="preserve">7 / 30 / 100 / 365 learning days</w:t>
             </w:r>
           </w:p>
         </w:tc>
@@ -5003,7 +5258,7 @@
                 <w:color w:val="151A24"/>
                 <w:sz w:val="17"/>
               </w:rPr>
-              <w:t>Habit without fear</w:t>
+              <w:t xml:space="preserve">Habit without fear</w:t>
             </w:r>
           </w:p>
         </w:tc>
@@ -5043,7 +5298,7 @@
                 <w:color w:val="151A24"/>
                 <w:sz w:val="17"/>
               </w:rPr>
-              <w:t>Social</w:t>
+              <w:t xml:space="preserve">Social</w:t>
             </w:r>
           </w:p>
         </w:tc>
@@ -5078,7 +5333,7 @@
                 <w:color w:val="151A24"/>
                 <w:sz w:val="17"/>
               </w:rPr>
-              <w:t>First Challenge Win, 50 Friend Wins</w:t>
+              <w:t xml:space="preserve">First Challenge Win, 50 Friend Wins</w:t>
             </w:r>
           </w:p>
         </w:tc>
@@ -5113,7 +5368,7 @@
                 <w:color w:val="151A24"/>
                 <w:sz w:val="17"/>
               </w:rPr>
-              <w:t>Interaction</w:t>
+              <w:t xml:space="preserve">Interaction</w:t>
             </w:r>
           </w:p>
         </w:tc>
@@ -5153,7 +5408,7 @@
                 <w:color w:val="151A24"/>
                 <w:sz w:val="17"/>
               </w:rPr>
-              <w:t>Oddities</w:t>
+              <w:t xml:space="preserve">Quest</w:t>
             </w:r>
           </w:p>
         </w:tc>
@@ -5188,7 +5443,7 @@
                 <w:color w:val="151A24"/>
                 <w:sz w:val="17"/>
               </w:rPr>
-              <w:t>Wrong Turn, Night Owl, Rabbit Hole</w:t>
+              <w:t xml:space="preserve">The Roman World, The Moon Landing, Age of Dinosaurs</w:t>
             </w:r>
           </w:p>
         </w:tc>
@@ -5223,7 +5478,117 @@
                 <w:color w:val="151A24"/>
                 <w:sz w:val="17"/>
               </w:rPr>
-              <w:t>Personality</w:t>
+              <w:t xml:space="preserve">Breadth built toward a theme</w:t>
+            </w:r>
+          </w:p>
+        </w:tc>
+      </w:tr>
+      <w:tr>
+        <w:trPr>
+          <w:trHeight w:hRule="atLeast"/>
+        </w:trPr>
+        <w:tc>
+          <w:tcPr>
+            <w:tcW w:type="dxa" w:w="1872"/>
+            <w:shd w:fill="FFFFFF"/>
+            <w:tcBorders>
+              <w:top w:val="single" w:sz="4" w:color="D7DDE7"/>
+              <w:left w:val="single" w:sz="4" w:color="D7DDE7"/>
+              <w:bottom w:val="single" w:sz="4" w:color="D7DDE7"/>
+              <w:right w:val="single" w:sz="4" w:color="D7DDE7"/>
+              <w:insideH w:val="single" w:sz="4" w:color="D7DDE7"/>
+              <w:insideV w:val="single" w:sz="4" w:color="D7DDE7"/>
+            </w:tcBorders>
+            <w:tcMar>
+              <w:top w:w="80" w:type="dxa"/>
+              <w:start w:w="95" w:type="dxa"/>
+              <w:bottom w:w="80" w:type="dxa"/>
+              <w:end w:w="95" w:type="dxa"/>
+            </w:tcMar>
+            <w:vAlign w:val="center"/>
+          </w:tcPr>
+          <w:p>
+            <w:pPr>
+              <w:keepLines/>
+              <w:jc w:val="center"/>
+            </w:pPr>
+            <w:r>
+              <w:rPr>
+                <w:rFonts w:ascii="Inter" w:hAnsi="Inter"/>
+                <w:color w:val="151A24"/>
+                <w:sz w:val="17"/>
+              </w:rPr>
+              <w:t xml:space="preserve">Oddities</w:t>
+            </w:r>
+          </w:p>
+        </w:tc>
+        <w:tc>
+          <w:tcPr>
+            <w:tcW w:type="dxa" w:w="4608"/>
+            <w:shd w:fill="FFFFFF"/>
+            <w:tcBorders>
+              <w:top w:val="single" w:sz="4" w:color="D7DDE7"/>
+              <w:left w:val="single" w:sz="4" w:color="D7DDE7"/>
+              <w:bottom w:val="single" w:sz="4" w:color="D7DDE7"/>
+              <w:right w:val="single" w:sz="4" w:color="D7DDE7"/>
+              <w:insideH w:val="single" w:sz="4" w:color="D7DDE7"/>
+              <w:insideV w:val="single" w:sz="4" w:color="D7DDE7"/>
+            </w:tcBorders>
+            <w:tcMar>
+              <w:top w:w="80" w:type="dxa"/>
+              <w:start w:w="95" w:type="dxa"/>
+              <w:bottom w:w="80" w:type="dxa"/>
+              <w:end w:w="95" w:type="dxa"/>
+            </w:tcMar>
+            <w:vAlign w:val="center"/>
+          </w:tcPr>
+          <w:p>
+            <w:pPr>
+              <w:keepLines/>
+              <w:jc w:val="left"/>
+            </w:pPr>
+            <w:r>
+              <w:rPr>
+                <w:rFonts w:ascii="Inter" w:hAnsi="Inter"/>
+                <w:color w:val="151A24"/>
+                <w:sz w:val="17"/>
+              </w:rPr>
+              <w:t xml:space="preserve">Wrong Turn, Night Owl, Rabbit Hole</w:t>
+            </w:r>
+          </w:p>
+        </w:tc>
+        <w:tc>
+          <w:tcPr>
+            <w:tcW w:type="dxa" w:w="3528"/>
+            <w:shd w:fill="FFFFFF"/>
+            <w:tcBorders>
+              <w:top w:val="single" w:sz="4" w:color="D7DDE7"/>
+              <w:left w:val="single" w:sz="4" w:color="D7DDE7"/>
+              <w:bottom w:val="single" w:sz="4" w:color="D7DDE7"/>
+              <w:right w:val="single" w:sz="4" w:color="D7DDE7"/>
+              <w:insideH w:val="single" w:sz="4" w:color="D7DDE7"/>
+              <w:insideV w:val="single" w:sz="4" w:color="D7DDE7"/>
+            </w:tcBorders>
+            <w:tcMar>
+              <w:top w:w="80" w:type="dxa"/>
+              <w:start w:w="95" w:type="dxa"/>
+              <w:bottom w:w="80" w:type="dxa"/>
+              <w:end w:w="95" w:type="dxa"/>
+            </w:tcMar>
+            <w:vAlign w:val="center"/>
+          </w:tcPr>
+          <w:p>
+            <w:pPr>
+              <w:keepLines/>
+              <w:jc w:val="left"/>
+            </w:pPr>
+            <w:r>
+              <w:rPr>
+                <w:rFonts w:ascii="Inter" w:hAnsi="Inter"/>
+                <w:color w:val="151A24"/>
+                <w:sz w:val="17"/>
+              </w:rPr>
+              <w:t xml:space="preserve">Personality</w:t>
             </w:r>
           </w:p>
         </w:tc>
@@ -5291,7 +5656,7 @@
                 <w:color w:val="151A24"/>
                 <w:sz w:val="19"/>
               </w:rPr>
-              <w:t>Rarity is calculated from the percentage of eligible active users who have earned the trophy. Do not assign fake rarity labels just to make something feel special.</w:t>
+              <w:t>Rarity is calculated from the percentage of eligible active users who have earned the trophy. Do not assign fake rarity labels just to make something feel special. Weekly Quest trophies follow the same rule: show a figure such as “3.2% earned” only once enough eligible learners exist to calculate it honestly.</w:t>
             </w:r>
           </w:p>
         </w:tc>
@@ -6577,7 +6942,7 @@
                 <w:color w:val="151A24"/>
                 <w:sz w:val="18"/>
               </w:rPr>
-              <w:t>The Historian</w:t>
+              <w:t xml:space="preserve">The Historian</w:t>
             </w:r>
           </w:p>
         </w:tc>
@@ -6612,7 +6977,7 @@
                 <w:color w:val="151A24"/>
                 <w:sz w:val="18"/>
               </w:rPr>
-              <w:t>Master 3 history branches</w:t>
+              <w:t xml:space="preserve">Master 3 history branches</w:t>
             </w:r>
           </w:p>
         </w:tc>
@@ -6652,7 +7017,7 @@
                 <w:color w:val="151A24"/>
                 <w:sz w:val="18"/>
               </w:rPr>
-              <w:t>The Astronomer</w:t>
+              <w:t xml:space="preserve">The Astronomer</w:t>
             </w:r>
           </w:p>
         </w:tc>
@@ -6687,7 +7052,7 @@
                 <w:color w:val="151A24"/>
                 <w:sz w:val="18"/>
               </w:rPr>
-              <w:t>Reach Astronomy Lv. 100</w:t>
+              <w:t xml:space="preserve">Reach Astronomy Lv. 100</w:t>
             </w:r>
           </w:p>
         </w:tc>
@@ -6727,7 +7092,7 @@
                 <w:color w:val="151A24"/>
                 <w:sz w:val="18"/>
               </w:rPr>
-              <w:t>Renaissance Mind</w:t>
+              <w:t xml:space="preserve">Renaissance Mind</w:t>
             </w:r>
           </w:p>
         </w:tc>
@@ -6762,7 +7127,7 @@
                 <w:color w:val="151A24"/>
                 <w:sz w:val="18"/>
               </w:rPr>
-              <w:t>Master qualifying History + Art + Science branches</w:t>
+              <w:t xml:space="preserve">Master qualifying History + Art + Science branches</w:t>
             </w:r>
           </w:p>
         </w:tc>
@@ -6802,7 +7167,7 @@
                 <w:color w:val="151A24"/>
                 <w:sz w:val="18"/>
               </w:rPr>
-              <w:t>Polymath</w:t>
+              <w:t xml:space="preserve">Polymath</w:t>
             </w:r>
           </w:p>
         </w:tc>
@@ -6837,7 +7202,7 @@
                 <w:color w:val="151A24"/>
                 <w:sz w:val="18"/>
               </w:rPr>
-              <w:t>Earn mastery in 5 distinct skill families</w:t>
+              <w:t xml:space="preserve">Earn mastery in 5 distinct skill families</w:t>
             </w:r>
           </w:p>
         </w:tc>
@@ -6877,7 +7242,7 @@
                 <w:color w:val="151A24"/>
                 <w:sz w:val="18"/>
               </w:rPr>
-              <w:t>Walking Encyclopedia</w:t>
+              <w:t xml:space="preserve">Walking Encyclopedia</w:t>
             </w:r>
           </w:p>
         </w:tc>
@@ -6912,7 +7277,82 @@
                 <w:color w:val="151A24"/>
                 <w:sz w:val="18"/>
               </w:rPr>
-              <w:t>Hit an extreme total mastered-concept milestone</w:t>
+              <w:t xml:space="preserve">Hit an extreme total mastered-concept milestone</w:t>
+            </w:r>
+          </w:p>
+        </w:tc>
+      </w:tr>
+      <w:tr>
+        <w:trPr>
+          <w:trHeight w:hRule="atLeast"/>
+        </w:trPr>
+        <w:tc>
+          <w:tcPr>
+            <w:tcW w:type="dxa" w:w="3168"/>
+            <w:shd w:fill="FFFFFF"/>
+            <w:tcBorders>
+              <w:top w:val="single" w:sz="4" w:color="D7DDE7"/>
+              <w:left w:val="single" w:sz="4" w:color="D7DDE7"/>
+              <w:bottom w:val="single" w:sz="4" w:color="D7DDE7"/>
+              <w:right w:val="single" w:sz="4" w:color="D7DDE7"/>
+              <w:insideH w:val="single" w:sz="4" w:color="D7DDE7"/>
+              <w:insideV w:val="single" w:sz="4" w:color="D7DDE7"/>
+            </w:tcBorders>
+            <w:tcMar>
+              <w:top w:w="80" w:type="dxa"/>
+              <w:start w:w="95" w:type="dxa"/>
+              <w:bottom w:w="80" w:type="dxa"/>
+              <w:end w:w="95" w:type="dxa"/>
+            </w:tcMar>
+            <w:vAlign w:val="center"/>
+          </w:tcPr>
+          <w:p>
+            <w:pPr>
+              <w:keepLines/>
+              <w:jc w:val="center"/>
+            </w:pPr>
+            <w:r>
+              <w:rPr>
+                <w:rFonts w:ascii="Inter" w:hAnsi="Inter"/>
+                <w:color w:val="151A24"/>
+                <w:sz w:val="18"/>
+              </w:rPr>
+              <w:t xml:space="preserve">Citizen of Rome</w:t>
+            </w:r>
+          </w:p>
+        </w:tc>
+        <w:tc>
+          <w:tcPr>
+            <w:tcW w:type="dxa" w:w="6840"/>
+            <w:shd w:fill="FFFFFF"/>
+            <w:tcBorders>
+              <w:top w:val="single" w:sz="4" w:color="D7DDE7"/>
+              <w:left w:val="single" w:sz="4" w:color="D7DDE7"/>
+              <w:bottom w:val="single" w:sz="4" w:color="D7DDE7"/>
+              <w:right w:val="single" w:sz="4" w:color="D7DDE7"/>
+              <w:insideH w:val="single" w:sz="4" w:color="D7DDE7"/>
+              <w:insideV w:val="single" w:sz="4" w:color="D7DDE7"/>
+            </w:tcBorders>
+            <w:tcMar>
+              <w:top w:w="80" w:type="dxa"/>
+              <w:start w:w="95" w:type="dxa"/>
+              <w:bottom w:w="80" w:type="dxa"/>
+              <w:end w:w="95" w:type="dxa"/>
+            </w:tcMar>
+            <w:vAlign w:val="center"/>
+          </w:tcPr>
+          <w:p>
+            <w:pPr>
+              <w:keepLines/>
+              <w:jc w:val="left"/>
+            </w:pPr>
+            <w:r>
+              <w:rPr>
+                <w:rFonts w:ascii="Inter" w:hAnsi="Inter"/>
+                <w:color w:val="151A24"/>
+                <w:sz w:val="18"/>
+              </w:rPr>
+              <w:t xml:space="preserve">Complete The Roman World Weekly Quest</w:t>
             </w:r>
           </w:p>
         </w:tc>
@@ -7082,7 +7522,7 @@
                 <w:color w:val="151A24"/>
                 <w:sz w:val="18"/>
               </w:rPr>
-              <w:t>Celebrate levels gained this week</w:t>
+              <w:t xml:space="preserve">Celebrate levels gained this week</w:t>
             </w:r>
           </w:p>
         </w:tc>
@@ -7117,7 +7557,7 @@
                 <w:color w:val="151A24"/>
                 <w:sz w:val="18"/>
               </w:rPr>
-              <w:t>"Your streak is about to die" push notifications</w:t>
+              <w:t xml:space="preserve">"Your streak is about to die" push notifications</w:t>
             </w:r>
           </w:p>
         </w:tc>
@@ -7157,7 +7597,7 @@
                 <w:color w:val="151A24"/>
                 <w:sz w:val="18"/>
               </w:rPr>
-              <w:t>Show concepts mastered and recalled</w:t>
+              <w:t xml:space="preserve">Show concepts mastered and recalled</w:t>
             </w:r>
           </w:p>
         </w:tc>
@@ -7192,7 +7632,7 @@
                 <w:color w:val="151A24"/>
                 <w:sz w:val="18"/>
               </w:rPr>
-              <w:t>Paid streak freezes</w:t>
+              <w:t xml:space="preserve">Paid streak freezes</w:t>
             </w:r>
           </w:p>
         </w:tc>
@@ -7232,7 +7672,7 @@
                 <w:color w:val="151A24"/>
                 <w:sz w:val="18"/>
               </w:rPr>
-              <w:t>Award permanent 7/30/100/365-day trophies</w:t>
+              <w:t xml:space="preserve">Award permanent 7/30/100/365-day trophies</w:t>
             </w:r>
           </w:p>
         </w:tc>
@@ -7267,7 +7707,7 @@
                 <w:color w:val="151A24"/>
                 <w:sz w:val="18"/>
               </w:rPr>
-              <w:t>Punish missed days by removing earned status</w:t>
+              <w:t xml:space="preserve">Punish missed days by removing earned status</w:t>
             </w:r>
           </w:p>
         </w:tc>
@@ -7307,7 +7747,7 @@
                 <w:color w:val="151A24"/>
                 <w:sz w:val="18"/>
               </w:rPr>
-              <w:t>Welcome returning users back to their exact progress</w:t>
+              <w:t xml:space="preserve">Welcome returning users back to their exact progress</w:t>
             </w:r>
           </w:p>
         </w:tc>
@@ -7342,7 +7782,7 @@
                 <w:color w:val="151A24"/>
                 <w:sz w:val="18"/>
               </w:rPr>
-              <w:t>Use shame language after inactivity</w:t>
+              <w:t xml:space="preserve">Use shame language after inactivity</w:t>
             </w:r>
           </w:p>
         </w:tc>
@@ -7382,7 +7822,7 @@
                 <w:color w:val="151A24"/>
                 <w:sz w:val="18"/>
               </w:rPr>
-              <w:t>Show personal bests</w:t>
+              <w:t xml:space="preserve">Show personal bests</w:t>
             </w:r>
           </w:p>
         </w:tc>
@@ -7417,7 +7857,82 @@
                 <w:color w:val="151A24"/>
                 <w:sz w:val="18"/>
               </w:rPr>
-              <w:t>Make streak count the main profile status</w:t>
+              <w:t xml:space="preserve">Make streak count the main profile status</w:t>
+            </w:r>
+          </w:p>
+        </w:tc>
+      </w:tr>
+      <w:tr>
+        <w:trPr>
+          <w:trHeight w:hRule="atLeast"/>
+        </w:trPr>
+        <w:tc>
+          <w:tcPr>
+            <w:tcW w:type="dxa" w:w="5040"/>
+            <w:shd w:fill="FFFFFF"/>
+            <w:tcBorders>
+              <w:top w:val="single" w:sz="4" w:color="D7DDE7"/>
+              <w:left w:val="single" w:sz="4" w:color="D7DDE7"/>
+              <w:bottom w:val="single" w:sz="4" w:color="D7DDE7"/>
+              <w:right w:val="single" w:sz="4" w:color="D7DDE7"/>
+              <w:insideH w:val="single" w:sz="4" w:color="D7DDE7"/>
+              <w:insideV w:val="single" w:sz="4" w:color="D7DDE7"/>
+            </w:tcBorders>
+            <w:tcMar>
+              <w:top w:w="80" w:type="dxa"/>
+              <w:start w:w="95" w:type="dxa"/>
+              <w:bottom w:w="80" w:type="dxa"/>
+              <w:end w:w="95" w:type="dxa"/>
+            </w:tcMar>
+            <w:vAlign w:val="center"/>
+          </w:tcPr>
+          <w:p>
+            <w:pPr>
+              <w:keepLines/>
+              <w:jc w:val="center"/>
+            </w:pPr>
+            <w:r>
+              <w:rPr>
+                <w:rFonts w:ascii="Inter" w:hAnsi="Inter"/>
+                <w:color w:val="151A24"/>
+                <w:sz w:val="18"/>
+              </w:rPr>
+              <w:t xml:space="preserve">Show Weekly Quest progress as what you built</w:t>
+            </w:r>
+          </w:p>
+        </w:tc>
+        <w:tc>
+          <w:tcPr>
+            <w:tcW w:type="dxa" w:w="5040"/>
+            <w:shd w:fill="FFFFFF"/>
+            <w:tcBorders>
+              <w:top w:val="single" w:sz="4" w:color="D7DDE7"/>
+              <w:left w:val="single" w:sz="4" w:color="D7DDE7"/>
+              <w:bottom w:val="single" w:sz="4" w:color="D7DDE7"/>
+              <w:right w:val="single" w:sz="4" w:color="D7DDE7"/>
+              <w:insideH w:val="single" w:sz="4" w:color="D7DDE7"/>
+              <w:insideV w:val="single" w:sz="4" w:color="D7DDE7"/>
+            </w:tcBorders>
+            <w:tcMar>
+              <w:top w:w="80" w:type="dxa"/>
+              <w:start w:w="95" w:type="dxa"/>
+              <w:bottom w:w="80" w:type="dxa"/>
+              <w:end w:w="95" w:type="dxa"/>
+            </w:tcMar>
+            <w:vAlign w:val="center"/>
+          </w:tcPr>
+          <w:p>
+            <w:pPr>
+              <w:keepLines/>
+              <w:jc w:val="left"/>
+            </w:pPr>
+            <w:r>
+              <w:rPr>
+                <w:rFonts w:ascii="Inter" w:hAnsi="Inter"/>
+                <w:color w:val="151A24"/>
+                <w:sz w:val="18"/>
+              </w:rPr>
+              <w:t xml:space="preserve">Countdowns such as “Only 1 day left to finish!”</w:t>
             </w:r>
           </w:p>
         </w:tc>
@@ -7513,7 +8028,7 @@
         <w:rPr>
           <w:rFonts w:ascii="Inter" w:hAnsi="Inter"/>
         </w:rPr>
-        <w:t>The weekly recap is itself a reward: levels gained, concepts learned, recall success, skill movement, new trophies, personal bests and friend leaderboard position. It should feel like a character-progress report, not a guilt report.</w:t>
+        <w:t>The weekly recap is itself a reward: levels gained, concepts learned, recall success, skill movement, Weekly Quest progress, new trophies, personal bests and friend leaderboard position. It should feel like a character-progress report, not a guilt report.</w:t>
       </w:r>
     </w:p>
     <w:p>
@@ -9259,6 +9774,19 @@
           <w:b/>
           <w:color w:val="7C5CFF"/>
         </w:rPr>
+        <w:t xml:space="preserve">• Quest bonuses stay off the board. Weekly Quest bonus XP is not leaderboard XP: the quest’s own levels already score, and a large one-off bonus would turn the board into a quest-completion race and let archived quests be farmed.</w:t>
+      </w:r>
+    </w:p>
+    <w:p>
+      <w:pPr>
+        <w:ind w:left="259" w:hanging="173"/>
+      </w:pPr>
+      <w:r>
+        <w:rPr>
+          <w:rFonts w:ascii="Inter" w:hAnsi="Inter"/>
+          <w:b/>
+          <w:color w:val="7C5CFF"/>
+        </w:rPr>
         <w:t xml:space="preserve">• </w:t>
       </w:r>
       <w:r>
@@ -10292,7 +10820,7 @@
                 <w:color w:val="151A24"/>
                 <w:sz w:val="18"/>
               </w:rPr>
-              <w:t>Profile frame</w:t>
+              <w:t xml:space="preserve">Profile frame</w:t>
             </w:r>
           </w:p>
         </w:tc>
@@ -10327,7 +10855,7 @@
                 <w:color w:val="151A24"/>
                 <w:sz w:val="18"/>
               </w:rPr>
-              <w:t>Subject / mastery trophy</w:t>
+              <w:t xml:space="preserve">Subject / mastery trophy</w:t>
             </w:r>
           </w:p>
         </w:tc>
@@ -10362,7 +10890,7 @@
                 <w:color w:val="151A24"/>
                 <w:sz w:val="18"/>
               </w:rPr>
-              <w:t>Deep expertise</w:t>
+              <w:t xml:space="preserve">Deep expertise</w:t>
             </w:r>
           </w:p>
         </w:tc>
@@ -10402,7 +10930,7 @@
                 <w:color w:val="151A24"/>
                 <w:sz w:val="18"/>
               </w:rPr>
-              <w:t>Profile background</w:t>
+              <w:t xml:space="preserve">Profile background</w:t>
             </w:r>
           </w:p>
         </w:tc>
@@ -10437,7 +10965,7 @@
                 <w:color w:val="151A24"/>
                 <w:sz w:val="18"/>
               </w:rPr>
-              <w:t>Major skill mastery</w:t>
+              <w:t xml:space="preserve">Major skill mastery</w:t>
             </w:r>
           </w:p>
         </w:tc>
@@ -10472,7 +11000,7 @@
                 <w:color w:val="151A24"/>
                 <w:sz w:val="18"/>
               </w:rPr>
-              <w:t>Subject identity</w:t>
+              <w:t xml:space="preserve">Subject identity</w:t>
             </w:r>
           </w:p>
         </w:tc>
@@ -10512,7 +11040,7 @@
                 <w:color w:val="151A24"/>
                 <w:sz w:val="18"/>
               </w:rPr>
-              <w:t>Nameplate</w:t>
+              <w:t xml:space="preserve">Nameplate</w:t>
             </w:r>
           </w:p>
         </w:tc>
@@ -10547,7 +11075,7 @@
                 <w:color w:val="151A24"/>
                 <w:sz w:val="18"/>
               </w:rPr>
-              <w:t>Global knowledge milestone</w:t>
+              <w:t xml:space="preserve">Global knowledge milestone</w:t>
             </w:r>
           </w:p>
         </w:tc>
@@ -10582,7 +11110,7 @@
                 <w:color w:val="151A24"/>
                 <w:sz w:val="18"/>
               </w:rPr>
-              <w:t>Overall progression</w:t>
+              <w:t xml:space="preserve">Overall progression</w:t>
             </w:r>
           </w:p>
         </w:tc>
@@ -10622,7 +11150,7 @@
                 <w:color w:val="151A24"/>
                 <w:sz w:val="18"/>
               </w:rPr>
-              <w:t>Skill emblem variant</w:t>
+              <w:t xml:space="preserve">Skill emblem variant</w:t>
             </w:r>
           </w:p>
         </w:tc>
@@ -10657,7 +11185,7 @@
                 <w:color w:val="151A24"/>
                 <w:sz w:val="18"/>
               </w:rPr>
-              <w:t>Prestige star</w:t>
+              <w:t xml:space="preserve">Prestige star</w:t>
             </w:r>
           </w:p>
         </w:tc>
@@ -10692,7 +11220,7 @@
                 <w:color w:val="151A24"/>
                 <w:sz w:val="18"/>
               </w:rPr>
-              <w:t>Depth in one tree</w:t>
+              <w:t xml:space="preserve">Depth in one tree</w:t>
             </w:r>
           </w:p>
         </w:tc>
@@ -10732,7 +11260,7 @@
                 <w:color w:val="151A24"/>
                 <w:sz w:val="18"/>
               </w:rPr>
-              <w:t>XP bar treatment</w:t>
+              <w:t xml:space="preserve">XP bar treatment</w:t>
             </w:r>
           </w:p>
         </w:tc>
@@ -10767,7 +11295,7 @@
                 <w:color w:val="151A24"/>
                 <w:sz w:val="18"/>
               </w:rPr>
-              <w:t>Personal record / trophy set</w:t>
+              <w:t xml:space="preserve">Personal record / trophy set</w:t>
             </w:r>
           </w:p>
         </w:tc>
@@ -10802,7 +11330,7 @@
                 <w:color w:val="151A24"/>
                 <w:sz w:val="18"/>
               </w:rPr>
-              <w:t>Achievement</w:t>
+              <w:t xml:space="preserve">Achievement</w:t>
             </w:r>
           </w:p>
         </w:tc>
@@ -10842,7 +11370,7 @@
                 <w:color w:val="151A24"/>
                 <w:sz w:val="18"/>
               </w:rPr>
-              <w:t>Challenge badge accent</w:t>
+              <w:t xml:space="preserve">Challenge badge accent</w:t>
             </w:r>
           </w:p>
         </w:tc>
@@ -10877,7 +11405,7 @@
                 <w:color w:val="151A24"/>
                 <w:sz w:val="18"/>
               </w:rPr>
-              <w:t>Challenge milestone</w:t>
+              <w:t xml:space="preserve">Challenge milestone</w:t>
             </w:r>
           </w:p>
         </w:tc>
@@ -10912,7 +11440,117 @@
                 <w:color w:val="151A24"/>
                 <w:sz w:val="18"/>
               </w:rPr>
-              <w:t>Social participation</w:t>
+              <w:t xml:space="preserve">Social participation</w:t>
+            </w:r>
+          </w:p>
+        </w:tc>
+      </w:tr>
+      <w:tr>
+        <w:trPr>
+          <w:trHeight w:hRule="atLeast"/>
+        </w:trPr>
+        <w:tc>
+          <w:tcPr>
+            <w:tcW w:type="dxa" w:w="2376"/>
+            <w:shd w:fill="FFFFFF"/>
+            <w:tcBorders>
+              <w:top w:val="single" w:sz="4" w:color="D7DDE7"/>
+              <w:left w:val="single" w:sz="4" w:color="D7DDE7"/>
+              <w:bottom w:val="single" w:sz="4" w:color="D7DDE7"/>
+              <w:right w:val="single" w:sz="4" w:color="D7DDE7"/>
+              <w:insideH w:val="single" w:sz="4" w:color="D7DDE7"/>
+              <w:insideV w:val="single" w:sz="4" w:color="D7DDE7"/>
+            </w:tcBorders>
+            <w:tcMar>
+              <w:top w:w="80" w:type="dxa"/>
+              <w:start w:w="95" w:type="dxa"/>
+              <w:bottom w:w="80" w:type="dxa"/>
+              <w:end w:w="95" w:type="dxa"/>
+            </w:tcMar>
+            <w:vAlign w:val="center"/>
+          </w:tcPr>
+          <w:p>
+            <w:pPr>
+              <w:keepLines/>
+              <w:jc w:val="center"/>
+            </w:pPr>
+            <w:r>
+              <w:rPr>
+                <w:rFonts w:ascii="Inter" w:hAnsi="Inter"/>
+                <w:color w:val="151A24"/>
+                <w:sz w:val="18"/>
+              </w:rPr>
+              <w:t xml:space="preserve">Quest emblem, background or ornament</w:t>
+            </w:r>
+          </w:p>
+        </w:tc>
+        <w:tc>
+          <w:tcPr>
+            <w:tcW w:type="dxa" w:w="4104"/>
+            <w:shd w:fill="FFFFFF"/>
+            <w:tcBorders>
+              <w:top w:val="single" w:sz="4" w:color="D7DDE7"/>
+              <w:left w:val="single" w:sz="4" w:color="D7DDE7"/>
+              <w:bottom w:val="single" w:sz="4" w:color="D7DDE7"/>
+              <w:right w:val="single" w:sz="4" w:color="D7DDE7"/>
+              <w:insideH w:val="single" w:sz="4" w:color="D7DDE7"/>
+              <w:insideV w:val="single" w:sz="4" w:color="D7DDE7"/>
+            </w:tcBorders>
+            <w:tcMar>
+              <w:top w:w="80" w:type="dxa"/>
+              <w:start w:w="95" w:type="dxa"/>
+              <w:bottom w:w="80" w:type="dxa"/>
+              <w:end w:w="95" w:type="dxa"/>
+            </w:tcMar>
+            <w:vAlign w:val="center"/>
+          </w:tcPr>
+          <w:p>
+            <w:pPr>
+              <w:keepLines/>
+              <w:jc w:val="left"/>
+            </w:pPr>
+            <w:r>
+              <w:rPr>
+                <w:rFonts w:ascii="Inter" w:hAnsi="Inter"/>
+                <w:color w:val="151A24"/>
+                <w:sz w:val="18"/>
+              </w:rPr>
+              <w:t xml:space="preserve">Weekly Quest completion</w:t>
+            </w:r>
+          </w:p>
+        </w:tc>
+        <w:tc>
+          <w:tcPr>
+            <w:tcW w:type="dxa" w:w="3528"/>
+            <w:shd w:fill="FFFFFF"/>
+            <w:tcBorders>
+              <w:top w:val="single" w:sz="4" w:color="D7DDE7"/>
+              <w:left w:val="single" w:sz="4" w:color="D7DDE7"/>
+              <w:bottom w:val="single" w:sz="4" w:color="D7DDE7"/>
+              <w:right w:val="single" w:sz="4" w:color="D7DDE7"/>
+              <w:insideH w:val="single" w:sz="4" w:color="D7DDE7"/>
+              <w:insideV w:val="single" w:sz="4" w:color="D7DDE7"/>
+            </w:tcBorders>
+            <w:tcMar>
+              <w:top w:w="80" w:type="dxa"/>
+              <w:start w:w="95" w:type="dxa"/>
+              <w:bottom w:w="80" w:type="dxa"/>
+              <w:end w:w="95" w:type="dxa"/>
+            </w:tcMar>
+            <w:vAlign w:val="center"/>
+          </w:tcPr>
+          <w:p>
+            <w:pPr>
+              <w:keepLines/>
+              <w:jc w:val="left"/>
+            </w:pPr>
+            <w:r>
+              <w:rPr>
+                <w:rFonts w:ascii="Inter" w:hAnsi="Inter"/>
+                <w:color w:val="151A24"/>
+                <w:sz w:val="18"/>
+              </w:rPr>
+              <w:t xml:space="preserve">A themed build completed</w:t>
             </w:r>
           </w:p>
         </w:tc>
@@ -10955,7 +11593,1281 @@
           <w:color w:val="7C5CFF"/>
           <w:sz w:val="18"/>
         </w:rPr>
-        <w:t>11  BACKEND FOUNDATION</w:t>
+        <w:t xml:space="preserve">11  WEEKLY KNOWLEDGE QUESTS</w:t>
+      </w:r>
+    </w:p>
+    <w:p>
+      <w:pPr>
+        <w:pStyle w:val="Heading1"/>
+        <w:keepNext/>
+      </w:pPr>
+      <w:r>
+        <w:rPr>
+          <w:rFonts w:ascii="Inter" w:hAnsi="Inter"/>
+        </w:rPr>
+        <w:t xml:space="preserve">What am I building toward this week?</w:t>
+      </w:r>
+    </w:p>
+    <w:p>
+      <w:r>
+        <w:rPr>
+          <w:rFonts w:ascii="Inter" w:hAnsi="Inter"/>
+        </w:rPr>
+        <w:t xml:space="preserve">Permanent skill trees answer “What kind of knowledgeable person am I becoming?” Weekly Knowledge Quests answer “What am I building toward this week?” Each quest gives the user’s knowledge build a short-term objective: new levels across several related skills, around one compelling theme. It is BrainScroll’s version of a quest or boss encounter, with no combat, enemies, health bars or fantasy trappings. The challenge is building the knowledge.</w:t>
+      </w:r>
+    </w:p>
+    <w:p>
+      <w:pPr>
+        <w:pStyle w:val="Heading2"/>
+        <w:keepNext/>
+      </w:pPr>
+      <w:r>
+        <w:rPr>
+          <w:rFonts w:ascii="Inter" w:hAnsi="Inter"/>
+        </w:rPr>
+        <w:t xml:space="preserve">Standard quest: 25 new levels across 5 related skills</w:t>
+      </w:r>
+    </w:p>
+    <w:tbl>
+      <w:tblPr>
+        <w:tblW w:type="auto" w:w="0"/>
+        <w:jc w:val="center"/>
+        <w:tblLayout w:type="fixed"/>
+        <w:tblLook w:firstColumn="1" w:firstRow="1" w:lastColumn="0" w:lastRow="0" w:noHBand="0" w:noVBand="1" w:val="04A0"/>
+      </w:tblPr>
+      <w:tblGrid>
+        <w:gridCol w:w="3168"/>
+        <w:gridCol w:w="6840"/>
+      </w:tblGrid>
+      <w:tr>
+        <w:trPr>
+          <w:trHeight w:hRule="atLeast"/>
+          <w:tblHeader w:val="true"/>
+        </w:trPr>
+        <w:tc>
+          <w:tcPr>
+            <w:tcW w:type="dxa" w:w="5141"/>
+            <w:shd w:fill="101624"/>
+            <w:tcMar>
+              <w:top w:w="90" w:type="dxa"/>
+              <w:start w:w="100" w:type="dxa"/>
+              <w:bottom w:w="90" w:type="dxa"/>
+              <w:end w:w="100" w:type="dxa"/>
+            </w:tcMar>
+            <w:tcBorders>
+              <w:top w:val="single" w:sz="3" w:color="FFFFFF"/>
+              <w:left w:val="single" w:sz="3" w:color="FFFFFF"/>
+              <w:bottom w:val="single" w:sz="3" w:color="FFFFFF"/>
+              <w:right w:val="single" w:sz="3" w:color="FFFFFF"/>
+              <w:insideH w:val="single" w:sz="3" w:color="FFFFFF"/>
+              <w:insideV w:val="single" w:sz="3" w:color="FFFFFF"/>
+            </w:tcBorders>
+            <w:vAlign w:val="center"/>
+          </w:tcPr>
+          <w:p>
+            <w:pPr>
+              <w:keepLines/>
+              <w:jc w:val="center"/>
+            </w:pPr>
+            <w:r>
+              <w:rPr>
+                <w:rFonts w:ascii="Inter" w:hAnsi="Inter"/>
+                <w:b/>
+                <w:color w:val="F7F9FC"/>
+                <w:sz w:val="18"/>
+              </w:rPr>
+              <w:t xml:space="preserve">THE ROMAN WORLD</w:t>
+            </w:r>
+          </w:p>
+        </w:tc>
+        <w:tc>
+          <w:tcPr>
+            <w:tcW w:type="dxa" w:w="5141"/>
+            <w:shd w:fill="101624"/>
+            <w:tcMar>
+              <w:top w:w="90" w:type="dxa"/>
+              <w:start w:w="100" w:type="dxa"/>
+              <w:bottom w:w="90" w:type="dxa"/>
+              <w:end w:w="100" w:type="dxa"/>
+            </w:tcMar>
+            <w:tcBorders>
+              <w:top w:val="single" w:sz="3" w:color="FFFFFF"/>
+              <w:left w:val="single" w:sz="3" w:color="FFFFFF"/>
+              <w:bottom w:val="single" w:sz="3" w:color="FFFFFF"/>
+              <w:right w:val="single" w:sz="3" w:color="FFFFFF"/>
+              <w:insideH w:val="single" w:sz="3" w:color="FFFFFF"/>
+              <w:insideV w:val="single" w:sz="3" w:color="FFFFFF"/>
+            </w:tcBorders>
+            <w:vAlign w:val="center"/>
+          </w:tcPr>
+          <w:p>
+            <w:pPr>
+              <w:keepLines/>
+              <w:jc w:val="center"/>
+            </w:pPr>
+            <w:r>
+              <w:rPr>
+                <w:rFonts w:ascii="Inter" w:hAnsi="Inter"/>
+                <w:b/>
+                <w:color w:val="F7F9FC"/>
+                <w:sz w:val="18"/>
+              </w:rPr>
+              <w:t xml:space="preserve">New levels this week</w:t>
+            </w:r>
+          </w:p>
+        </w:tc>
+      </w:tr>
+      <w:tr>
+        <w:trPr>
+          <w:trHeight w:hRule="atLeast"/>
+        </w:trPr>
+        <w:tc>
+          <w:tcPr>
+            <w:tcW w:type="dxa" w:w="3168"/>
+            <w:shd w:fill="FFFFFF"/>
+            <w:tcBorders>
+              <w:top w:val="single" w:sz="4" w:color="D7DDE7"/>
+              <w:left w:val="single" w:sz="4" w:color="D7DDE7"/>
+              <w:bottom w:val="single" w:sz="4" w:color="D7DDE7"/>
+              <w:right w:val="single" w:sz="4" w:color="D7DDE7"/>
+              <w:insideH w:val="single" w:sz="4" w:color="D7DDE7"/>
+              <w:insideV w:val="single" w:sz="4" w:color="D7DDE7"/>
+            </w:tcBorders>
+            <w:tcMar>
+              <w:top w:w="80" w:type="dxa"/>
+              <w:start w:w="95" w:type="dxa"/>
+              <w:bottom w:w="80" w:type="dxa"/>
+              <w:end w:w="95" w:type="dxa"/>
+            </w:tcMar>
+            <w:vAlign w:val="center"/>
+          </w:tcPr>
+          <w:p>
+            <w:pPr>
+              <w:keepLines/>
+              <w:jc w:val="center"/>
+            </w:pPr>
+            <w:r>
+              <w:rPr>
+                <w:rFonts w:ascii="Inter" w:hAnsi="Inter"/>
+                <w:color w:val="151A24"/>
+                <w:sz w:val="18"/>
+              </w:rPr>
+              <w:t xml:space="preserve">Roman History</w:t>
+            </w:r>
+          </w:p>
+        </w:tc>
+        <w:tc>
+          <w:tcPr>
+            <w:tcW w:type="dxa" w:w="6840"/>
+            <w:shd w:fill="FFFFFF"/>
+            <w:tcBorders>
+              <w:top w:val="single" w:sz="4" w:color="D7DDE7"/>
+              <w:left w:val="single" w:sz="4" w:color="D7DDE7"/>
+              <w:bottom w:val="single" w:sz="4" w:color="D7DDE7"/>
+              <w:right w:val="single" w:sz="4" w:color="D7DDE7"/>
+              <w:insideH w:val="single" w:sz="4" w:color="D7DDE7"/>
+              <w:insideV w:val="single" w:sz="4" w:color="D7DDE7"/>
+            </w:tcBorders>
+            <w:tcMar>
+              <w:top w:w="80" w:type="dxa"/>
+              <w:start w:w="95" w:type="dxa"/>
+              <w:bottom w:w="80" w:type="dxa"/>
+              <w:end w:w="95" w:type="dxa"/>
+            </w:tcMar>
+            <w:vAlign w:val="center"/>
+          </w:tcPr>
+          <w:p>
+            <w:pPr>
+              <w:keepLines/>
+              <w:jc w:val="left"/>
+            </w:pPr>
+            <w:r>
+              <w:rPr>
+                <w:rFonts w:ascii="Inter" w:hAnsi="Inter"/>
+                <w:color w:val="151A24"/>
+                <w:sz w:val="18"/>
+              </w:rPr>
+              <w:t xml:space="preserve">+5</w:t>
+            </w:r>
+          </w:p>
+        </w:tc>
+      </w:tr>
+      <w:tr>
+        <w:trPr>
+          <w:trHeight w:hRule="atLeast"/>
+        </w:trPr>
+        <w:tc>
+          <w:tcPr>
+            <w:tcW w:type="dxa" w:w="3168"/>
+            <w:shd w:fill="FFFFFF"/>
+            <w:tcBorders>
+              <w:top w:val="single" w:sz="4" w:color="D7DDE7"/>
+              <w:left w:val="single" w:sz="4" w:color="D7DDE7"/>
+              <w:bottom w:val="single" w:sz="4" w:color="D7DDE7"/>
+              <w:right w:val="single" w:sz="4" w:color="D7DDE7"/>
+              <w:insideH w:val="single" w:sz="4" w:color="D7DDE7"/>
+              <w:insideV w:val="single" w:sz="4" w:color="D7DDE7"/>
+            </w:tcBorders>
+            <w:tcMar>
+              <w:top w:w="80" w:type="dxa"/>
+              <w:start w:w="95" w:type="dxa"/>
+              <w:bottom w:w="80" w:type="dxa"/>
+              <w:end w:w="95" w:type="dxa"/>
+            </w:tcMar>
+            <w:vAlign w:val="center"/>
+          </w:tcPr>
+          <w:p>
+            <w:pPr>
+              <w:keepLines/>
+              <w:jc w:val="center"/>
+            </w:pPr>
+            <w:r>
+              <w:rPr>
+                <w:rFonts w:ascii="Inter" w:hAnsi="Inter"/>
+                <w:color w:val="151A24"/>
+                <w:sz w:val="18"/>
+              </w:rPr>
+              <w:t xml:space="preserve">European Geography</w:t>
+            </w:r>
+          </w:p>
+        </w:tc>
+        <w:tc>
+          <w:tcPr>
+            <w:tcW w:type="dxa" w:w="6840"/>
+            <w:shd w:fill="FFFFFF"/>
+            <w:tcBorders>
+              <w:top w:val="single" w:sz="4" w:color="D7DDE7"/>
+              <w:left w:val="single" w:sz="4" w:color="D7DDE7"/>
+              <w:bottom w:val="single" w:sz="4" w:color="D7DDE7"/>
+              <w:right w:val="single" w:sz="4" w:color="D7DDE7"/>
+              <w:insideH w:val="single" w:sz="4" w:color="D7DDE7"/>
+              <w:insideV w:val="single" w:sz="4" w:color="D7DDE7"/>
+            </w:tcBorders>
+            <w:tcMar>
+              <w:top w:w="80" w:type="dxa"/>
+              <w:start w:w="95" w:type="dxa"/>
+              <w:bottom w:w="80" w:type="dxa"/>
+              <w:end w:w="95" w:type="dxa"/>
+            </w:tcMar>
+            <w:vAlign w:val="center"/>
+          </w:tcPr>
+          <w:p>
+            <w:pPr>
+              <w:keepLines/>
+              <w:jc w:val="left"/>
+            </w:pPr>
+            <w:r>
+              <w:rPr>
+                <w:rFonts w:ascii="Inter" w:hAnsi="Inter"/>
+                <w:color w:val="151A24"/>
+                <w:sz w:val="18"/>
+              </w:rPr>
+              <w:t xml:space="preserve">+5</w:t>
+            </w:r>
+          </w:p>
+        </w:tc>
+      </w:tr>
+      <w:tr>
+        <w:trPr>
+          <w:trHeight w:hRule="atLeast"/>
+        </w:trPr>
+        <w:tc>
+          <w:tcPr>
+            <w:tcW w:type="dxa" w:w="3168"/>
+            <w:shd w:fill="FFFFFF"/>
+            <w:tcBorders>
+              <w:top w:val="single" w:sz="4" w:color="D7DDE7"/>
+              <w:left w:val="single" w:sz="4" w:color="D7DDE7"/>
+              <w:bottom w:val="single" w:sz="4" w:color="D7DDE7"/>
+              <w:right w:val="single" w:sz="4" w:color="D7DDE7"/>
+              <w:insideH w:val="single" w:sz="4" w:color="D7DDE7"/>
+              <w:insideV w:val="single" w:sz="4" w:color="D7DDE7"/>
+            </w:tcBorders>
+            <w:tcMar>
+              <w:top w:w="80" w:type="dxa"/>
+              <w:start w:w="95" w:type="dxa"/>
+              <w:bottom w:w="80" w:type="dxa"/>
+              <w:end w:w="95" w:type="dxa"/>
+            </w:tcMar>
+            <w:vAlign w:val="center"/>
+          </w:tcPr>
+          <w:p>
+            <w:pPr>
+              <w:keepLines/>
+              <w:jc w:val="center"/>
+            </w:pPr>
+            <w:r>
+              <w:rPr>
+                <w:rFonts w:ascii="Inter" w:hAnsi="Inter"/>
+                <w:color w:val="151A24"/>
+                <w:sz w:val="18"/>
+              </w:rPr>
+              <w:t xml:space="preserve">Art &amp; Architecture</w:t>
+            </w:r>
+          </w:p>
+        </w:tc>
+        <w:tc>
+          <w:tcPr>
+            <w:tcW w:type="dxa" w:w="6840"/>
+            <w:shd w:fill="FFFFFF"/>
+            <w:tcBorders>
+              <w:top w:val="single" w:sz="4" w:color="D7DDE7"/>
+              <w:left w:val="single" w:sz="4" w:color="D7DDE7"/>
+              <w:bottom w:val="single" w:sz="4" w:color="D7DDE7"/>
+              <w:right w:val="single" w:sz="4" w:color="D7DDE7"/>
+              <w:insideH w:val="single" w:sz="4" w:color="D7DDE7"/>
+              <w:insideV w:val="single" w:sz="4" w:color="D7DDE7"/>
+            </w:tcBorders>
+            <w:tcMar>
+              <w:top w:w="80" w:type="dxa"/>
+              <w:start w:w="95" w:type="dxa"/>
+              <w:bottom w:w="80" w:type="dxa"/>
+              <w:end w:w="95" w:type="dxa"/>
+            </w:tcMar>
+            <w:vAlign w:val="center"/>
+          </w:tcPr>
+          <w:p>
+            <w:pPr>
+              <w:keepLines/>
+              <w:jc w:val="left"/>
+            </w:pPr>
+            <w:r>
+              <w:rPr>
+                <w:rFonts w:ascii="Inter" w:hAnsi="Inter"/>
+                <w:color w:val="151A24"/>
+                <w:sz w:val="18"/>
+              </w:rPr>
+              <w:t xml:space="preserve">+5</w:t>
+            </w:r>
+          </w:p>
+        </w:tc>
+      </w:tr>
+      <w:tr>
+        <w:trPr>
+          <w:trHeight w:hRule="atLeast"/>
+        </w:trPr>
+        <w:tc>
+          <w:tcPr>
+            <w:tcW w:type="dxa" w:w="3168"/>
+            <w:shd w:fill="FFFFFF"/>
+            <w:tcBorders>
+              <w:top w:val="single" w:sz="4" w:color="D7DDE7"/>
+              <w:left w:val="single" w:sz="4" w:color="D7DDE7"/>
+              <w:bottom w:val="single" w:sz="4" w:color="D7DDE7"/>
+              <w:right w:val="single" w:sz="4" w:color="D7DDE7"/>
+              <w:insideH w:val="single" w:sz="4" w:color="D7DDE7"/>
+              <w:insideV w:val="single" w:sz="4" w:color="D7DDE7"/>
+            </w:tcBorders>
+            <w:tcMar>
+              <w:top w:w="80" w:type="dxa"/>
+              <w:start w:w="95" w:type="dxa"/>
+              <w:bottom w:w="80" w:type="dxa"/>
+              <w:end w:w="95" w:type="dxa"/>
+            </w:tcMar>
+            <w:vAlign w:val="center"/>
+          </w:tcPr>
+          <w:p>
+            <w:pPr>
+              <w:keepLines/>
+              <w:jc w:val="center"/>
+            </w:pPr>
+            <w:r>
+              <w:rPr>
+                <w:rFonts w:ascii="Inter" w:hAnsi="Inter"/>
+                <w:color w:val="151A24"/>
+                <w:sz w:val="18"/>
+              </w:rPr>
+              <w:t xml:space="preserve">Government &amp; Society</w:t>
+            </w:r>
+          </w:p>
+        </w:tc>
+        <w:tc>
+          <w:tcPr>
+            <w:tcW w:type="dxa" w:w="6840"/>
+            <w:shd w:fill="FFFFFF"/>
+            <w:tcBorders>
+              <w:top w:val="single" w:sz="4" w:color="D7DDE7"/>
+              <w:left w:val="single" w:sz="4" w:color="D7DDE7"/>
+              <w:bottom w:val="single" w:sz="4" w:color="D7DDE7"/>
+              <w:right w:val="single" w:sz="4" w:color="D7DDE7"/>
+              <w:insideH w:val="single" w:sz="4" w:color="D7DDE7"/>
+              <w:insideV w:val="single" w:sz="4" w:color="D7DDE7"/>
+            </w:tcBorders>
+            <w:tcMar>
+              <w:top w:w="80" w:type="dxa"/>
+              <w:start w:w="95" w:type="dxa"/>
+              <w:bottom w:w="80" w:type="dxa"/>
+              <w:end w:w="95" w:type="dxa"/>
+            </w:tcMar>
+            <w:vAlign w:val="center"/>
+          </w:tcPr>
+          <w:p>
+            <w:pPr>
+              <w:keepLines/>
+              <w:jc w:val="left"/>
+            </w:pPr>
+            <w:r>
+              <w:rPr>
+                <w:rFonts w:ascii="Inter" w:hAnsi="Inter"/>
+                <w:color w:val="151A24"/>
+                <w:sz w:val="18"/>
+              </w:rPr>
+              <w:t xml:space="preserve">+5</w:t>
+            </w:r>
+          </w:p>
+        </w:tc>
+      </w:tr>
+      <w:tr>
+        <w:trPr>
+          <w:trHeight w:hRule="atLeast"/>
+        </w:trPr>
+        <w:tc>
+          <w:tcPr>
+            <w:tcW w:type="dxa" w:w="3168"/>
+            <w:shd w:fill="FFFFFF"/>
+            <w:tcBorders>
+              <w:top w:val="single" w:sz="4" w:color="D7DDE7"/>
+              <w:left w:val="single" w:sz="4" w:color="D7DDE7"/>
+              <w:bottom w:val="single" w:sz="4" w:color="D7DDE7"/>
+              <w:right w:val="single" w:sz="4" w:color="D7DDE7"/>
+              <w:insideH w:val="single" w:sz="4" w:color="D7DDE7"/>
+              <w:insideV w:val="single" w:sz="4" w:color="D7DDE7"/>
+            </w:tcBorders>
+            <w:tcMar>
+              <w:top w:w="80" w:type="dxa"/>
+              <w:start w:w="95" w:type="dxa"/>
+              <w:bottom w:w="80" w:type="dxa"/>
+              <w:end w:w="95" w:type="dxa"/>
+            </w:tcMar>
+            <w:vAlign w:val="center"/>
+          </w:tcPr>
+          <w:p>
+            <w:pPr>
+              <w:keepLines/>
+              <w:jc w:val="center"/>
+            </w:pPr>
+            <w:r>
+              <w:rPr>
+                <w:rFonts w:ascii="Inter" w:hAnsi="Inter"/>
+                <w:color w:val="151A24"/>
+                <w:sz w:val="18"/>
+              </w:rPr>
+              <w:t xml:space="preserve">Mythology &amp; Religion</w:t>
+            </w:r>
+          </w:p>
+        </w:tc>
+        <w:tc>
+          <w:tcPr>
+            <w:tcW w:type="dxa" w:w="6840"/>
+            <w:shd w:fill="FFFFFF"/>
+            <w:tcBorders>
+              <w:top w:val="single" w:sz="4" w:color="D7DDE7"/>
+              <w:left w:val="single" w:sz="4" w:color="D7DDE7"/>
+              <w:bottom w:val="single" w:sz="4" w:color="D7DDE7"/>
+              <w:right w:val="single" w:sz="4" w:color="D7DDE7"/>
+              <w:insideH w:val="single" w:sz="4" w:color="D7DDE7"/>
+              <w:insideV w:val="single" w:sz="4" w:color="D7DDE7"/>
+            </w:tcBorders>
+            <w:tcMar>
+              <w:top w:w="80" w:type="dxa"/>
+              <w:start w:w="95" w:type="dxa"/>
+              <w:bottom w:w="80" w:type="dxa"/>
+              <w:end w:w="95" w:type="dxa"/>
+            </w:tcMar>
+            <w:vAlign w:val="center"/>
+          </w:tcPr>
+          <w:p>
+            <w:pPr>
+              <w:keepLines/>
+              <w:jc w:val="left"/>
+            </w:pPr>
+            <w:r>
+              <w:rPr>
+                <w:rFonts w:ascii="Inter" w:hAnsi="Inter"/>
+                <w:color w:val="151A24"/>
+                <w:sz w:val="18"/>
+              </w:rPr>
+              <w:t xml:space="preserve">+5</w:t>
+            </w:r>
+          </w:p>
+        </w:tc>
+      </w:tr>
+      <w:tr>
+        <w:trPr>
+          <w:trHeight w:hRule="atLeast"/>
+        </w:trPr>
+        <w:tc>
+          <w:tcPr>
+            <w:tcW w:type="dxa" w:w="3168"/>
+            <w:shd w:fill="FFFFFF"/>
+            <w:tcBorders>
+              <w:top w:val="single" w:sz="4" w:color="D7DDE7"/>
+              <w:left w:val="single" w:sz="4" w:color="D7DDE7"/>
+              <w:bottom w:val="single" w:sz="4" w:color="D7DDE7"/>
+              <w:right w:val="single" w:sz="4" w:color="D7DDE7"/>
+              <w:insideH w:val="single" w:sz="4" w:color="D7DDE7"/>
+              <w:insideV w:val="single" w:sz="4" w:color="D7DDE7"/>
+            </w:tcBorders>
+            <w:tcMar>
+              <w:top w:w="80" w:type="dxa"/>
+              <w:start w:w="95" w:type="dxa"/>
+              <w:bottom w:w="80" w:type="dxa"/>
+              <w:end w:w="95" w:type="dxa"/>
+            </w:tcMar>
+            <w:vAlign w:val="center"/>
+          </w:tcPr>
+          <w:p>
+            <w:pPr>
+              <w:keepLines/>
+              <w:jc w:val="center"/>
+            </w:pPr>
+            <w:r>
+              <w:rPr>
+                <w:rFonts w:ascii="Inter" w:hAnsi="Inter"/>
+                <w:color w:val="151A24"/>
+                <w:sz w:val="18"/>
+              </w:rPr>
+              <w:t xml:space="preserve">Total</w:t>
+            </w:r>
+          </w:p>
+        </w:tc>
+        <w:tc>
+          <w:tcPr>
+            <w:tcW w:type="dxa" w:w="6840"/>
+            <w:shd w:fill="FFFFFF"/>
+            <w:tcBorders>
+              <w:top w:val="single" w:sz="4" w:color="D7DDE7"/>
+              <w:left w:val="single" w:sz="4" w:color="D7DDE7"/>
+              <w:bottom w:val="single" w:sz="4" w:color="D7DDE7"/>
+              <w:right w:val="single" w:sz="4" w:color="D7DDE7"/>
+              <w:insideH w:val="single" w:sz="4" w:color="D7DDE7"/>
+              <w:insideV w:val="single" w:sz="4" w:color="D7DDE7"/>
+            </w:tcBorders>
+            <w:tcMar>
+              <w:top w:w="80" w:type="dxa"/>
+              <w:start w:w="95" w:type="dxa"/>
+              <w:bottom w:w="80" w:type="dxa"/>
+              <w:end w:w="95" w:type="dxa"/>
+            </w:tcMar>
+            <w:vAlign w:val="center"/>
+          </w:tcPr>
+          <w:p>
+            <w:pPr>
+              <w:keepLines/>
+              <w:jc w:val="left"/>
+            </w:pPr>
+            <w:r>
+              <w:rPr>
+                <w:rFonts w:ascii="Inter" w:hAnsi="Inter"/>
+                <w:color w:val="151A24"/>
+                <w:sz w:val="18"/>
+              </w:rPr>
+              <w:t xml:space="preserve">25 / 25 new levels</w:t>
+            </w:r>
+          </w:p>
+        </w:tc>
+      </w:tr>
+    </w:tbl>
+    <w:p>
+      <w:pPr>
+        <w:spacing w:after="40"/>
+      </w:pPr>
+    </w:p>
+    <w:p>
+      <w:r>
+        <w:rPr>
+          <w:rFonts w:ascii="Inter" w:hAnsi="Inter"/>
+        </w:rPr>
+        <w:t xml:space="preserve">Completion rewards (tunable): The Roman World trophy, the title Citizen of Rome, the Marble Laurel profile treatment and +1,000 Knowledge XP. Quests are one of BrainScroll’s main sources of meaningful profile rewards: trophies, titles, backgrounds, frames, ornaments, skill emblem variants, mastery effects, XP and accomplishment-set progress. They never use coins, gems, loot boxes, currencies or a store.</w:t>
+      </w:r>
+    </w:p>
+    <w:p>
+      <w:pPr>
+        <w:pStyle w:val="Heading2"/>
+        <w:keepNext/>
+      </w:pPr>
+      <w:r>
+        <w:rPr>
+          <w:rFonts w:ascii="Inter" w:hAnsi="Inter"/>
+        </w:rPr>
+        <w:t xml:space="preserve">Progress counts new learning only</w:t>
+      </w:r>
+    </w:p>
+    <w:p>
+      <w:pPr>
+        <w:ind w:left="259" w:hanging="173"/>
+      </w:pPr>
+      <w:r>
+        <w:rPr>
+          <w:rFonts w:ascii="Inter" w:hAnsi="Inter"/>
+          <w:b/>
+          <w:color w:val="7C5CFF"/>
+        </w:rPr>
+        <w:t xml:space="preserve">• New levels only. Only new canonical levels completed while the quest is active count. Roman History Lv. 180 does not complete The Roman World; five new Roman History levels do. Existing knowledge may later earn secondary recognition, never a skip.</w:t>
+      </w:r>
+    </w:p>
+    <w:p>
+      <w:pPr>
+        <w:ind w:left="259" w:hanging="173"/>
+      </w:pPr>
+      <w:r>
+        <w:rPr>
+          <w:rFonts w:ascii="Inter" w:hAnsi="Inter"/>
+          <w:b/>
+          <w:color w:val="7C5CFF"/>
+        </w:rPr>
+        <w:t xml:space="preserve">• One source of truth. Quest progress is read from the same verified LEVEL_COMPLETED events in the reward ledger (section 12). There is no separate quest counter, and no second copy of XP, levels or trophies.</w:t>
+      </w:r>
+    </w:p>
+    <w:p>
+      <w:pPr>
+        <w:ind w:left="259" w:hanging="173"/>
+      </w:pPr>
+      <w:r>
+        <w:rPr>
+          <w:rFonts w:ascii="Inter" w:hAnsi="Inter"/>
+          <w:b/>
+          <w:color w:val="7C5CFF"/>
+        </w:rPr>
+        <w:t xml:space="preserve">• Replays and reviews never count. Review stays unlimited and never uses the daily allowance.</w:t>
+      </w:r>
+    </w:p>
+    <w:p>
+      <w:pPr>
+        <w:ind w:left="259" w:hanging="173"/>
+      </w:pPr>
+      <w:r>
+        <w:rPr>
+          <w:rFonts w:ascii="Inter" w:hAnsi="Inter"/>
+          <w:b/>
+          <w:color w:val="7C5CFF"/>
+        </w:rPr>
+        <w:t xml:space="preserve">• Final Encounter. At 25 / 25 the quest unlocks 3 synthesis questions that connect the week’s subjects (for The Roman World: government, geography, architecture, religion and expansion). Completing it awards the rewards. It is a short capstone, not an exam, and it does not use a daily level.</w:t>
+      </w:r>
+    </w:p>
+    <w:p>
+      <w:pPr>
+        <w:pStyle w:val="Heading2"/>
+        <w:keepNext/>
+      </w:pPr>
+      <w:r>
+        <w:rPr>
+          <w:rFonts w:ascii="Inter" w:hAnsi="Inter"/>
+        </w:rPr>
+        <w:t xml:space="preserve">Built for the free tier</w:t>
+      </w:r>
+    </w:p>
+    <w:p>
+      <w:r>
+        <w:rPr>
+          <w:rFonts w:ascii="Inter" w:hAnsi="Inter"/>
+        </w:rPr>
+        <w:t xml:space="preserve">Free users get 5 new levels a day, so a standard 25-level quest takes about five learning days and is comfortably finishable within the week. The trade-off is intentional: today’s five levels can go to your Astronomy build or to the quest’s Art &amp; Architecture requirement. That choice is the RPG. Unlimited removes only the daily limit: finish faster, keep other skills moving the same week, or take on bigger challenges. There are no exclusive quests, knowledge, stats or rewards. Pay for freedom, not knowledge.</w:t>
+      </w:r>
+    </w:p>
+    <w:p>
+      <w:pPr>
+        <w:pStyle w:val="Heading2"/>
+        <w:keepNext/>
+      </w:pPr>
+      <w:r>
+        <w:rPr>
+          <w:rFonts w:ascii="Inter" w:hAnsi="Inter"/>
+        </w:rPr>
+        <w:t xml:space="preserve">Difficulty tiers</w:t>
+      </w:r>
+    </w:p>
+    <w:tbl>
+      <w:tblPr>
+        <w:tblW w:type="auto" w:w="0"/>
+        <w:jc w:val="center"/>
+        <w:tblLayout w:type="fixed"/>
+        <w:tblLook w:firstColumn="1" w:firstRow="1" w:lastColumn="0" w:lastRow="0" w:noHBand="0" w:noVBand="1" w:val="04A0"/>
+      </w:tblPr>
+      <w:tblGrid>
+        <w:gridCol w:w="1800"/>
+        <w:gridCol w:w="4320"/>
+        <w:gridCol w:w="3888"/>
+      </w:tblGrid>
+      <w:tr>
+        <w:trPr>
+          <w:trHeight w:hRule="atLeast"/>
+          <w:tblHeader w:val="true"/>
+        </w:trPr>
+        <w:tc>
+          <w:tcPr>
+            <w:tcW w:type="dxa" w:w="3427"/>
+            <w:shd w:fill="101624"/>
+            <w:tcMar>
+              <w:top w:w="90" w:type="dxa"/>
+              <w:start w:w="100" w:type="dxa"/>
+              <w:bottom w:w="90" w:type="dxa"/>
+              <w:end w:w="100" w:type="dxa"/>
+            </w:tcMar>
+            <w:tcBorders>
+              <w:top w:val="single" w:sz="3" w:color="FFFFFF"/>
+              <w:left w:val="single" w:sz="3" w:color="FFFFFF"/>
+              <w:bottom w:val="single" w:sz="3" w:color="FFFFFF"/>
+              <w:right w:val="single" w:sz="3" w:color="FFFFFF"/>
+              <w:insideH w:val="single" w:sz="3" w:color="FFFFFF"/>
+              <w:insideV w:val="single" w:sz="3" w:color="FFFFFF"/>
+            </w:tcBorders>
+            <w:vAlign w:val="center"/>
+          </w:tcPr>
+          <w:p>
+            <w:pPr>
+              <w:keepLines/>
+              <w:jc w:val="center"/>
+            </w:pPr>
+            <w:r>
+              <w:rPr>
+                <w:rFonts w:ascii="Inter" w:hAnsi="Inter"/>
+                <w:b/>
+                <w:color w:val="F7F9FC"/>
+                <w:sz w:val="18"/>
+              </w:rPr>
+              <w:t xml:space="preserve">Tier</w:t>
+            </w:r>
+          </w:p>
+        </w:tc>
+        <w:tc>
+          <w:tcPr>
+            <w:tcW w:type="dxa" w:w="3427"/>
+            <w:shd w:fill="101624"/>
+            <w:tcMar>
+              <w:top w:w="90" w:type="dxa"/>
+              <w:start w:w="100" w:type="dxa"/>
+              <w:bottom w:w="90" w:type="dxa"/>
+              <w:end w:w="100" w:type="dxa"/>
+            </w:tcMar>
+            <w:tcBorders>
+              <w:top w:val="single" w:sz="3" w:color="FFFFFF"/>
+              <w:left w:val="single" w:sz="3" w:color="FFFFFF"/>
+              <w:bottom w:val="single" w:sz="3" w:color="FFFFFF"/>
+              <w:right w:val="single" w:sz="3" w:color="FFFFFF"/>
+              <w:insideH w:val="single" w:sz="3" w:color="FFFFFF"/>
+              <w:insideV w:val="single" w:sz="3" w:color="FFFFFF"/>
+            </w:tcBorders>
+            <w:vAlign w:val="center"/>
+          </w:tcPr>
+          <w:p>
+            <w:pPr>
+              <w:keepLines/>
+              <w:jc w:val="center"/>
+            </w:pPr>
+            <w:r>
+              <w:rPr>
+                <w:rFonts w:ascii="Inter" w:hAnsi="Inter"/>
+                <w:b/>
+                <w:color w:val="F7F9FC"/>
+                <w:sz w:val="18"/>
+              </w:rPr>
+              <w:t xml:space="preserve">New levels</w:t>
+            </w:r>
+          </w:p>
+        </w:tc>
+        <w:tc>
+          <w:tcPr>
+            <w:tcW w:type="dxa" w:w="3427"/>
+            <w:shd w:fill="101624"/>
+            <w:tcMar>
+              <w:top w:w="90" w:type="dxa"/>
+              <w:start w:w="100" w:type="dxa"/>
+              <w:bottom w:w="90" w:type="dxa"/>
+              <w:end w:w="100" w:type="dxa"/>
+            </w:tcMar>
+            <w:tcBorders>
+              <w:top w:val="single" w:sz="3" w:color="FFFFFF"/>
+              <w:left w:val="single" w:sz="3" w:color="FFFFFF"/>
+              <w:bottom w:val="single" w:sz="3" w:color="FFFFFF"/>
+              <w:right w:val="single" w:sz="3" w:color="FFFFFF"/>
+              <w:insideH w:val="single" w:sz="3" w:color="FFFFFF"/>
+              <w:insideV w:val="single" w:sz="3" w:color="FFFFFF"/>
+            </w:tcBorders>
+            <w:vAlign w:val="center"/>
+          </w:tcPr>
+          <w:p>
+            <w:pPr>
+              <w:keepLines/>
+              <w:jc w:val="center"/>
+            </w:pPr>
+            <w:r>
+              <w:rPr>
+                <w:rFonts w:ascii="Inter" w:hAnsi="Inter"/>
+                <w:b/>
+                <w:color w:val="F7F9FC"/>
+                <w:sz w:val="18"/>
+              </w:rPr>
+              <w:t xml:space="preserve">Role</w:t>
+            </w:r>
+          </w:p>
+        </w:tc>
+      </w:tr>
+      <w:tr>
+        <w:trPr>
+          <w:trHeight w:hRule="atLeast"/>
+        </w:trPr>
+        <w:tc>
+          <w:tcPr>
+            <w:tcW w:type="dxa" w:w="1800"/>
+            <w:shd w:fill="FFFFFF"/>
+            <w:tcBorders>
+              <w:top w:val="single" w:sz="4" w:color="D7DDE7"/>
+              <w:left w:val="single" w:sz="4" w:color="D7DDE7"/>
+              <w:bottom w:val="single" w:sz="4" w:color="D7DDE7"/>
+              <w:right w:val="single" w:sz="4" w:color="D7DDE7"/>
+              <w:insideH w:val="single" w:sz="4" w:color="D7DDE7"/>
+              <w:insideV w:val="single" w:sz="4" w:color="D7DDE7"/>
+            </w:tcBorders>
+            <w:tcMar>
+              <w:top w:w="80" w:type="dxa"/>
+              <w:start w:w="95" w:type="dxa"/>
+              <w:bottom w:w="80" w:type="dxa"/>
+              <w:end w:w="95" w:type="dxa"/>
+            </w:tcMar>
+            <w:vAlign w:val="center"/>
+          </w:tcPr>
+          <w:p>
+            <w:pPr>
+              <w:keepLines/>
+              <w:jc w:val="center"/>
+            </w:pPr>
+            <w:r>
+              <w:rPr>
+                <w:rFonts w:ascii="Inter" w:hAnsi="Inter"/>
+                <w:color w:val="151A24"/>
+                <w:sz w:val="18"/>
+              </w:rPr>
+              <w:t xml:space="preserve">Standard Weekly Quest</w:t>
+            </w:r>
+          </w:p>
+        </w:tc>
+        <w:tc>
+          <w:tcPr>
+            <w:tcW w:type="dxa" w:w="4320"/>
+            <w:shd w:fill="FFFFFF"/>
+            <w:tcBorders>
+              <w:top w:val="single" w:sz="4" w:color="D7DDE7"/>
+              <w:left w:val="single" w:sz="4" w:color="D7DDE7"/>
+              <w:bottom w:val="single" w:sz="4" w:color="D7DDE7"/>
+              <w:right w:val="single" w:sz="4" w:color="D7DDE7"/>
+              <w:insideH w:val="single" w:sz="4" w:color="D7DDE7"/>
+              <w:insideV w:val="single" w:sz="4" w:color="D7DDE7"/>
+            </w:tcBorders>
+            <w:tcMar>
+              <w:top w:w="80" w:type="dxa"/>
+              <w:start w:w="95" w:type="dxa"/>
+              <w:bottom w:w="80" w:type="dxa"/>
+              <w:end w:w="95" w:type="dxa"/>
+            </w:tcMar>
+            <w:vAlign w:val="center"/>
+          </w:tcPr>
+          <w:p>
+            <w:pPr>
+              <w:keepLines/>
+              <w:jc w:val="left"/>
+            </w:pPr>
+            <w:r>
+              <w:rPr>
+                <w:rFonts w:ascii="Inter" w:hAnsi="Inter"/>
+                <w:color w:val="151A24"/>
+                <w:sz w:val="18"/>
+              </w:rPr>
+              <w:t xml:space="preserve">~25</w:t>
+            </w:r>
+          </w:p>
+        </w:tc>
+        <w:tc>
+          <w:tcPr>
+            <w:tcW w:type="dxa" w:w="3888"/>
+            <w:shd w:fill="FFFFFF"/>
+            <w:tcBorders>
+              <w:top w:val="single" w:sz="4" w:color="D7DDE7"/>
+              <w:left w:val="single" w:sz="4" w:color="D7DDE7"/>
+              <w:bottom w:val="single" w:sz="4" w:color="D7DDE7"/>
+              <w:right w:val="single" w:sz="4" w:color="D7DDE7"/>
+              <w:insideH w:val="single" w:sz="4" w:color="D7DDE7"/>
+              <w:insideV w:val="single" w:sz="4" w:color="D7DDE7"/>
+            </w:tcBorders>
+            <w:tcMar>
+              <w:top w:w="80" w:type="dxa"/>
+              <w:start w:w="95" w:type="dxa"/>
+              <w:bottom w:w="80" w:type="dxa"/>
+              <w:end w:w="95" w:type="dxa"/>
+            </w:tcMar>
+            <w:vAlign w:val="center"/>
+          </w:tcPr>
+          <w:p>
+            <w:pPr>
+              <w:keepLines/>
+              <w:jc w:val="left"/>
+            </w:pPr>
+            <w:r>
+              <w:rPr>
+                <w:rFonts w:ascii="Inter" w:hAnsi="Inter"/>
+                <w:color w:val="151A24"/>
+                <w:sz w:val="18"/>
+              </w:rPr>
+              <w:t xml:space="preserve">The recurring weekly quest; finishable free in about five learning days.</w:t>
+            </w:r>
+          </w:p>
+        </w:tc>
+      </w:tr>
+      <w:tr>
+        <w:trPr>
+          <w:trHeight w:hRule="atLeast"/>
+        </w:trPr>
+        <w:tc>
+          <w:tcPr>
+            <w:tcW w:type="dxa" w:w="1800"/>
+            <w:shd w:fill="FFFFFF"/>
+            <w:tcBorders>
+              <w:top w:val="single" w:sz="4" w:color="D7DDE7"/>
+              <w:left w:val="single" w:sz="4" w:color="D7DDE7"/>
+              <w:bottom w:val="single" w:sz="4" w:color="D7DDE7"/>
+              <w:right w:val="single" w:sz="4" w:color="D7DDE7"/>
+              <w:insideH w:val="single" w:sz="4" w:color="D7DDE7"/>
+              <w:insideV w:val="single" w:sz="4" w:color="D7DDE7"/>
+            </w:tcBorders>
+            <w:tcMar>
+              <w:top w:w="80" w:type="dxa"/>
+              <w:start w:w="95" w:type="dxa"/>
+              <w:bottom w:w="80" w:type="dxa"/>
+              <w:end w:w="95" w:type="dxa"/>
+            </w:tcMar>
+            <w:vAlign w:val="center"/>
+          </w:tcPr>
+          <w:p>
+            <w:pPr>
+              <w:keepLines/>
+              <w:jc w:val="center"/>
+            </w:pPr>
+            <w:r>
+              <w:rPr>
+                <w:rFonts w:ascii="Inter" w:hAnsi="Inter"/>
+                <w:color w:val="151A24"/>
+                <w:sz w:val="18"/>
+              </w:rPr>
+              <w:t xml:space="preserve">Epic Challenge</w:t>
+            </w:r>
+          </w:p>
+        </w:tc>
+        <w:tc>
+          <w:tcPr>
+            <w:tcW w:type="dxa" w:w="4320"/>
+            <w:shd w:fill="FFFFFF"/>
+            <w:tcBorders>
+              <w:top w:val="single" w:sz="4" w:color="D7DDE7"/>
+              <w:left w:val="single" w:sz="4" w:color="D7DDE7"/>
+              <w:bottom w:val="single" w:sz="4" w:color="D7DDE7"/>
+              <w:right w:val="single" w:sz="4" w:color="D7DDE7"/>
+              <w:insideH w:val="single" w:sz="4" w:color="D7DDE7"/>
+              <w:insideV w:val="single" w:sz="4" w:color="D7DDE7"/>
+            </w:tcBorders>
+            <w:tcMar>
+              <w:top w:w="80" w:type="dxa"/>
+              <w:start w:w="95" w:type="dxa"/>
+              <w:bottom w:w="80" w:type="dxa"/>
+              <w:end w:w="95" w:type="dxa"/>
+            </w:tcMar>
+            <w:vAlign w:val="center"/>
+          </w:tcPr>
+          <w:p>
+            <w:pPr>
+              <w:keepLines/>
+              <w:jc w:val="left"/>
+            </w:pPr>
+            <w:r>
+              <w:rPr>
+                <w:rFonts w:ascii="Inter" w:hAnsi="Inter"/>
+                <w:color w:val="151A24"/>
+                <w:sz w:val="18"/>
+              </w:rPr>
+              <w:t xml:space="preserve">~35</w:t>
+            </w:r>
+          </w:p>
+        </w:tc>
+        <w:tc>
+          <w:tcPr>
+            <w:tcW w:type="dxa" w:w="3888"/>
+            <w:shd w:fill="FFFFFF"/>
+            <w:tcBorders>
+              <w:top w:val="single" w:sz="4" w:color="D7DDE7"/>
+              <w:left w:val="single" w:sz="4" w:color="D7DDE7"/>
+              <w:bottom w:val="single" w:sz="4" w:color="D7DDE7"/>
+              <w:right w:val="single" w:sz="4" w:color="D7DDE7"/>
+              <w:insideH w:val="single" w:sz="4" w:color="D7DDE7"/>
+              <w:insideV w:val="single" w:sz="4" w:color="D7DDE7"/>
+            </w:tcBorders>
+            <w:tcMar>
+              <w:top w:w="80" w:type="dxa"/>
+              <w:start w:w="95" w:type="dxa"/>
+              <w:bottom w:w="80" w:type="dxa"/>
+              <w:end w:w="95" w:type="dxa"/>
+            </w:tcMar>
+            <w:vAlign w:val="center"/>
+          </w:tcPr>
+          <w:p>
+            <w:pPr>
+              <w:keepLines/>
+              <w:jc w:val="left"/>
+            </w:pPr>
+            <w:r>
+              <w:rPr>
+                <w:rFonts w:ascii="Inter" w:hAnsi="Inter"/>
+                <w:color w:val="151A24"/>
+                <w:sz w:val="18"/>
+              </w:rPr>
+              <w:t xml:space="preserve">Occasional; possible free across the whole week, but more demanding.</w:t>
+            </w:r>
+          </w:p>
+        </w:tc>
+      </w:tr>
+      <w:tr>
+        <w:trPr>
+          <w:trHeight w:hRule="atLeast"/>
+        </w:trPr>
+        <w:tc>
+          <w:tcPr>
+            <w:tcW w:type="dxa" w:w="1800"/>
+            <w:shd w:fill="FFFFFF"/>
+            <w:tcBorders>
+              <w:top w:val="single" w:sz="4" w:color="D7DDE7"/>
+              <w:left w:val="single" w:sz="4" w:color="D7DDE7"/>
+              <w:bottom w:val="single" w:sz="4" w:color="D7DDE7"/>
+              <w:right w:val="single" w:sz="4" w:color="D7DDE7"/>
+              <w:insideH w:val="single" w:sz="4" w:color="D7DDE7"/>
+              <w:insideV w:val="single" w:sz="4" w:color="D7DDE7"/>
+            </w:tcBorders>
+            <w:tcMar>
+              <w:top w:w="80" w:type="dxa"/>
+              <w:start w:w="95" w:type="dxa"/>
+              <w:bottom w:w="80" w:type="dxa"/>
+              <w:end w:w="95" w:type="dxa"/>
+            </w:tcMar>
+            <w:vAlign w:val="center"/>
+          </w:tcPr>
+          <w:p>
+            <w:pPr>
+              <w:keepLines/>
+              <w:jc w:val="center"/>
+            </w:pPr>
+            <w:r>
+              <w:rPr>
+                <w:rFonts w:ascii="Inter" w:hAnsi="Inter"/>
+                <w:color w:val="151A24"/>
+                <w:sz w:val="18"/>
+              </w:rPr>
+              <w:t xml:space="preserve">Legendary Challenge</w:t>
+            </w:r>
+          </w:p>
+        </w:tc>
+        <w:tc>
+          <w:tcPr>
+            <w:tcW w:type="dxa" w:w="4320"/>
+            <w:shd w:fill="FFFFFF"/>
+            <w:tcBorders>
+              <w:top w:val="single" w:sz="4" w:color="D7DDE7"/>
+              <w:left w:val="single" w:sz="4" w:color="D7DDE7"/>
+              <w:bottom w:val="single" w:sz="4" w:color="D7DDE7"/>
+              <w:right w:val="single" w:sz="4" w:color="D7DDE7"/>
+              <w:insideH w:val="single" w:sz="4" w:color="D7DDE7"/>
+              <w:insideV w:val="single" w:sz="4" w:color="D7DDE7"/>
+            </w:tcBorders>
+            <w:tcMar>
+              <w:top w:w="80" w:type="dxa"/>
+              <w:start w:w="95" w:type="dxa"/>
+              <w:bottom w:w="80" w:type="dxa"/>
+              <w:end w:w="95" w:type="dxa"/>
+            </w:tcMar>
+            <w:vAlign w:val="center"/>
+          </w:tcPr>
+          <w:p>
+            <w:pPr>
+              <w:keepLines/>
+              <w:jc w:val="left"/>
+            </w:pPr>
+            <w:r>
+              <w:rPr>
+                <w:rFonts w:ascii="Inter" w:hAnsi="Inter"/>
+                <w:color w:val="151A24"/>
+                <w:sz w:val="18"/>
+              </w:rPr>
+              <w:t xml:space="preserve">50+</w:t>
+            </w:r>
+          </w:p>
+        </w:tc>
+        <w:tc>
+          <w:tcPr>
+            <w:tcW w:type="dxa" w:w="3888"/>
+            <w:shd w:fill="FFFFFF"/>
+            <w:tcBorders>
+              <w:top w:val="single" w:sz="4" w:color="D7DDE7"/>
+              <w:left w:val="single" w:sz="4" w:color="D7DDE7"/>
+              <w:bottom w:val="single" w:sz="4" w:color="D7DDE7"/>
+              <w:right w:val="single" w:sz="4" w:color="D7DDE7"/>
+              <w:insideH w:val="single" w:sz="4" w:color="D7DDE7"/>
+              <w:insideV w:val="single" w:sz="4" w:color="D7DDE7"/>
+            </w:tcBorders>
+            <w:tcMar>
+              <w:top w:w="80" w:type="dxa"/>
+              <w:start w:w="95" w:type="dxa"/>
+              <w:bottom w:w="80" w:type="dxa"/>
+              <w:end w:w="95" w:type="dxa"/>
+            </w:tcMar>
+            <w:vAlign w:val="center"/>
+          </w:tcPr>
+          <w:p>
+            <w:pPr>
+              <w:keepLines/>
+              <w:jc w:val="left"/>
+            </w:pPr>
+            <w:r>
+              <w:rPr>
+                <w:rFonts w:ascii="Inter" w:hAnsi="Inter"/>
+                <w:color w:val="151A24"/>
+                <w:sz w:val="18"/>
+              </w:rPr>
+              <w:t xml:space="preserve">Rare and optional; may be a long-term goal rather than a one-week one. Never replaces the standard quest.</w:t>
+            </w:r>
+          </w:p>
+        </w:tc>
+      </w:tr>
+    </w:tbl>
+    <w:p>
+      <w:pPr>
+        <w:spacing w:after="40"/>
+      </w:pPr>
+    </w:p>
+    <w:p>
+      <w:r>
+        <w:rPr>
+          <w:rFonts w:ascii="Inter" w:hAnsi="Inter"/>
+        </w:rPr>
+        <w:t xml:space="preserve">Difficulty is never tied to Premium. Every tier and its rewards are earnable free.</w:t>
+      </w:r>
+    </w:p>
+    <w:tbl>
+      <w:tblPr>
+        <w:tblW w:type="auto" w:w="0"/>
+        <w:jc w:val="center"/>
+        <w:tblLayout w:type="fixed"/>
+        <w:tblLook w:firstColumn="1" w:firstRow="1" w:lastColumn="0" w:lastRow="0" w:noHBand="0" w:noVBand="1" w:val="04A0"/>
+      </w:tblPr>
+      <w:tblGrid>
+        <w:gridCol w:w="10080"/>
+      </w:tblGrid>
+      <w:tr>
+        <w:trPr>
+          <w:cantSplit/>
+        </w:trPr>
+        <w:tc>
+          <w:tcPr>
+            <w:tcW w:type="dxa" w:w="10282"/>
+            <w:shd w:fill="FFF6D9"/>
+            <w:tcBorders>
+              <w:top w:val="single" w:sz="10" w:color="FFC857"/>
+              <w:left w:val="single" w:sz="10" w:color="FFC857"/>
+              <w:bottom w:val="single" w:sz="10" w:color="FFC857"/>
+              <w:right w:val="single" w:sz="10" w:color="FFC857"/>
+              <w:insideH w:val="single" w:sz="10" w:color="FFC857"/>
+              <w:insideV w:val="single" w:sz="10" w:color="FFC857"/>
+            </w:tcBorders>
+            <w:tcMar>
+              <w:top w:w="110" w:type="dxa"/>
+              <w:start w:w="140" w:type="dxa"/>
+              <w:bottom w:w="110" w:type="dxa"/>
+              <w:end w:w="140" w:type="dxa"/>
+            </w:tcMar>
+          </w:tcPr>
+          <w:p>
+            <w:pPr>
+              <w:spacing w:after="40"/>
+            </w:pPr>
+            <w:r>
+              <w:rPr>
+                <w:rFonts w:ascii="Inter" w:hAnsi="Inter"/>
+                <w:b/>
+                <w:color w:val="FFC857"/>
+                <w:sz w:val="21"/>
+              </w:rPr>
+              <w:t xml:space="preserve">NO FOMO: THE CHRONICLE</w:t>
+            </w:r>
+          </w:p>
+          <w:p>
+            <w:pPr>
+              <w:spacing w:after="0"/>
+            </w:pPr>
+            <w:r>
+              <w:rPr>
+                <w:rFonts w:ascii="Inter" w:hAnsi="Inter"/>
+                <w:color w:val="151A24"/>
+                <w:sz w:val="19"/>
+              </w:rPr>
+              <w:t xml:space="preserve">When a quest’s featured week ends, it moves to the Chronicle and stays completable, with the same knowledge, trophy, title and primary cosmetic. Finishing during the live week adds a subtle marker such as “Live Clear — Week 39, 2026” or a dated trophy inscription. Never “You missed this forever.” Reward what users gain; do not threaten what they may lose.</w:t>
+            </w:r>
+          </w:p>
+        </w:tc>
+      </w:tr>
+    </w:tbl>
+    <w:p>
+      <w:pPr>
+        <w:spacing w:after="40"/>
+      </w:pPr>
+    </w:p>
+    <w:p>
+      <w:pPr>
+        <w:pStyle w:val="Heading2"/>
+        <w:keepNext/>
+      </w:pPr>
+      <w:r>
+        <w:rPr>
+          <w:rFonts w:ascii="Inter" w:hAnsi="Inter"/>
+        </w:rPr>
+        <w:t xml:space="preserve">Themes</w:t>
+      </w:r>
+    </w:p>
+    <w:p>
+      <w:r>
+        <w:rPr>
+          <w:rFonts w:ascii="Inter" w:hAnsi="Inter"/>
+        </w:rPr>
+        <w:t xml:space="preserve">Each quest combines five related trees around one theme, and the catalog should grow to hundreds of combinations. Examples: The Roman World; The Moon Landing (Astronomy, Modern History, Physics, Engineering, Geography); Age of Dinosaurs; The Renaissance; Age of Exploration; The Atomic Age; later, conceptual quests such as Survive on Mars or Build a Civilization. A quest may only use skills with enough published levels for every learner to make five new levels of progress.</w:t>
+      </w:r>
+    </w:p>
+    <w:p>
+      <w:pPr>
+        <w:pStyle w:val="Heading2"/>
+        <w:keepNext/>
+      </w:pPr>
+      <w:r>
+        <w:rPr>
+          <w:rFonts w:ascii="Inter" w:hAnsi="Inter"/>
+        </w:rPr>
+        <w:t xml:space="preserve">Friends</w:t>
+      </w:r>
+    </w:p>
+    <w:p>
+      <w:r>
+        <w:rPr>
+          <w:rFonts w:ascii="Inter" w:hAnsi="Inter"/>
+        </w:rPr>
+        <w:t xml:space="preserve">Friends see each other’s progress on the active quest as a plain list (Mike 25 / 25 ✓, Sarah 19 / 25, You 14 / 25): visible progress, never pressure copy like “Mike is beating you!” Quest trophies and titles show on friend profiles like any other. Group quests are a later candidate (see Parties), not part of the first release.</w:t>
+      </w:r>
+    </w:p>
+    <w:p>
+      <w:pPr>
+        <w:pStyle w:val="Kicker"/>
+        <w:keepNext/>
+      </w:pPr>
+      <w:r>
+        <w:rPr>
+          <w:rFonts w:ascii="Inter" w:hAnsi="Inter"/>
+          <w:b/>
+          <w:color w:val="7C5CFF"/>
+          <w:sz w:val="18"/>
+        </w:rPr>
+        <w:t>12  BACKEND FOUNDATION</w:t>
       </w:r>
     </w:p>
     <w:p>
@@ -11102,7 +13014,7 @@
                 <w:color w:val="151A24"/>
                 <w:sz w:val="17"/>
               </w:rPr>
-              <w:t>reward_events</w:t>
+              <w:t xml:space="preserve">reward_events</w:t>
             </w:r>
           </w:p>
         </w:tc>
@@ -11137,7 +13049,7 @@
                 <w:color w:val="151A24"/>
                 <w:sz w:val="17"/>
               </w:rPr>
-              <w:t>Immutable/idempotent record of verified learning reward events</w:t>
+              <w:t xml:space="preserve">Immutable/idempotent record of verified learning reward events</w:t>
             </w:r>
           </w:p>
         </w:tc>
@@ -11177,7 +13089,7 @@
                 <w:color w:val="151A24"/>
                 <w:sz w:val="17"/>
               </w:rPr>
-              <w:t>user_skill_progress</w:t>
+              <w:t xml:space="preserve">user_skill_progress</w:t>
             </w:r>
           </w:p>
         </w:tc>
@@ -11212,7 +13124,7 @@
                 <w:color w:val="151A24"/>
                 <w:sz w:val="17"/>
               </w:rPr>
-              <w:t>Current canonical level, XP and mastery state per skill</w:t>
+              <w:t xml:space="preserve">Current canonical level, XP and mastery state per skill</w:t>
             </w:r>
           </w:p>
         </w:tc>
@@ -11252,7 +13164,7 @@
                 <w:color w:val="151A24"/>
                 <w:sz w:val="17"/>
               </w:rPr>
-              <w:t>achievements</w:t>
+              <w:t xml:space="preserve">achievements</w:t>
             </w:r>
           </w:p>
         </w:tc>
@@ -11287,7 +13199,7 @@
                 <w:color w:val="151A24"/>
                 <w:sz w:val="17"/>
               </w:rPr>
-              <w:t>Definition catalog for trophies, titles and unlock criteria</w:t>
+              <w:t xml:space="preserve">Definition catalog for trophies, titles and unlock criteria</w:t>
             </w:r>
           </w:p>
         </w:tc>
@@ -11327,7 +13239,7 @@
                 <w:color w:val="151A24"/>
                 <w:sz w:val="17"/>
               </w:rPr>
-              <w:t>user_achievements</w:t>
+              <w:t xml:space="preserve">user_achievements</w:t>
             </w:r>
           </w:p>
         </w:tc>
@@ -11362,7 +13274,7 @@
                 <w:color w:val="151A24"/>
                 <w:sz w:val="17"/>
               </w:rPr>
-              <w:t>Earned trophy/title records + earned date</w:t>
+              <w:t xml:space="preserve">Earned trophy/title records + earned date</w:t>
             </w:r>
           </w:p>
         </w:tc>
@@ -11402,7 +13314,7 @@
                 <w:color w:val="151A24"/>
                 <w:sz w:val="17"/>
               </w:rPr>
-              <w:t>trophy_rarity_snapshot</w:t>
+              <w:t xml:space="preserve">trophy_rarity_snapshot</w:t>
             </w:r>
           </w:p>
         </w:tc>
@@ -11437,7 +13349,7 @@
                 <w:color w:val="151A24"/>
                 <w:sz w:val="17"/>
               </w:rPr>
-              <w:t>Current earn rate and rarity tier</w:t>
+              <w:t xml:space="preserve">Current earn rate and rarity tier</w:t>
             </w:r>
           </w:p>
         </w:tc>
@@ -11477,7 +13389,7 @@
                 <w:color w:val="151A24"/>
                 <w:sz w:val="17"/>
               </w:rPr>
-              <w:t>friendships</w:t>
+              <w:t xml:space="preserve">friendships</w:t>
             </w:r>
           </w:p>
         </w:tc>
@@ -11512,7 +13424,7 @@
                 <w:color w:val="151A24"/>
                 <w:sz w:val="17"/>
               </w:rPr>
-              <w:t>Pending / accepted / blocked relationship state</w:t>
+              <w:t xml:space="preserve">Pending / accepted / blocked relationship state</w:t>
             </w:r>
           </w:p>
         </w:tc>
@@ -11552,7 +13464,7 @@
                 <w:color w:val="151A24"/>
                 <w:sz w:val="17"/>
               </w:rPr>
-              <w:t>leaderboard_weekly</w:t>
+              <w:t xml:space="preserve">leaderboard_weekly</w:t>
             </w:r>
           </w:p>
         </w:tc>
@@ -11587,7 +13499,7 @@
                 <w:color w:val="151A24"/>
                 <w:sz w:val="17"/>
               </w:rPr>
-              <w:t>Derived weekly score snapshots by user</w:t>
+              <w:t xml:space="preserve">Derived weekly score snapshots by user</w:t>
             </w:r>
           </w:p>
         </w:tc>
@@ -11627,7 +13539,7 @@
                 <w:color w:val="151A24"/>
                 <w:sz w:val="17"/>
               </w:rPr>
-              <w:t>challenges</w:t>
+              <w:t xml:space="preserve">challenges</w:t>
             </w:r>
           </w:p>
         </w:tc>
@@ -11662,7 +13574,7 @@
                 <w:color w:val="151A24"/>
                 <w:sz w:val="17"/>
               </w:rPr>
-              <w:t>Participants, question-set version, attempts and result</w:t>
+              <w:t xml:space="preserve">Participants, question-set version, attempts and result</w:t>
             </w:r>
           </w:p>
         </w:tc>
@@ -11702,7 +13614,7 @@
                 <w:color w:val="151A24"/>
                 <w:sz w:val="17"/>
               </w:rPr>
-              <w:t>cosmetics</w:t>
+              <w:t xml:space="preserve">cosmetics</w:t>
             </w:r>
           </w:p>
         </w:tc>
@@ -11737,7 +13649,7 @@
                 <w:color w:val="151A24"/>
                 <w:sz w:val="17"/>
               </w:rPr>
-              <w:t>Definition catalog and unlock source</w:t>
+              <w:t xml:space="preserve">Definition catalog and unlock source</w:t>
             </w:r>
           </w:p>
         </w:tc>
@@ -11777,7 +13689,7 @@
                 <w:color w:val="151A24"/>
                 <w:sz w:val="17"/>
               </w:rPr>
-              <w:t>user_cosmetics</w:t>
+              <w:t xml:space="preserve">user_cosmetics</w:t>
             </w:r>
           </w:p>
         </w:tc>
@@ -11812,7 +13724,232 @@
                 <w:color w:val="151A24"/>
                 <w:sz w:val="17"/>
               </w:rPr>
-              <w:t>Owned/equipped visual rewards</w:t>
+              <w:t xml:space="preserve">Owned/equipped visual rewards</w:t>
+            </w:r>
+          </w:p>
+        </w:tc>
+      </w:tr>
+      <w:tr>
+        <w:trPr>
+          <w:trHeight w:hRule="atLeast"/>
+        </w:trPr>
+        <w:tc>
+          <w:tcPr>
+            <w:tcW w:type="dxa" w:w="3240"/>
+            <w:shd w:fill="FFFFFF"/>
+            <w:tcBorders>
+              <w:top w:val="single" w:sz="4" w:color="D7DDE7"/>
+              <w:left w:val="single" w:sz="4" w:color="D7DDE7"/>
+              <w:bottom w:val="single" w:sz="4" w:color="D7DDE7"/>
+              <w:right w:val="single" w:sz="4" w:color="D7DDE7"/>
+              <w:insideH w:val="single" w:sz="4" w:color="D7DDE7"/>
+              <w:insideV w:val="single" w:sz="4" w:color="D7DDE7"/>
+            </w:tcBorders>
+            <w:tcMar>
+              <w:top w:w="80" w:type="dxa"/>
+              <w:start w:w="95" w:type="dxa"/>
+              <w:bottom w:w="80" w:type="dxa"/>
+              <w:end w:w="95" w:type="dxa"/>
+            </w:tcMar>
+            <w:vAlign w:val="center"/>
+          </w:tcPr>
+          <w:p>
+            <w:pPr>
+              <w:keepLines/>
+              <w:jc w:val="center"/>
+            </w:pPr>
+            <w:r>
+              <w:rPr>
+                <w:rFonts w:ascii="Inter" w:hAnsi="Inter"/>
+                <w:color w:val="151A24"/>
+                <w:sz w:val="17"/>
+              </w:rPr>
+              <w:t xml:space="preserve">quests</w:t>
+            </w:r>
+          </w:p>
+        </w:tc>
+        <w:tc>
+          <w:tcPr>
+            <w:tcW w:type="dxa" w:w="6840"/>
+            <w:shd w:fill="FFFFFF"/>
+            <w:tcBorders>
+              <w:top w:val="single" w:sz="4" w:color="D7DDE7"/>
+              <w:left w:val="single" w:sz="4" w:color="D7DDE7"/>
+              <w:bottom w:val="single" w:sz="4" w:color="D7DDE7"/>
+              <w:right w:val="single" w:sz="4" w:color="D7DDE7"/>
+              <w:insideH w:val="single" w:sz="4" w:color="D7DDE7"/>
+              <w:insideV w:val="single" w:sz="4" w:color="D7DDE7"/>
+            </w:tcBorders>
+            <w:tcMar>
+              <w:top w:w="80" w:type="dxa"/>
+              <w:start w:w="95" w:type="dxa"/>
+              <w:bottom w:w="80" w:type="dxa"/>
+              <w:end w:w="95" w:type="dxa"/>
+            </w:tcMar>
+            <w:vAlign w:val="center"/>
+          </w:tcPr>
+          <w:p>
+            <w:pPr>
+              <w:keepLines/>
+              <w:jc w:val="left"/>
+            </w:pPr>
+            <w:r>
+              <w:rPr>
+                <w:rFonts w:ascii="Inter" w:hAnsi="Inter"/>
+                <w:color w:val="151A24"/>
+                <w:sz w:val="17"/>
+              </w:rPr>
+              <w:t xml:space="preserve">Quest definitions: title, subtitle, description, visual key, difficulty tier, start and featured-end dates, archive availability, Final Encounter, reward trophy/title/cosmetics, XP reward</w:t>
+            </w:r>
+          </w:p>
+        </w:tc>
+      </w:tr>
+      <w:tr>
+        <w:trPr>
+          <w:trHeight w:hRule="atLeast"/>
+        </w:trPr>
+        <w:tc>
+          <w:tcPr>
+            <w:tcW w:type="dxa" w:w="3240"/>
+            <w:shd w:fill="FFFFFF"/>
+            <w:tcBorders>
+              <w:top w:val="single" w:sz="4" w:color="D7DDE7"/>
+              <w:left w:val="single" w:sz="4" w:color="D7DDE7"/>
+              <w:bottom w:val="single" w:sz="4" w:color="D7DDE7"/>
+              <w:right w:val="single" w:sz="4" w:color="D7DDE7"/>
+              <w:insideH w:val="single" w:sz="4" w:color="D7DDE7"/>
+              <w:insideV w:val="single" w:sz="4" w:color="D7DDE7"/>
+            </w:tcBorders>
+            <w:tcMar>
+              <w:top w:w="80" w:type="dxa"/>
+              <w:start w:w="95" w:type="dxa"/>
+              <w:bottom w:w="80" w:type="dxa"/>
+              <w:end w:w="95" w:type="dxa"/>
+            </w:tcMar>
+            <w:vAlign w:val="center"/>
+          </w:tcPr>
+          <w:p>
+            <w:pPr>
+              <w:keepLines/>
+              <w:jc w:val="center"/>
+            </w:pPr>
+            <w:r>
+              <w:rPr>
+                <w:rFonts w:ascii="Inter" w:hAnsi="Inter"/>
+                <w:color w:val="151A24"/>
+                <w:sz w:val="17"/>
+              </w:rPr>
+              <w:t xml:space="preserve">quest_requirements</w:t>
+            </w:r>
+          </w:p>
+        </w:tc>
+        <w:tc>
+          <w:tcPr>
+            <w:tcW w:type="dxa" w:w="6840"/>
+            <w:shd w:fill="FFFFFF"/>
+            <w:tcBorders>
+              <w:top w:val="single" w:sz="4" w:color="D7DDE7"/>
+              <w:left w:val="single" w:sz="4" w:color="D7DDE7"/>
+              <w:bottom w:val="single" w:sz="4" w:color="D7DDE7"/>
+              <w:right w:val="single" w:sz="4" w:color="D7DDE7"/>
+              <w:insideH w:val="single" w:sz="4" w:color="D7DDE7"/>
+              <w:insideV w:val="single" w:sz="4" w:color="D7DDE7"/>
+            </w:tcBorders>
+            <w:tcMar>
+              <w:top w:w="80" w:type="dxa"/>
+              <w:start w:w="95" w:type="dxa"/>
+              <w:bottom w:w="80" w:type="dxa"/>
+              <w:end w:w="95" w:type="dxa"/>
+            </w:tcMar>
+            <w:vAlign w:val="center"/>
+          </w:tcPr>
+          <w:p>
+            <w:pPr>
+              <w:keepLines/>
+              <w:jc w:val="left"/>
+            </w:pPr>
+            <w:r>
+              <w:rPr>
+                <w:rFonts w:ascii="Inter" w:hAnsi="Inter"/>
+                <w:color w:val="151A24"/>
+                <w:sz w:val="17"/>
+              </w:rPr>
+              <w:t xml:space="preserve">Per quest: required skill ID + number of new levels</w:t>
+            </w:r>
+          </w:p>
+        </w:tc>
+      </w:tr>
+      <w:tr>
+        <w:trPr>
+          <w:trHeight w:hRule="atLeast"/>
+        </w:trPr>
+        <w:tc>
+          <w:tcPr>
+            <w:tcW w:type="dxa" w:w="3240"/>
+            <w:shd w:fill="FFFFFF"/>
+            <w:tcBorders>
+              <w:top w:val="single" w:sz="4" w:color="D7DDE7"/>
+              <w:left w:val="single" w:sz="4" w:color="D7DDE7"/>
+              <w:bottom w:val="single" w:sz="4" w:color="D7DDE7"/>
+              <w:right w:val="single" w:sz="4" w:color="D7DDE7"/>
+              <w:insideH w:val="single" w:sz="4" w:color="D7DDE7"/>
+              <w:insideV w:val="single" w:sz="4" w:color="D7DDE7"/>
+            </w:tcBorders>
+            <w:tcMar>
+              <w:top w:w="80" w:type="dxa"/>
+              <w:start w:w="95" w:type="dxa"/>
+              <w:bottom w:w="80" w:type="dxa"/>
+              <w:end w:w="95" w:type="dxa"/>
+            </w:tcMar>
+            <w:vAlign w:val="center"/>
+          </w:tcPr>
+          <w:p>
+            <w:pPr>
+              <w:keepLines/>
+              <w:jc w:val="center"/>
+            </w:pPr>
+            <w:r>
+              <w:rPr>
+                <w:rFonts w:ascii="Inter" w:hAnsi="Inter"/>
+                <w:color w:val="151A24"/>
+                <w:sz w:val="17"/>
+              </w:rPr>
+              <w:t xml:space="preserve">user_quests</w:t>
+            </w:r>
+          </w:p>
+        </w:tc>
+        <w:tc>
+          <w:tcPr>
+            <w:tcW w:type="dxa" w:w="6840"/>
+            <w:shd w:fill="FFFFFF"/>
+            <w:tcBorders>
+              <w:top w:val="single" w:sz="4" w:color="D7DDE7"/>
+              <w:left w:val="single" w:sz="4" w:color="D7DDE7"/>
+              <w:bottom w:val="single" w:sz="4" w:color="D7DDE7"/>
+              <w:right w:val="single" w:sz="4" w:color="D7DDE7"/>
+              <w:insideH w:val="single" w:sz="4" w:color="D7DDE7"/>
+              <w:insideV w:val="single" w:sz="4" w:color="D7DDE7"/>
+            </w:tcBorders>
+            <w:tcMar>
+              <w:top w:w="80" w:type="dxa"/>
+              <w:start w:w="95" w:type="dxa"/>
+              <w:bottom w:w="80" w:type="dxa"/>
+              <w:end w:w="95" w:type="dxa"/>
+            </w:tcMar>
+            <w:vAlign w:val="center"/>
+          </w:tcPr>
+          <w:p>
+            <w:pPr>
+              <w:keepLines/>
+              <w:jc w:val="left"/>
+            </w:pPr>
+            <w:r>
+              <w:rPr>
+                <w:rFonts w:ascii="Inter" w:hAnsi="Inter"/>
+                <w:color w:val="151A24"/>
+                <w:sz w:val="17"/>
+              </w:rPr>
+              <w:t xml:space="preserve">Start time, Final Encounter result, live-clear flag, completion timestamp; per-requirement progress is derived from ledger events</w:t>
             </w:r>
           </w:p>
         </w:tc>
@@ -11975,6 +14112,19 @@
         <w:t>WEEKLY_PERSONAL_BEST</w:t>
       </w:r>
     </w:p>
+    <w:p>
+      <w:pPr>
+        <w:ind w:left="259" w:hanging="173"/>
+      </w:pPr>
+      <w:r>
+        <w:rPr>
+          <w:rFonts w:ascii="Inter" w:hAnsi="Inter"/>
+          <w:b/>
+          <w:color w:val="7C5CFF"/>
+        </w:rPr>
+        <w:t xml:space="preserve">• QUEST_COMPLETED</w:t>
+      </w:r>
+    </w:p>
     <w:tbl>
       <w:tblPr>
         <w:tblW w:type="auto" w:w="0"/>
@@ -12055,7 +14205,7 @@
           <w:color w:val="7C5CFF"/>
           <w:sz w:val="18"/>
         </w:rPr>
-        <w:t>12  EXACT BUILD ORDER</w:t>
+        <w:t>13  EXACT BUILD ORDER</w:t>
       </w:r>
     </w:p>
     <w:p>
@@ -12239,7 +14389,7 @@
                 <w:color w:val="151A24"/>
                 <w:sz w:val="17"/>
               </w:rPr>
-              <w:t>0</w:t>
+              <w:t xml:space="preserve">0</w:t>
             </w:r>
           </w:p>
         </w:tc>
@@ -12274,7 +14424,7 @@
                 <w:color w:val="151A24"/>
                 <w:sz w:val="17"/>
               </w:rPr>
-              <w:t>Prerequisite audit</w:t>
+              <w:t xml:space="preserve">Prerequisite audit</w:t>
             </w:r>
           </w:p>
         </w:tc>
@@ -12309,7 +14459,7 @@
                 <w:color w:val="151A24"/>
                 <w:sz w:val="17"/>
               </w:rPr>
-              <w:t>Core progress events are server-validated; account identity and analytics are stable.</w:t>
+              <w:t xml:space="preserve">Core progress events are server-validated; account identity and analytics are stable.</w:t>
             </w:r>
           </w:p>
         </w:tc>
@@ -12349,7 +14499,7 @@
                 <w:color w:val="151A24"/>
                 <w:sz w:val="17"/>
               </w:rPr>
-              <w:t>1</w:t>
+              <w:t xml:space="preserve">1</w:t>
             </w:r>
           </w:p>
         </w:tc>
@@ -12384,7 +14534,7 @@
                 <w:color w:val="151A24"/>
                 <w:sz w:val="17"/>
               </w:rPr>
-              <w:t>Reward event ledger</w:t>
+              <w:t xml:space="preserve">Reward event ledger</w:t>
             </w:r>
           </w:p>
         </w:tc>
@@ -12419,7 +14569,7 @@
                 <w:color w:val="151A24"/>
                 <w:sz w:val="17"/>
               </w:rPr>
-              <w:t>One source of truth for XP, mastery, achievements and future leaderboard scoring.</w:t>
+              <w:t xml:space="preserve">One source of truth for XP, mastery, achievements, quest progress and future leaderboard scoring.</w:t>
             </w:r>
           </w:p>
         </w:tc>
@@ -12459,7 +14609,7 @@
                 <w:color w:val="151A24"/>
                 <w:sz w:val="17"/>
               </w:rPr>
-              <w:t>2</w:t>
+              <w:t xml:space="preserve">2</w:t>
             </w:r>
           </w:p>
         </w:tc>
@@ -12494,7 +14644,7 @@
                 <w:color w:val="151A24"/>
                 <w:sz w:val="17"/>
               </w:rPr>
-              <w:t>Achievement engine</w:t>
+              <w:t xml:space="preserve">Achievement engine</w:t>
             </w:r>
           </w:p>
         </w:tc>
@@ -12529,7 +14679,7 @@
                 <w:color w:val="151A24"/>
                 <w:sz w:val="17"/>
               </w:rPr>
-              <w:t>Trophy/title definitions, criteria evaluation, rarity snapshots, permanent unlock storage.</w:t>
+              <w:t xml:space="preserve">Trophy/title definitions, criteria evaluation, rarity snapshots, permanent unlock storage.</w:t>
             </w:r>
           </w:p>
         </w:tc>
@@ -12569,7 +14719,7 @@
                 <w:color w:val="151A24"/>
                 <w:sz w:val="17"/>
               </w:rPr>
-              <w:t>3</w:t>
+              <w:t xml:space="preserve">3</w:t>
             </w:r>
           </w:p>
         </w:tc>
@@ -12604,7 +14754,7 @@
                 <w:color w:val="151A24"/>
                 <w:sz w:val="17"/>
               </w:rPr>
-              <w:t>Profile v2</w:t>
+              <w:t xml:space="preserve">Profile v2</w:t>
             </w:r>
           </w:p>
         </w:tc>
@@ -12639,7 +14789,7 @@
                 <w:color w:val="151A24"/>
                 <w:sz w:val="17"/>
               </w:rPr>
-              <w:t>Three rarest trophies, title, skills, stars, trophy collection, privacy settings.</w:t>
+              <w:t xml:space="preserve">Username, Knowledge Level, title, three rarest trophies, skills, stars, trophy collection, privacy settings.</w:t>
             </w:r>
           </w:p>
         </w:tc>
@@ -12679,7 +14829,7 @@
                 <w:color w:val="151A24"/>
                 <w:sz w:val="17"/>
               </w:rPr>
-              <w:t>4</w:t>
+              <w:t xml:space="preserve">4</w:t>
             </w:r>
           </w:p>
         </w:tc>
@@ -12714,7 +14864,7 @@
                 <w:color w:val="151A24"/>
                 <w:sz w:val="17"/>
               </w:rPr>
-              <w:t>Friend graph</w:t>
+              <w:t xml:space="preserve">Earned cosmetics</w:t>
             </w:r>
           </w:p>
         </w:tc>
@@ -12749,7 +14899,7 @@
                 <w:color w:val="151A24"/>
                 <w:sz w:val="17"/>
               </w:rPr>
-              <w:t>Requests, accept/remove/block/report, exact-username search/invites.</w:t>
+              <w:t xml:space="preserve">Unlock catalog, inventory, equipped state, profile rendering. Before quests, which award cosmetics.</w:t>
             </w:r>
           </w:p>
         </w:tc>
@@ -12789,7 +14939,7 @@
                 <w:color w:val="151A24"/>
                 <w:sz w:val="17"/>
               </w:rPr>
-              <w:t>5</w:t>
+              <w:t xml:space="preserve">5</w:t>
             </w:r>
           </w:p>
         </w:tc>
@@ -12824,7 +14974,7 @@
                 <w:color w:val="151A24"/>
                 <w:sz w:val="17"/>
               </w:rPr>
-              <w:t>Friend profiles</w:t>
+              <w:t xml:space="preserve">Weekly Knowledge Quests</w:t>
             </w:r>
           </w:p>
         </w:tc>
@@ -12859,7 +15009,7 @@
                 <w:color w:val="151A24"/>
                 <w:sz w:val="17"/>
               </w:rPr>
-              <w:t>Read-only social viewing with privacy enforcement and compare surfaces.</w:t>
+              <w:t xml:space="preserve">Quest definitions; requirement tracking from verified level-completion events; active quest screen; daily-complete integration; Final Encounter; rewards; Chronicle; analytics.</w:t>
             </w:r>
           </w:p>
         </w:tc>
@@ -12899,7 +15049,7 @@
                 <w:color w:val="151A24"/>
                 <w:sz w:val="17"/>
               </w:rPr>
-              <w:t>6</w:t>
+              <w:t xml:space="preserve">6</w:t>
             </w:r>
           </w:p>
         </w:tc>
@@ -12934,7 +15084,7 @@
                 <w:color w:val="151A24"/>
                 <w:sz w:val="17"/>
               </w:rPr>
-              <w:t>Weekly friend leaderboard</w:t>
+              <w:t xml:space="preserve">Friend graph</w:t>
             </w:r>
           </w:p>
         </w:tc>
@@ -12969,7 +15119,7 @@
                 <w:color w:val="151A24"/>
                 <w:sz w:val="17"/>
               </w:rPr>
-              <w:t>Server-derived score, weekly reset, personal best records.</w:t>
+              <w:t xml:space="preserve">Requests, accept/remove/block/report, exact-username search/invites.</w:t>
             </w:r>
           </w:p>
         </w:tc>
@@ -13009,7 +15159,7 @@
                 <w:color w:val="151A24"/>
                 <w:sz w:val="17"/>
               </w:rPr>
-              <w:t>7</w:t>
+              <w:t xml:space="preserve">7</w:t>
             </w:r>
           </w:p>
         </w:tc>
@@ -13044,7 +15194,7 @@
                 <w:color w:val="151A24"/>
                 <w:sz w:val="17"/>
               </w:rPr>
-              <w:t>Friend challenges</w:t>
+              <w:t xml:space="preserve">Friend profiles</w:t>
             </w:r>
           </w:p>
         </w:tc>
@@ -13079,7 +15229,7 @@
                 <w:color w:val="151A24"/>
                 <w:sz w:val="17"/>
               </w:rPr>
-              <w:t>Shared concept eligibility, fixed question-set versions, sealed results.</w:t>
+              <w:t xml:space="preserve">Read-only social viewing with privacy enforcement and compare surfaces.</w:t>
             </w:r>
           </w:p>
         </w:tc>
@@ -13119,7 +15269,7 @@
                 <w:color w:val="151A24"/>
                 <w:sz w:val="17"/>
               </w:rPr>
-              <w:t>8</w:t>
+              <w:t xml:space="preserve">8</w:t>
             </w:r>
           </w:p>
         </w:tc>
@@ -13154,7 +15304,7 @@
                 <w:color w:val="151A24"/>
                 <w:sz w:val="17"/>
               </w:rPr>
-              <w:t>Earned cosmetics</w:t>
+              <w:t xml:space="preserve">Weekly friend leaderboard</w:t>
             </w:r>
           </w:p>
         </w:tc>
@@ -13189,7 +15339,7 @@
                 <w:color w:val="151A24"/>
                 <w:sz w:val="17"/>
               </w:rPr>
-              <w:t>Unlock catalog, inventory, equipped state, profile rendering.</w:t>
+              <w:t xml:space="preserve">Server-derived score, weekly reset, personal best records.</w:t>
             </w:r>
           </w:p>
         </w:tc>
@@ -13229,7 +15379,7 @@
                 <w:color w:val="151A24"/>
                 <w:sz w:val="17"/>
               </w:rPr>
-              <w:t>9</w:t>
+              <w:t xml:space="preserve">9</w:t>
             </w:r>
           </w:p>
         </w:tc>
@@ -13264,7 +15414,7 @@
                 <w:color w:val="151A24"/>
                 <w:sz w:val="17"/>
               </w:rPr>
-              <w:t>Weekly social recap</w:t>
+              <w:t xml:space="preserve">Friend challenges</w:t>
             </w:r>
           </w:p>
         </w:tc>
@@ -13299,7 +15449,7 @@
                 <w:color w:val="151A24"/>
                 <w:sz w:val="17"/>
               </w:rPr>
-              <w:t>Personal gains + trophy unlocks + friend leaderboard position.</w:t>
+              <w:t xml:space="preserve">Shared concept eligibility, fixed question-set versions, sealed results.</w:t>
             </w:r>
           </w:p>
         </w:tc>
@@ -13339,7 +15489,7 @@
                 <w:color w:val="151A24"/>
                 <w:sz w:val="17"/>
               </w:rPr>
-              <w:t>10</w:t>
+              <w:t xml:space="preserve">10</w:t>
             </w:r>
           </w:p>
         </w:tc>
@@ -13374,7 +15524,7 @@
                 <w:color w:val="151A24"/>
                 <w:sz w:val="17"/>
               </w:rPr>
-              <w:t>Optimization + experiments</w:t>
+              <w:t xml:space="preserve">Quest friend integration</w:t>
             </w:r>
           </w:p>
         </w:tc>
@@ -13409,7 +15559,227 @@
                 <w:color w:val="151A24"/>
                 <w:sz w:val="17"/>
               </w:rPr>
-              <w:t>Tune XP weights, trophy thresholds, leaderboard presentation and notification frequency.</w:t>
+              <w:t xml:space="preserve">Friend progress on the active quest, quest comparison, quest trophies and titles on friend profiles.</w:t>
+            </w:r>
+          </w:p>
+        </w:tc>
+      </w:tr>
+      <w:tr>
+        <w:trPr>
+          <w:trHeight w:hRule="atLeast"/>
+        </w:trPr>
+        <w:tc>
+          <w:tcPr>
+            <w:tcW w:type="dxa" w:w="936"/>
+            <w:shd w:fill="FFFFFF"/>
+            <w:tcBorders>
+              <w:top w:val="single" w:sz="4" w:color="D7DDE7"/>
+              <w:left w:val="single" w:sz="4" w:color="D7DDE7"/>
+              <w:bottom w:val="single" w:sz="4" w:color="D7DDE7"/>
+              <w:right w:val="single" w:sz="4" w:color="D7DDE7"/>
+              <w:insideH w:val="single" w:sz="4" w:color="D7DDE7"/>
+              <w:insideV w:val="single" w:sz="4" w:color="D7DDE7"/>
+            </w:tcBorders>
+            <w:tcMar>
+              <w:top w:w="80" w:type="dxa"/>
+              <w:start w:w="95" w:type="dxa"/>
+              <w:bottom w:w="80" w:type="dxa"/>
+              <w:end w:w="95" w:type="dxa"/>
+            </w:tcMar>
+            <w:vAlign w:val="center"/>
+          </w:tcPr>
+          <w:p>
+            <w:pPr>
+              <w:keepLines/>
+              <w:jc w:val="center"/>
+            </w:pPr>
+            <w:r>
+              <w:rPr>
+                <w:rFonts w:ascii="Inter" w:hAnsi="Inter"/>
+                <w:color w:val="151A24"/>
+                <w:sz w:val="17"/>
+              </w:rPr>
+              <w:t xml:space="preserve">11</w:t>
+            </w:r>
+          </w:p>
+        </w:tc>
+        <w:tc>
+          <w:tcPr>
+            <w:tcW w:type="dxa" w:w="2952"/>
+            <w:shd w:fill="FFFFFF"/>
+            <w:tcBorders>
+              <w:top w:val="single" w:sz="4" w:color="D7DDE7"/>
+              <w:left w:val="single" w:sz="4" w:color="D7DDE7"/>
+              <w:bottom w:val="single" w:sz="4" w:color="D7DDE7"/>
+              <w:right w:val="single" w:sz="4" w:color="D7DDE7"/>
+              <w:insideH w:val="single" w:sz="4" w:color="D7DDE7"/>
+              <w:insideV w:val="single" w:sz="4" w:color="D7DDE7"/>
+            </w:tcBorders>
+            <w:tcMar>
+              <w:top w:w="80" w:type="dxa"/>
+              <w:start w:w="95" w:type="dxa"/>
+              <w:bottom w:w="80" w:type="dxa"/>
+              <w:end w:w="95" w:type="dxa"/>
+            </w:tcMar>
+            <w:vAlign w:val="center"/>
+          </w:tcPr>
+          <w:p>
+            <w:pPr>
+              <w:keepLines/>
+              <w:jc w:val="left"/>
+            </w:pPr>
+            <w:r>
+              <w:rPr>
+                <w:rFonts w:ascii="Inter" w:hAnsi="Inter"/>
+                <w:color w:val="151A24"/>
+                <w:sz w:val="17"/>
+              </w:rPr>
+              <w:t xml:space="preserve">Weekly social recap</w:t>
+            </w:r>
+          </w:p>
+        </w:tc>
+        <w:tc>
+          <w:tcPr>
+            <w:tcW w:type="dxa" w:w="6120"/>
+            <w:shd w:fill="FFFFFF"/>
+            <w:tcBorders>
+              <w:top w:val="single" w:sz="4" w:color="D7DDE7"/>
+              <w:left w:val="single" w:sz="4" w:color="D7DDE7"/>
+              <w:bottom w:val="single" w:sz="4" w:color="D7DDE7"/>
+              <w:right w:val="single" w:sz="4" w:color="D7DDE7"/>
+              <w:insideH w:val="single" w:sz="4" w:color="D7DDE7"/>
+              <w:insideV w:val="single" w:sz="4" w:color="D7DDE7"/>
+            </w:tcBorders>
+            <w:tcMar>
+              <w:top w:w="80" w:type="dxa"/>
+              <w:start w:w="95" w:type="dxa"/>
+              <w:bottom w:w="80" w:type="dxa"/>
+              <w:end w:w="95" w:type="dxa"/>
+            </w:tcMar>
+            <w:vAlign w:val="center"/>
+          </w:tcPr>
+          <w:p>
+            <w:pPr>
+              <w:keepLines/>
+              <w:jc w:val="left"/>
+            </w:pPr>
+            <w:r>
+              <w:rPr>
+                <w:rFonts w:ascii="Inter" w:hAnsi="Inter"/>
+                <w:color w:val="151A24"/>
+                <w:sz w:val="17"/>
+              </w:rPr>
+              <w:t xml:space="preserve">Personal gains + Weekly Quest progress + trophy unlocks + friend leaderboard position.</w:t>
+            </w:r>
+          </w:p>
+        </w:tc>
+      </w:tr>
+      <w:tr>
+        <w:trPr>
+          <w:trHeight w:hRule="atLeast"/>
+        </w:trPr>
+        <w:tc>
+          <w:tcPr>
+            <w:tcW w:type="dxa" w:w="936"/>
+            <w:shd w:fill="FFFFFF"/>
+            <w:tcBorders>
+              <w:top w:val="single" w:sz="4" w:color="D7DDE7"/>
+              <w:left w:val="single" w:sz="4" w:color="D7DDE7"/>
+              <w:bottom w:val="single" w:sz="4" w:color="D7DDE7"/>
+              <w:right w:val="single" w:sz="4" w:color="D7DDE7"/>
+              <w:insideH w:val="single" w:sz="4" w:color="D7DDE7"/>
+              <w:insideV w:val="single" w:sz="4" w:color="D7DDE7"/>
+            </w:tcBorders>
+            <w:tcMar>
+              <w:top w:w="80" w:type="dxa"/>
+              <w:start w:w="95" w:type="dxa"/>
+              <w:bottom w:w="80" w:type="dxa"/>
+              <w:end w:w="95" w:type="dxa"/>
+            </w:tcMar>
+            <w:vAlign w:val="center"/>
+          </w:tcPr>
+          <w:p>
+            <w:pPr>
+              <w:keepLines/>
+              <w:jc w:val="center"/>
+            </w:pPr>
+            <w:r>
+              <w:rPr>
+                <w:rFonts w:ascii="Inter" w:hAnsi="Inter"/>
+                <w:color w:val="151A24"/>
+                <w:sz w:val="17"/>
+              </w:rPr>
+              <w:t xml:space="preserve">12</w:t>
+            </w:r>
+          </w:p>
+        </w:tc>
+        <w:tc>
+          <w:tcPr>
+            <w:tcW w:type="dxa" w:w="2952"/>
+            <w:shd w:fill="FFFFFF"/>
+            <w:tcBorders>
+              <w:top w:val="single" w:sz="4" w:color="D7DDE7"/>
+              <w:left w:val="single" w:sz="4" w:color="D7DDE7"/>
+              <w:bottom w:val="single" w:sz="4" w:color="D7DDE7"/>
+              <w:right w:val="single" w:sz="4" w:color="D7DDE7"/>
+              <w:insideH w:val="single" w:sz="4" w:color="D7DDE7"/>
+              <w:insideV w:val="single" w:sz="4" w:color="D7DDE7"/>
+            </w:tcBorders>
+            <w:tcMar>
+              <w:top w:w="80" w:type="dxa"/>
+              <w:start w:w="95" w:type="dxa"/>
+              <w:bottom w:w="80" w:type="dxa"/>
+              <w:end w:w="95" w:type="dxa"/>
+            </w:tcMar>
+            <w:vAlign w:val="center"/>
+          </w:tcPr>
+          <w:p>
+            <w:pPr>
+              <w:keepLines/>
+              <w:jc w:val="left"/>
+            </w:pPr>
+            <w:r>
+              <w:rPr>
+                <w:rFonts w:ascii="Inter" w:hAnsi="Inter"/>
+                <w:color w:val="151A24"/>
+                <w:sz w:val="17"/>
+              </w:rPr>
+              <w:t xml:space="preserve">Optimization + experiments</w:t>
+            </w:r>
+          </w:p>
+        </w:tc>
+        <w:tc>
+          <w:tcPr>
+            <w:tcW w:type="dxa" w:w="6120"/>
+            <w:shd w:fill="FFFFFF"/>
+            <w:tcBorders>
+              <w:top w:val="single" w:sz="4" w:color="D7DDE7"/>
+              <w:left w:val="single" w:sz="4" w:color="D7DDE7"/>
+              <w:bottom w:val="single" w:sz="4" w:color="D7DDE7"/>
+              <w:right w:val="single" w:sz="4" w:color="D7DDE7"/>
+              <w:insideH w:val="single" w:sz="4" w:color="D7DDE7"/>
+              <w:insideV w:val="single" w:sz="4" w:color="D7DDE7"/>
+            </w:tcBorders>
+            <w:tcMar>
+              <w:top w:w="80" w:type="dxa"/>
+              <w:start w:w="95" w:type="dxa"/>
+              <w:bottom w:w="80" w:type="dxa"/>
+              <w:end w:w="95" w:type="dxa"/>
+            </w:tcMar>
+            <w:vAlign w:val="center"/>
+          </w:tcPr>
+          <w:p>
+            <w:pPr>
+              <w:keepLines/>
+              <w:jc w:val="left"/>
+            </w:pPr>
+            <w:r>
+              <w:rPr>
+                <w:rFonts w:ascii="Inter" w:hAnsi="Inter"/>
+                <w:color w:val="151A24"/>
+                <w:sz w:val="17"/>
+              </w:rPr>
+              <w:t xml:space="preserve">Tune XP weights, trophy thresholds, quest sizes, leaderboard presentation and notification frequency.</w:t>
             </w:r>
           </w:p>
         </w:tc>
@@ -13437,7 +15807,7 @@
         <w:rPr>
           <w:rFonts w:ascii="Inter" w:hAnsi="Inter"/>
         </w:rPr>
-        <w:t>Do not start leaderboards until Phases 1-4 are working end to end. Do not start challenges until friend relationships and canonical progress are trustworthy. Do not build cosmetics until trophies and titles already make the profile worth visiting.</w:t>
+        <w:t xml:space="preserve">Do not start Weekly Quests until the ledger, trophies, titles, profile and cosmetics work end to end, and never let quests block the core MVP. Do not start leaderboards until the friend graph works. Do not start challenges until friend relationships and canonical progress are trustworthy. Do not build cosmetics until trophies and titles already make the profile worth visiting.</w:t>
       </w:r>
     </w:p>
     <w:p>
@@ -13452,7 +15822,7 @@
           <w:color w:val="7C5CFF"/>
           <w:sz w:val="18"/>
         </w:rPr>
-        <w:t>13  PHASE ACCEPTANCE GATES</w:t>
+        <w:t>14  PHASE ACCEPTANCE GATES</w:t>
       </w:r>
     </w:p>
     <w:p>
@@ -13591,7 +15961,7 @@
                 <w:color w:val="151A24"/>
                 <w:sz w:val="17"/>
               </w:rPr>
-              <w:t>1 - Ledger</w:t>
+              <w:t xml:space="preserve">1 - Ledger</w:t>
             </w:r>
           </w:p>
         </w:tc>
@@ -13626,7 +15996,7 @@
                 <w:color w:val="151A24"/>
                 <w:sz w:val="17"/>
               </w:rPr>
-              <w:t>Retrying a level-complete request cannot double-award XP. All core reward events can be audited.</w:t>
+              <w:t xml:space="preserve">Retrying a level-complete request cannot double-award XP. All core reward events can be audited.</w:t>
             </w:r>
           </w:p>
         </w:tc>
@@ -13666,7 +16036,7 @@
                 <w:color w:val="151A24"/>
                 <w:sz w:val="17"/>
               </w:rPr>
-              <w:t>2 - Achievements</w:t>
+              <w:t xml:space="preserve">2 - Achievements</w:t>
             </w:r>
           </w:p>
         </w:tc>
@@ -13701,7 +16071,7 @@
                 <w:color w:val="151A24"/>
                 <w:sz w:val="17"/>
               </w:rPr>
-              <w:t>A trophy can unlock from real criteria; unlock is permanent; rarity job runs deterministically.</w:t>
+              <w:t xml:space="preserve">A trophy can unlock from real criteria; unlock is permanent; rarity job runs deterministically.</w:t>
             </w:r>
           </w:p>
         </w:tc>
@@ -13741,7 +16111,7 @@
                 <w:color w:val="151A24"/>
                 <w:sz w:val="17"/>
               </w:rPr>
-              <w:t>3 - Profile</w:t>
+              <w:t xml:space="preserve">3 - Profile</w:t>
             </w:r>
           </w:p>
         </w:tc>
@@ -13776,7 +16146,7 @@
                 <w:color w:val="151A24"/>
                 <w:sz w:val="17"/>
               </w:rPr>
-              <w:t>Profile renders correctly with 0, 1 and hundreds of trophies; rarest-three logic is deterministic.</w:t>
+              <w:t xml:space="preserve">Profile renders correctly with 0, 1 and hundreds of trophies; rarest-three logic is deterministic.</w:t>
             </w:r>
           </w:p>
         </w:tc>
@@ -13816,7 +16186,7 @@
                 <w:color w:val="151A24"/>
                 <w:sz w:val="17"/>
               </w:rPr>
-              <w:t>4 - Friends</w:t>
+              <w:t xml:space="preserve">4 - Cosmetics</w:t>
             </w:r>
           </w:p>
         </w:tc>
@@ -13851,7 +16221,7 @@
                 <w:color w:val="151A24"/>
                 <w:sz w:val="17"/>
               </w:rPr>
-              <w:t>Request/accept/remove/block/report all work; privacy rules cannot be bypassed client-side.</w:t>
+              <w:t xml:space="preserve">Earned cosmetics cannot be equipped without ownership; paid themes cannot impersonate mastery.</w:t>
             </w:r>
           </w:p>
         </w:tc>
@@ -13891,7 +16261,7 @@
                 <w:color w:val="151A24"/>
                 <w:sz w:val="17"/>
               </w:rPr>
-              <w:t>5 - Friend Profiles</w:t>
+              <w:t xml:space="preserve">5 - Weekly Quests</w:t>
             </w:r>
           </w:p>
         </w:tc>
@@ -13926,7 +16296,7 @@
                 <w:color w:val="151A24"/>
                 <w:sz w:val="17"/>
               </w:rPr>
-              <w:t>A friend can inspect another build quickly without exposing hidden account data.</w:t>
+              <w:t xml:space="preserve">Progress comes only from verified new-level events inside the quest window; existing levels, replays and reviews never count; a free user can finish the standard quest in five learning days; archived quests award the same trophy, title and primary cosmetic.</w:t>
             </w:r>
           </w:p>
         </w:tc>
@@ -13966,7 +16336,7 @@
                 <w:color w:val="151A24"/>
                 <w:sz w:val="17"/>
               </w:rPr>
-              <w:t>6 - Leaderboard</w:t>
+              <w:t xml:space="preserve">6 - Friends</w:t>
             </w:r>
           </w:p>
         </w:tc>
@@ -14001,7 +16371,7 @@
                 <w:color w:val="151A24"/>
                 <w:sz w:val="17"/>
               </w:rPr>
-              <w:t>Weekly reset is timezone-safe; score cannot be farmed through repeated reviews or purchases.</w:t>
+              <w:t xml:space="preserve">Request/accept/remove/block/report all work; privacy rules cannot be bypassed client-side.</w:t>
             </w:r>
           </w:p>
         </w:tc>
@@ -14041,7 +16411,7 @@
                 <w:color w:val="151A24"/>
                 <w:sz w:val="17"/>
               </w:rPr>
-              <w:t>7 - Challenges</w:t>
+              <w:t xml:space="preserve">7 - Friend Profiles</w:t>
             </w:r>
           </w:p>
         </w:tc>
@@ -14076,7 +16446,7 @@
                 <w:color w:val="151A24"/>
                 <w:sz w:val="17"/>
               </w:rPr>
-              <w:t>Both users get identical versioned questions; eligibility prevents unfair unseen-content duels.</w:t>
+              <w:t xml:space="preserve">A friend can inspect another build quickly without exposing hidden account data.</w:t>
             </w:r>
           </w:p>
         </w:tc>
@@ -14116,7 +16486,7 @@
                 <w:color w:val="151A24"/>
                 <w:sz w:val="17"/>
               </w:rPr>
-              <w:t>8 - Cosmetics</w:t>
+              <w:t xml:space="preserve">8 - Leaderboard</w:t>
             </w:r>
           </w:p>
         </w:tc>
@@ -14151,7 +16521,157 @@
                 <w:color w:val="151A24"/>
                 <w:sz w:val="17"/>
               </w:rPr>
-              <w:t>Earned cosmetics cannot be equipped without ownership; paid themes cannot impersonate mastery.</w:t>
+              <w:t xml:space="preserve">Weekly reset is timezone-safe; score cannot be farmed through repeated reviews, purchases or quest bonuses.</w:t>
+            </w:r>
+          </w:p>
+        </w:tc>
+      </w:tr>
+      <w:tr>
+        <w:trPr>
+          <w:trHeight w:hRule="atLeast"/>
+        </w:trPr>
+        <w:tc>
+          <w:tcPr>
+            <w:tcW w:type="dxa" w:w="2088"/>
+            <w:shd w:fill="FFFFFF"/>
+            <w:tcBorders>
+              <w:top w:val="single" w:sz="4" w:color="D7DDE7"/>
+              <w:left w:val="single" w:sz="4" w:color="D7DDE7"/>
+              <w:bottom w:val="single" w:sz="4" w:color="D7DDE7"/>
+              <w:right w:val="single" w:sz="4" w:color="D7DDE7"/>
+              <w:insideH w:val="single" w:sz="4" w:color="D7DDE7"/>
+              <w:insideV w:val="single" w:sz="4" w:color="D7DDE7"/>
+            </w:tcBorders>
+            <w:tcMar>
+              <w:top w:w="80" w:type="dxa"/>
+              <w:start w:w="95" w:type="dxa"/>
+              <w:bottom w:w="80" w:type="dxa"/>
+              <w:end w:w="95" w:type="dxa"/>
+            </w:tcMar>
+            <w:vAlign w:val="center"/>
+          </w:tcPr>
+          <w:p>
+            <w:pPr>
+              <w:keepLines/>
+              <w:jc w:val="center"/>
+            </w:pPr>
+            <w:r>
+              <w:rPr>
+                <w:rFonts w:ascii="Inter" w:hAnsi="Inter"/>
+                <w:color w:val="151A24"/>
+                <w:sz w:val="17"/>
+              </w:rPr>
+              <w:t xml:space="preserve">9 - Challenges</w:t>
+            </w:r>
+          </w:p>
+        </w:tc>
+        <w:tc>
+          <w:tcPr>
+            <w:tcW w:type="dxa" w:w="7920"/>
+            <w:shd w:fill="FFFFFF"/>
+            <w:tcBorders>
+              <w:top w:val="single" w:sz="4" w:color="D7DDE7"/>
+              <w:left w:val="single" w:sz="4" w:color="D7DDE7"/>
+              <w:bottom w:val="single" w:sz="4" w:color="D7DDE7"/>
+              <w:right w:val="single" w:sz="4" w:color="D7DDE7"/>
+              <w:insideH w:val="single" w:sz="4" w:color="D7DDE7"/>
+              <w:insideV w:val="single" w:sz="4" w:color="D7DDE7"/>
+            </w:tcBorders>
+            <w:tcMar>
+              <w:top w:w="80" w:type="dxa"/>
+              <w:start w:w="95" w:type="dxa"/>
+              <w:bottom w:w="80" w:type="dxa"/>
+              <w:end w:w="95" w:type="dxa"/>
+            </w:tcMar>
+            <w:vAlign w:val="center"/>
+          </w:tcPr>
+          <w:p>
+            <w:pPr>
+              <w:keepLines/>
+              <w:jc w:val="left"/>
+            </w:pPr>
+            <w:r>
+              <w:rPr>
+                <w:rFonts w:ascii="Inter" w:hAnsi="Inter"/>
+                <w:color w:val="151A24"/>
+                <w:sz w:val="17"/>
+              </w:rPr>
+              <w:t xml:space="preserve">Both users get identical versioned questions; eligibility prevents unfair unseen-content duels.</w:t>
+            </w:r>
+          </w:p>
+        </w:tc>
+      </w:tr>
+      <w:tr>
+        <w:trPr>
+          <w:trHeight w:hRule="atLeast"/>
+        </w:trPr>
+        <w:tc>
+          <w:tcPr>
+            <w:tcW w:type="dxa" w:w="2088"/>
+            <w:shd w:fill="FFFFFF"/>
+            <w:tcBorders>
+              <w:top w:val="single" w:sz="4" w:color="D7DDE7"/>
+              <w:left w:val="single" w:sz="4" w:color="D7DDE7"/>
+              <w:bottom w:val="single" w:sz="4" w:color="D7DDE7"/>
+              <w:right w:val="single" w:sz="4" w:color="D7DDE7"/>
+              <w:insideH w:val="single" w:sz="4" w:color="D7DDE7"/>
+              <w:insideV w:val="single" w:sz="4" w:color="D7DDE7"/>
+            </w:tcBorders>
+            <w:tcMar>
+              <w:top w:w="80" w:type="dxa"/>
+              <w:start w:w="95" w:type="dxa"/>
+              <w:bottom w:w="80" w:type="dxa"/>
+              <w:end w:w="95" w:type="dxa"/>
+            </w:tcMar>
+            <w:vAlign w:val="center"/>
+          </w:tcPr>
+          <w:p>
+            <w:pPr>
+              <w:keepLines/>
+              <w:jc w:val="center"/>
+            </w:pPr>
+            <w:r>
+              <w:rPr>
+                <w:rFonts w:ascii="Inter" w:hAnsi="Inter"/>
+                <w:color w:val="151A24"/>
+                <w:sz w:val="17"/>
+              </w:rPr>
+              <w:t xml:space="preserve">10 - Quest social</w:t>
+            </w:r>
+          </w:p>
+        </w:tc>
+        <w:tc>
+          <w:tcPr>
+            <w:tcW w:type="dxa" w:w="7920"/>
+            <w:shd w:fill="FFFFFF"/>
+            <w:tcBorders>
+              <w:top w:val="single" w:sz="4" w:color="D7DDE7"/>
+              <w:left w:val="single" w:sz="4" w:color="D7DDE7"/>
+              <w:bottom w:val="single" w:sz="4" w:color="D7DDE7"/>
+              <w:right w:val="single" w:sz="4" w:color="D7DDE7"/>
+              <w:insideH w:val="single" w:sz="4" w:color="D7DDE7"/>
+              <w:insideV w:val="single" w:sz="4" w:color="D7DDE7"/>
+            </w:tcBorders>
+            <w:tcMar>
+              <w:top w:w="80" w:type="dxa"/>
+              <w:start w:w="95" w:type="dxa"/>
+              <w:bottom w:w="80" w:type="dxa"/>
+              <w:end w:w="95" w:type="dxa"/>
+            </w:tcMar>
+            <w:vAlign w:val="center"/>
+          </w:tcPr>
+          <w:p>
+            <w:pPr>
+              <w:keepLines/>
+              <w:jc w:val="left"/>
+            </w:pPr>
+            <w:r>
+              <w:rPr>
+                <w:rFonts w:ascii="Inter" w:hAnsi="Inter"/>
+                <w:color w:val="151A24"/>
+                <w:sz w:val="17"/>
+              </w:rPr>
+              <w:t xml:space="preserve">Friends see quest progress only within privacy settings; no pressure copy.</w:t>
             </w:r>
           </w:p>
         </w:tc>
@@ -14174,7 +16694,7 @@
           <w:color w:val="7C5CFF"/>
           <w:sz w:val="18"/>
         </w:rPr>
-        <w:t>14  UI / UX SCREENS</w:t>
+        <w:t>15  UI / UX SCREENS</w:t>
       </w:r>
     </w:p>
     <w:p>
@@ -14350,7 +16870,7 @@
                 <w:color w:val="151A24"/>
                 <w:sz w:val="17"/>
               </w:rPr>
-              <w:t>My Profile</w:t>
+              <w:t xml:space="preserve">My Profile</w:t>
             </w:r>
           </w:p>
         </w:tc>
@@ -14385,7 +16905,7 @@
                 <w:color w:val="151A24"/>
                 <w:sz w:val="17"/>
               </w:rPr>
-              <w:t>Three rarest trophies + top skills</w:t>
+              <w:t xml:space="preserve">Three rarest trophies + top skills</w:t>
             </w:r>
           </w:p>
         </w:tc>
@@ -14420,7 +16940,7 @@
                 <w:color w:val="151A24"/>
                 <w:sz w:val="17"/>
               </w:rPr>
-              <w:t>Inspect / customize</w:t>
+              <w:t xml:space="preserve">Inspect / customize</w:t>
             </w:r>
           </w:p>
         </w:tc>
@@ -14460,7 +16980,7 @@
                 <w:color w:val="151A24"/>
                 <w:sz w:val="17"/>
               </w:rPr>
-              <w:t>Friend Profile</w:t>
+              <w:t xml:space="preserve">Friend Profile</w:t>
             </w:r>
           </w:p>
         </w:tc>
@@ -14495,7 +17015,7 @@
                 <w:color w:val="151A24"/>
                 <w:sz w:val="17"/>
               </w:rPr>
-              <w:t>Their build, rare trophies, skill comparison</w:t>
+              <w:t xml:space="preserve">Their build, rare trophies, skill comparison</w:t>
             </w:r>
           </w:p>
         </w:tc>
@@ -14530,7 +17050,7 @@
                 <w:color w:val="151A24"/>
                 <w:sz w:val="17"/>
               </w:rPr>
-              <w:t>Challenge</w:t>
+              <w:t xml:space="preserve">Challenge</w:t>
             </w:r>
           </w:p>
         </w:tc>
@@ -14570,7 +17090,7 @@
                 <w:color w:val="151A24"/>
                 <w:sz w:val="17"/>
               </w:rPr>
-              <w:t>Trophy Room</w:t>
+              <w:t xml:space="preserve">Trophy Room</w:t>
             </w:r>
           </w:p>
         </w:tc>
@@ -14605,7 +17125,7 @@
                 <w:color w:val="151A24"/>
                 <w:sz w:val="17"/>
               </w:rPr>
-              <w:t>Collection grid + rarity + locked silhouettes</w:t>
+              <w:t xml:space="preserve">Collection grid + rarity + locked silhouettes</w:t>
             </w:r>
           </w:p>
         </w:tc>
@@ -14640,7 +17160,7 @@
                 <w:color w:val="151A24"/>
                 <w:sz w:val="17"/>
               </w:rPr>
-              <w:t>Inspect criteria</w:t>
+              <w:t xml:space="preserve">Inspect criteria</w:t>
             </w:r>
           </w:p>
         </w:tc>
@@ -14680,7 +17200,7 @@
                 <w:color w:val="151A24"/>
                 <w:sz w:val="17"/>
               </w:rPr>
-              <w:t>Friends</w:t>
+              <w:t xml:space="preserve">Friends</w:t>
             </w:r>
           </w:p>
         </w:tc>
@@ -14715,7 +17235,7 @@
                 <w:color w:val="151A24"/>
                 <w:sz w:val="17"/>
               </w:rPr>
-              <w:t>People + pending requests + search</w:t>
+              <w:t xml:space="preserve">People + pending requests + search</w:t>
             </w:r>
           </w:p>
         </w:tc>
@@ -14750,7 +17270,7 @@
                 <w:color w:val="151A24"/>
                 <w:sz w:val="17"/>
               </w:rPr>
-              <w:t>Add / open friend</w:t>
+              <w:t xml:space="preserve">Add / open friend</w:t>
             </w:r>
           </w:p>
         </w:tc>
@@ -14790,7 +17310,7 @@
                 <w:color w:val="151A24"/>
                 <w:sz w:val="17"/>
               </w:rPr>
-              <w:t>Weekly Leaderboard</w:t>
+              <w:t xml:space="preserve">Weekly Leaderboard</w:t>
             </w:r>
           </w:p>
         </w:tc>
@@ -14825,7 +17345,7 @@
                 <w:color w:val="151A24"/>
                 <w:sz w:val="17"/>
               </w:rPr>
-              <w:t>Compact friend ranking + your row emphasized</w:t>
+              <w:t xml:space="preserve">Compact friend ranking + your row emphasized</w:t>
             </w:r>
           </w:p>
         </w:tc>
@@ -14860,7 +17380,7 @@
                 <w:color w:val="151A24"/>
                 <w:sz w:val="17"/>
               </w:rPr>
-              <w:t>Compare</w:t>
+              <w:t xml:space="preserve">Compare</w:t>
             </w:r>
           </w:p>
         </w:tc>
@@ -14900,7 +17420,7 @@
                 <w:color w:val="151A24"/>
                 <w:sz w:val="17"/>
               </w:rPr>
-              <w:t>Challenge Setup</w:t>
+              <w:t xml:space="preserve">Challenge Setup</w:t>
             </w:r>
           </w:p>
         </w:tc>
@@ -14935,7 +17455,7 @@
                 <w:color w:val="151A24"/>
                 <w:sz w:val="17"/>
               </w:rPr>
-              <w:t>Shared eligible skills only</w:t>
+              <w:t xml:space="preserve">Shared eligible skills only</w:t>
             </w:r>
           </w:p>
         </w:tc>
@@ -14970,7 +17490,7 @@
                 <w:color w:val="151A24"/>
                 <w:sz w:val="17"/>
               </w:rPr>
-              <w:t>Send challenge</w:t>
+              <w:t xml:space="preserve">Send challenge</w:t>
             </w:r>
           </w:p>
         </w:tc>
@@ -15010,7 +17530,7 @@
                 <w:color w:val="151A24"/>
                 <w:sz w:val="17"/>
               </w:rPr>
-              <w:t>Challenge Result</w:t>
+              <w:t xml:space="preserve">Challenge Result</w:t>
             </w:r>
           </w:p>
         </w:tc>
@@ -15045,7 +17565,7 @@
                 <w:color w:val="151A24"/>
                 <w:sz w:val="17"/>
               </w:rPr>
-              <w:t>Scores + per-question result summary</w:t>
+              <w:t xml:space="preserve">Scores + per-question result summary</w:t>
             </w:r>
           </w:p>
         </w:tc>
@@ -15080,7 +17600,7 @@
                 <w:color w:val="151A24"/>
                 <w:sz w:val="17"/>
               </w:rPr>
-              <w:t>Rematch</w:t>
+              <w:t xml:space="preserve">Rematch</w:t>
             </w:r>
           </w:p>
         </w:tc>
@@ -15120,7 +17640,7 @@
                 <w:color w:val="151A24"/>
                 <w:sz w:val="17"/>
               </w:rPr>
-              <w:t>Cosmetics</w:t>
+              <w:t xml:space="preserve">Cosmetics</w:t>
             </w:r>
           </w:p>
         </w:tc>
@@ -15155,7 +17675,7 @@
                 <w:color w:val="151A24"/>
                 <w:sz w:val="17"/>
               </w:rPr>
-              <w:t>Owned items grouped by source</w:t>
+              <w:t xml:space="preserve">Owned items grouped by source</w:t>
             </w:r>
           </w:p>
         </w:tc>
@@ -15190,7 +17710,7 @@
                 <w:color w:val="151A24"/>
                 <w:sz w:val="17"/>
               </w:rPr>
-              <w:t>Equip</w:t>
+              <w:t xml:space="preserve">Equip</w:t>
             </w:r>
           </w:p>
         </w:tc>
@@ -15230,7 +17750,7 @@
                 <w:color w:val="151A24"/>
                 <w:sz w:val="17"/>
               </w:rPr>
-              <w:t>Weekly Recap</w:t>
+              <w:t xml:space="preserve">Weekly Quest</w:t>
             </w:r>
           </w:p>
         </w:tc>
@@ -15265,7 +17785,7 @@
                 <w:color w:val="151A24"/>
                 <w:sz w:val="17"/>
               </w:rPr>
-              <w:t>Knowledge gains first, social rank second</w:t>
+              <w:t xml:space="preserve">Evolving theme emblem + five 0 / 5 requirements + 0 / 25 total + reward preview</w:t>
             </w:r>
           </w:p>
         </w:tc>
@@ -15300,7 +17820,337 @@
                 <w:color w:val="151A24"/>
                 <w:sz w:val="17"/>
               </w:rPr>
-              <w:t>Share / close</w:t>
+              <w:t xml:space="preserve">Pick what to learn next</w:t>
+            </w:r>
+          </w:p>
+        </w:tc>
+      </w:tr>
+      <w:tr>
+        <w:trPr>
+          <w:trHeight w:hRule="atLeast"/>
+        </w:trPr>
+        <w:tc>
+          <w:tcPr>
+            <w:tcW w:type="dxa" w:w="2232"/>
+            <w:shd w:fill="FFFFFF"/>
+            <w:tcBorders>
+              <w:top w:val="single" w:sz="4" w:color="D7DDE7"/>
+              <w:left w:val="single" w:sz="4" w:color="D7DDE7"/>
+              <w:bottom w:val="single" w:sz="4" w:color="D7DDE7"/>
+              <w:right w:val="single" w:sz="4" w:color="D7DDE7"/>
+              <w:insideH w:val="single" w:sz="4" w:color="D7DDE7"/>
+              <w:insideV w:val="single" w:sz="4" w:color="D7DDE7"/>
+            </w:tcBorders>
+            <w:tcMar>
+              <w:top w:w="80" w:type="dxa"/>
+              <w:start w:w="95" w:type="dxa"/>
+              <w:bottom w:w="80" w:type="dxa"/>
+              <w:end w:w="95" w:type="dxa"/>
+            </w:tcMar>
+            <w:vAlign w:val="center"/>
+          </w:tcPr>
+          <w:p>
+            <w:pPr>
+              <w:keepLines/>
+              <w:jc w:val="center"/>
+            </w:pPr>
+            <w:r>
+              <w:rPr>
+                <w:rFonts w:ascii="Inter" w:hAnsi="Inter"/>
+                <w:color w:val="151A24"/>
+                <w:sz w:val="17"/>
+              </w:rPr>
+              <w:t xml:space="preserve">Final Encounter</w:t>
+            </w:r>
+          </w:p>
+        </w:tc>
+        <w:tc>
+          <w:tcPr>
+            <w:tcW w:type="dxa" w:w="5256"/>
+            <w:shd w:fill="FFFFFF"/>
+            <w:tcBorders>
+              <w:top w:val="single" w:sz="4" w:color="D7DDE7"/>
+              <w:left w:val="single" w:sz="4" w:color="D7DDE7"/>
+              <w:bottom w:val="single" w:sz="4" w:color="D7DDE7"/>
+              <w:right w:val="single" w:sz="4" w:color="D7DDE7"/>
+              <w:insideH w:val="single" w:sz="4" w:color="D7DDE7"/>
+              <w:insideV w:val="single" w:sz="4" w:color="D7DDE7"/>
+            </w:tcBorders>
+            <w:tcMar>
+              <w:top w:w="80" w:type="dxa"/>
+              <w:start w:w="95" w:type="dxa"/>
+              <w:bottom w:w="80" w:type="dxa"/>
+              <w:end w:w="95" w:type="dxa"/>
+            </w:tcMar>
+            <w:vAlign w:val="center"/>
+          </w:tcPr>
+          <w:p>
+            <w:pPr>
+              <w:keepLines/>
+              <w:jc w:val="left"/>
+            </w:pPr>
+            <w:r>
+              <w:rPr>
+                <w:rFonts w:ascii="Inter" w:hAnsi="Inter"/>
+                <w:color w:val="151A24"/>
+                <w:sz w:val="17"/>
+              </w:rPr>
+              <w:t xml:space="preserve">Three synthesis questions across the week’s subjects</w:t>
+            </w:r>
+          </w:p>
+        </w:tc>
+        <w:tc>
+          <w:tcPr>
+            <w:tcW w:type="dxa" w:w="2520"/>
+            <w:shd w:fill="FFFFFF"/>
+            <w:tcBorders>
+              <w:top w:val="single" w:sz="4" w:color="D7DDE7"/>
+              <w:left w:val="single" w:sz="4" w:color="D7DDE7"/>
+              <w:bottom w:val="single" w:sz="4" w:color="D7DDE7"/>
+              <w:right w:val="single" w:sz="4" w:color="D7DDE7"/>
+              <w:insideH w:val="single" w:sz="4" w:color="D7DDE7"/>
+              <w:insideV w:val="single" w:sz="4" w:color="D7DDE7"/>
+            </w:tcBorders>
+            <w:tcMar>
+              <w:top w:w="80" w:type="dxa"/>
+              <w:start w:w="95" w:type="dxa"/>
+              <w:bottom w:w="80" w:type="dxa"/>
+              <w:end w:w="95" w:type="dxa"/>
+            </w:tcMar>
+            <w:vAlign w:val="center"/>
+          </w:tcPr>
+          <w:p>
+            <w:pPr>
+              <w:keepLines/>
+              <w:jc w:val="left"/>
+            </w:pPr>
+            <w:r>
+              <w:rPr>
+                <w:rFonts w:ascii="Inter" w:hAnsi="Inter"/>
+                <w:color w:val="151A24"/>
+                <w:sz w:val="17"/>
+              </w:rPr>
+              <w:t xml:space="preserve">Complete the quest</w:t>
+            </w:r>
+          </w:p>
+        </w:tc>
+      </w:tr>
+      <w:tr>
+        <w:trPr>
+          <w:trHeight w:hRule="atLeast"/>
+        </w:trPr>
+        <w:tc>
+          <w:tcPr>
+            <w:tcW w:type="dxa" w:w="2232"/>
+            <w:shd w:fill="FFFFFF"/>
+            <w:tcBorders>
+              <w:top w:val="single" w:sz="4" w:color="D7DDE7"/>
+              <w:left w:val="single" w:sz="4" w:color="D7DDE7"/>
+              <w:bottom w:val="single" w:sz="4" w:color="D7DDE7"/>
+              <w:right w:val="single" w:sz="4" w:color="D7DDE7"/>
+              <w:insideH w:val="single" w:sz="4" w:color="D7DDE7"/>
+              <w:insideV w:val="single" w:sz="4" w:color="D7DDE7"/>
+            </w:tcBorders>
+            <w:tcMar>
+              <w:top w:w="80" w:type="dxa"/>
+              <w:start w:w="95" w:type="dxa"/>
+              <w:bottom w:w="80" w:type="dxa"/>
+              <w:end w:w="95" w:type="dxa"/>
+            </w:tcMar>
+            <w:vAlign w:val="center"/>
+          </w:tcPr>
+          <w:p>
+            <w:pPr>
+              <w:keepLines/>
+              <w:jc w:val="center"/>
+            </w:pPr>
+            <w:r>
+              <w:rPr>
+                <w:rFonts w:ascii="Inter" w:hAnsi="Inter"/>
+                <w:color w:val="151A24"/>
+                <w:sz w:val="17"/>
+              </w:rPr>
+              <w:t xml:space="preserve">The Chronicle</w:t>
+            </w:r>
+          </w:p>
+        </w:tc>
+        <w:tc>
+          <w:tcPr>
+            <w:tcW w:type="dxa" w:w="5256"/>
+            <w:shd w:fill="FFFFFF"/>
+            <w:tcBorders>
+              <w:top w:val="single" w:sz="4" w:color="D7DDE7"/>
+              <w:left w:val="single" w:sz="4" w:color="D7DDE7"/>
+              <w:bottom w:val="single" w:sz="4" w:color="D7DDE7"/>
+              <w:right w:val="single" w:sz="4" w:color="D7DDE7"/>
+              <w:insideH w:val="single" w:sz="4" w:color="D7DDE7"/>
+              <w:insideV w:val="single" w:sz="4" w:color="D7DDE7"/>
+            </w:tcBorders>
+            <w:tcMar>
+              <w:top w:w="80" w:type="dxa"/>
+              <w:start w:w="95" w:type="dxa"/>
+              <w:bottom w:w="80" w:type="dxa"/>
+              <w:end w:w="95" w:type="dxa"/>
+            </w:tcMar>
+            <w:vAlign w:val="center"/>
+          </w:tcPr>
+          <w:p>
+            <w:pPr>
+              <w:keepLines/>
+              <w:jc w:val="left"/>
+            </w:pPr>
+            <w:r>
+              <w:rPr>
+                <w:rFonts w:ascii="Inter" w:hAnsi="Inter"/>
+                <w:color w:val="151A24"/>
+                <w:sz w:val="17"/>
+              </w:rPr>
+              <w:t xml:space="preserve">Past quests with Live Clear marks</w:t>
+            </w:r>
+          </w:p>
+        </w:tc>
+        <w:tc>
+          <w:tcPr>
+            <w:tcW w:type="dxa" w:w="2520"/>
+            <w:shd w:fill="FFFFFF"/>
+            <w:tcBorders>
+              <w:top w:val="single" w:sz="4" w:color="D7DDE7"/>
+              <w:left w:val="single" w:sz="4" w:color="D7DDE7"/>
+              <w:bottom w:val="single" w:sz="4" w:color="D7DDE7"/>
+              <w:right w:val="single" w:sz="4" w:color="D7DDE7"/>
+              <w:insideH w:val="single" w:sz="4" w:color="D7DDE7"/>
+              <w:insideV w:val="single" w:sz="4" w:color="D7DDE7"/>
+            </w:tcBorders>
+            <w:tcMar>
+              <w:top w:w="80" w:type="dxa"/>
+              <w:start w:w="95" w:type="dxa"/>
+              <w:bottom w:w="80" w:type="dxa"/>
+              <w:end w:w="95" w:type="dxa"/>
+            </w:tcMar>
+            <w:vAlign w:val="center"/>
+          </w:tcPr>
+          <w:p>
+            <w:pPr>
+              <w:keepLines/>
+              <w:jc w:val="left"/>
+            </w:pPr>
+            <w:r>
+              <w:rPr>
+                <w:rFonts w:ascii="Inter" w:hAnsi="Inter"/>
+                <w:color w:val="151A24"/>
+                <w:sz w:val="17"/>
+              </w:rPr>
+              <w:t xml:space="preserve">Start an archived quest</w:t>
+            </w:r>
+          </w:p>
+        </w:tc>
+      </w:tr>
+      <w:tr>
+        <w:trPr>
+          <w:trHeight w:hRule="atLeast"/>
+        </w:trPr>
+        <w:tc>
+          <w:tcPr>
+            <w:tcW w:type="dxa" w:w="2232"/>
+            <w:shd w:fill="FFFFFF"/>
+            <w:tcBorders>
+              <w:top w:val="single" w:sz="4" w:color="D7DDE7"/>
+              <w:left w:val="single" w:sz="4" w:color="D7DDE7"/>
+              <w:bottom w:val="single" w:sz="4" w:color="D7DDE7"/>
+              <w:right w:val="single" w:sz="4" w:color="D7DDE7"/>
+              <w:insideH w:val="single" w:sz="4" w:color="D7DDE7"/>
+              <w:insideV w:val="single" w:sz="4" w:color="D7DDE7"/>
+            </w:tcBorders>
+            <w:tcMar>
+              <w:top w:w="80" w:type="dxa"/>
+              <w:start w:w="95" w:type="dxa"/>
+              <w:bottom w:w="80" w:type="dxa"/>
+              <w:end w:w="95" w:type="dxa"/>
+            </w:tcMar>
+            <w:vAlign w:val="center"/>
+          </w:tcPr>
+          <w:p>
+            <w:pPr>
+              <w:keepLines/>
+              <w:jc w:val="center"/>
+            </w:pPr>
+            <w:r>
+              <w:rPr>
+                <w:rFonts w:ascii="Inter" w:hAnsi="Inter"/>
+                <w:color w:val="151A24"/>
+                <w:sz w:val="17"/>
+              </w:rPr>
+              <w:t xml:space="preserve">Weekly Recap</w:t>
+            </w:r>
+          </w:p>
+        </w:tc>
+        <w:tc>
+          <w:tcPr>
+            <w:tcW w:type="dxa" w:w="5256"/>
+            <w:shd w:fill="FFFFFF"/>
+            <w:tcBorders>
+              <w:top w:val="single" w:sz="4" w:color="D7DDE7"/>
+              <w:left w:val="single" w:sz="4" w:color="D7DDE7"/>
+              <w:bottom w:val="single" w:sz="4" w:color="D7DDE7"/>
+              <w:right w:val="single" w:sz="4" w:color="D7DDE7"/>
+              <w:insideH w:val="single" w:sz="4" w:color="D7DDE7"/>
+              <w:insideV w:val="single" w:sz="4" w:color="D7DDE7"/>
+            </w:tcBorders>
+            <w:tcMar>
+              <w:top w:w="80" w:type="dxa"/>
+              <w:start w:w="95" w:type="dxa"/>
+              <w:bottom w:w="80" w:type="dxa"/>
+              <w:end w:w="95" w:type="dxa"/>
+            </w:tcMar>
+            <w:vAlign w:val="center"/>
+          </w:tcPr>
+          <w:p>
+            <w:pPr>
+              <w:keepLines/>
+              <w:jc w:val="left"/>
+            </w:pPr>
+            <w:r>
+              <w:rPr>
+                <w:rFonts w:ascii="Inter" w:hAnsi="Inter"/>
+                <w:color w:val="151A24"/>
+                <w:sz w:val="17"/>
+              </w:rPr>
+              <w:t xml:space="preserve">Knowledge gains first, social rank second</w:t>
+            </w:r>
+          </w:p>
+        </w:tc>
+        <w:tc>
+          <w:tcPr>
+            <w:tcW w:type="dxa" w:w="2520"/>
+            <w:shd w:fill="FFFFFF"/>
+            <w:tcBorders>
+              <w:top w:val="single" w:sz="4" w:color="D7DDE7"/>
+              <w:left w:val="single" w:sz="4" w:color="D7DDE7"/>
+              <w:bottom w:val="single" w:sz="4" w:color="D7DDE7"/>
+              <w:right w:val="single" w:sz="4" w:color="D7DDE7"/>
+              <w:insideH w:val="single" w:sz="4" w:color="D7DDE7"/>
+              <w:insideV w:val="single" w:sz="4" w:color="D7DDE7"/>
+            </w:tcBorders>
+            <w:tcMar>
+              <w:top w:w="80" w:type="dxa"/>
+              <w:start w:w="95" w:type="dxa"/>
+              <w:bottom w:w="80" w:type="dxa"/>
+              <w:end w:w="95" w:type="dxa"/>
+            </w:tcMar>
+            <w:vAlign w:val="center"/>
+          </w:tcPr>
+          <w:p>
+            <w:pPr>
+              <w:keepLines/>
+              <w:jc w:val="left"/>
+            </w:pPr>
+            <w:r>
+              <w:rPr>
+                <w:rFonts w:ascii="Inter" w:hAnsi="Inter"/>
+                <w:color w:val="151A24"/>
+                <w:sz w:val="17"/>
+              </w:rPr>
+              <w:t xml:space="preserve">Share / close</w:t>
             </w:r>
           </w:p>
         </w:tc>
@@ -15475,7 +18325,7 @@
           <w:color w:val="7C5CFF"/>
           <w:sz w:val="18"/>
         </w:rPr>
-        <w:t>15  NOTIFICATIONS + SOCIAL ACTIVITY</w:t>
+        <w:t>16  NOTIFICATIONS + SOCIAL ACTIVITY</w:t>
       </w:r>
     </w:p>
     <w:p>
@@ -15614,7 +18464,7 @@
                 <w:color w:val="151A24"/>
                 <w:sz w:val="18"/>
               </w:rPr>
-              <w:t>"Mike challenged you in Roman History."</w:t>
+              <w:t xml:space="preserve">"Mike challenged you in Roman History."</w:t>
             </w:r>
           </w:p>
         </w:tc>
@@ -15649,7 +18499,7 @@
                 <w:color w:val="151A24"/>
                 <w:sz w:val="18"/>
               </w:rPr>
-              <w:t>"Your friends are passing you! Open now."</w:t>
+              <w:t xml:space="preserve">"Your friends are passing you! Open now."</w:t>
             </w:r>
           </w:p>
         </w:tc>
@@ -15689,7 +18539,7 @@
                 <w:color w:val="151A24"/>
                 <w:sz w:val="18"/>
               </w:rPr>
-              <w:t>"You unlocked Historian I."</w:t>
+              <w:t xml:space="preserve">"You unlocked Historian I."</w:t>
             </w:r>
           </w:p>
         </w:tc>
@@ -15724,7 +18574,7 @@
                 <w:color w:val="151A24"/>
                 <w:sz w:val="18"/>
               </w:rPr>
-              <w:t>"Don't lose your streak."</w:t>
+              <w:t xml:space="preserve">"Don't lose your streak."</w:t>
             </w:r>
           </w:p>
         </w:tc>
@@ -15764,7 +18614,7 @@
                 <w:color w:val="151A24"/>
                 <w:sz w:val="18"/>
               </w:rPr>
-              <w:t>"Your weekly knowledge recap is ready."</w:t>
+              <w:t xml:space="preserve">"Your weekly knowledge recap is ready."</w:t>
             </w:r>
           </w:p>
         </w:tc>
@@ -15799,7 +18649,7 @@
                 <w:color w:val="151A24"/>
                 <w:sz w:val="18"/>
               </w:rPr>
-              <w:t>Generic daily "Come back" spam</w:t>
+              <w:t xml:space="preserve">Generic daily "Come back" spam</w:t>
             </w:r>
           </w:p>
         </w:tc>
@@ -15839,7 +18689,7 @@
                 <w:color w:val="151A24"/>
                 <w:sz w:val="18"/>
               </w:rPr>
-              <w:t>"Sarah accepted your friend request."</w:t>
+              <w:t xml:space="preserve">"Sarah accepted your friend request."</w:t>
             </w:r>
           </w:p>
         </w:tc>
@@ -15874,7 +18724,7 @@
                 <w:color w:val="151A24"/>
                 <w:sz w:val="18"/>
               </w:rPr>
-              <w:t>Artificial countdowns / expiring XP</w:t>
+              <w:t xml:space="preserve">Artificial countdowns / expiring XP</w:t>
             </w:r>
           </w:p>
         </w:tc>
@@ -15914,7 +18764,7 @@
                 <w:color w:val="151A24"/>
                 <w:sz w:val="18"/>
               </w:rPr>
-              <w:t>"You set a new weekly personal best."</w:t>
+              <w:t xml:space="preserve">"You set a new weekly personal best."</w:t>
             </w:r>
           </w:p>
         </w:tc>
@@ -15949,7 +18799,157 @@
                 <w:color w:val="151A24"/>
                 <w:sz w:val="18"/>
               </w:rPr>
-              <w:t>Loss-framed reminders</w:t>
+              <w:t xml:space="preserve">Loss-framed reminders</w:t>
+            </w:r>
+          </w:p>
+        </w:tc>
+      </w:tr>
+      <w:tr>
+        <w:trPr>
+          <w:trHeight w:hRule="atLeast"/>
+        </w:trPr>
+        <w:tc>
+          <w:tcPr>
+            <w:tcW w:type="dxa" w:w="5040"/>
+            <w:shd w:fill="FFFFFF"/>
+            <w:tcBorders>
+              <w:top w:val="single" w:sz="4" w:color="D7DDE7"/>
+              <w:left w:val="single" w:sz="4" w:color="D7DDE7"/>
+              <w:bottom w:val="single" w:sz="4" w:color="D7DDE7"/>
+              <w:right w:val="single" w:sz="4" w:color="D7DDE7"/>
+              <w:insideH w:val="single" w:sz="4" w:color="D7DDE7"/>
+              <w:insideV w:val="single" w:sz="4" w:color="D7DDE7"/>
+            </w:tcBorders>
+            <w:tcMar>
+              <w:top w:w="80" w:type="dxa"/>
+              <w:start w:w="95" w:type="dxa"/>
+              <w:bottom w:w="80" w:type="dxa"/>
+              <w:end w:w="95" w:type="dxa"/>
+            </w:tcMar>
+            <w:vAlign w:val="center"/>
+          </w:tcPr>
+          <w:p>
+            <w:pPr>
+              <w:keepLines/>
+              <w:jc w:val="center"/>
+            </w:pPr>
+            <w:r>
+              <w:rPr>
+                <w:rFonts w:ascii="Inter" w:hAnsi="Inter"/>
+                <w:color w:val="151A24"/>
+                <w:sz w:val="18"/>
+              </w:rPr>
+              <w:t xml:space="preserve">"You finished The Roman World."</w:t>
+            </w:r>
+          </w:p>
+        </w:tc>
+        <w:tc>
+          <w:tcPr>
+            <w:tcW w:type="dxa" w:w="5040"/>
+            <w:shd w:fill="FFFFFF"/>
+            <w:tcBorders>
+              <w:top w:val="single" w:sz="4" w:color="D7DDE7"/>
+              <w:left w:val="single" w:sz="4" w:color="D7DDE7"/>
+              <w:bottom w:val="single" w:sz="4" w:color="D7DDE7"/>
+              <w:right w:val="single" w:sz="4" w:color="D7DDE7"/>
+              <w:insideH w:val="single" w:sz="4" w:color="D7DDE7"/>
+              <w:insideV w:val="single" w:sz="4" w:color="D7DDE7"/>
+            </w:tcBorders>
+            <w:tcMar>
+              <w:top w:w="80" w:type="dxa"/>
+              <w:start w:w="95" w:type="dxa"/>
+              <w:bottom w:w="80" w:type="dxa"/>
+              <w:end w:w="95" w:type="dxa"/>
+            </w:tcMar>
+            <w:vAlign w:val="center"/>
+          </w:tcPr>
+          <w:p>
+            <w:pPr>
+              <w:keepLines/>
+              <w:jc w:val="left"/>
+            </w:pPr>
+            <w:r>
+              <w:rPr>
+                <w:rFonts w:ascii="Inter" w:hAnsi="Inter"/>
+                <w:color w:val="151A24"/>
+                <w:sz w:val="18"/>
+              </w:rPr>
+              <w:t xml:space="preserve">"Only 1 day left! Don't miss out!"</w:t>
+            </w:r>
+          </w:p>
+        </w:tc>
+      </w:tr>
+      <w:tr>
+        <w:trPr>
+          <w:trHeight w:hRule="atLeast"/>
+        </w:trPr>
+        <w:tc>
+          <w:tcPr>
+            <w:tcW w:type="dxa" w:w="5040"/>
+            <w:shd w:fill="FFFFFF"/>
+            <w:tcBorders>
+              <w:top w:val="single" w:sz="4" w:color="D7DDE7"/>
+              <w:left w:val="single" w:sz="4" w:color="D7DDE7"/>
+              <w:bottom w:val="single" w:sz="4" w:color="D7DDE7"/>
+              <w:right w:val="single" w:sz="4" w:color="D7DDE7"/>
+              <w:insideH w:val="single" w:sz="4" w:color="D7DDE7"/>
+              <w:insideV w:val="single" w:sz="4" w:color="D7DDE7"/>
+            </w:tcBorders>
+            <w:tcMar>
+              <w:top w:w="80" w:type="dxa"/>
+              <w:start w:w="95" w:type="dxa"/>
+              <w:bottom w:w="80" w:type="dxa"/>
+              <w:end w:w="95" w:type="dxa"/>
+            </w:tcMar>
+            <w:vAlign w:val="center"/>
+          </w:tcPr>
+          <w:p>
+            <w:pPr>
+              <w:keepLines/>
+              <w:jc w:val="center"/>
+            </w:pPr>
+            <w:r>
+              <w:rPr>
+                <w:rFonts w:ascii="Inter" w:hAnsi="Inter"/>
+                <w:color w:val="151A24"/>
+                <w:sz w:val="18"/>
+              </w:rPr>
+              <w:t xml:space="preserve">"Sarah finished The Roman World."</w:t>
+            </w:r>
+          </w:p>
+        </w:tc>
+        <w:tc>
+          <w:tcPr>
+            <w:tcW w:type="dxa" w:w="5040"/>
+            <w:shd w:fill="FFFFFF"/>
+            <w:tcBorders>
+              <w:top w:val="single" w:sz="4" w:color="D7DDE7"/>
+              <w:left w:val="single" w:sz="4" w:color="D7DDE7"/>
+              <w:bottom w:val="single" w:sz="4" w:color="D7DDE7"/>
+              <w:right w:val="single" w:sz="4" w:color="D7DDE7"/>
+              <w:insideH w:val="single" w:sz="4" w:color="D7DDE7"/>
+              <w:insideV w:val="single" w:sz="4" w:color="D7DDE7"/>
+            </w:tcBorders>
+            <w:tcMar>
+              <w:top w:w="80" w:type="dxa"/>
+              <w:start w:w="95" w:type="dxa"/>
+              <w:bottom w:w="80" w:type="dxa"/>
+              <w:end w:w="95" w:type="dxa"/>
+            </w:tcMar>
+            <w:vAlign w:val="center"/>
+          </w:tcPr>
+          <w:p>
+            <w:pPr>
+              <w:keepLines/>
+              <w:jc w:val="left"/>
+            </w:pPr>
+            <w:r>
+              <w:rPr>
+                <w:rFonts w:ascii="Inter" w:hAnsi="Inter"/>
+                <w:color w:val="151A24"/>
+                <w:sz w:val="18"/>
+              </w:rPr>
+              <w:t xml:space="preserve">"Mike is beating you!"</w:t>
             </w:r>
           </w:p>
         </w:tc>
@@ -15992,7 +18992,7 @@
           <w:color w:val="7C5CFF"/>
           <w:sz w:val="18"/>
         </w:rPr>
-        <w:t>16  SAFETY, PRIVACY + MODERATION</w:t>
+        <w:t>17  SAFETY, PRIVACY + MODERATION</w:t>
       </w:r>
     </w:p>
     <w:p>
@@ -16632,7 +19632,7 @@
           <w:color w:val="7C5CFF"/>
           <w:sz w:val="18"/>
         </w:rPr>
-        <w:t>17  WHAT TO MEASURE</w:t>
+        <w:t>18  WHAT TO MEASURE</w:t>
       </w:r>
     </w:p>
     <w:p>
@@ -16771,7 +19771,7 @@
                 <w:color w:val="151A24"/>
                 <w:sz w:val="17"/>
               </w:rPr>
-              <w:t>Profile view rate</w:t>
+              <w:t xml:space="preserve">Profile view rate</w:t>
             </w:r>
           </w:p>
         </w:tc>
@@ -16806,7 +19806,7 @@
                 <w:color w:val="151A24"/>
                 <w:sz w:val="17"/>
               </w:rPr>
-              <w:t>Are accomplishments interesting enough to inspect?</w:t>
+              <w:t xml:space="preserve">Are accomplishments interesting enough to inspect?</w:t>
             </w:r>
           </w:p>
         </w:tc>
@@ -16846,7 +19846,7 @@
                 <w:color w:val="151A24"/>
                 <w:sz w:val="17"/>
               </w:rPr>
-              <w:t>Friend request acceptance</w:t>
+              <w:t xml:space="preserve">Friend request acceptance</w:t>
             </w:r>
           </w:p>
         </w:tc>
@@ -16881,7 +19881,7 @@
                 <w:color w:val="151A24"/>
                 <w:sz w:val="17"/>
               </w:rPr>
-              <w:t>Is connecting useful / trustworthy?</w:t>
+              <w:t xml:space="preserve">Is connecting useful / trustworthy?</w:t>
             </w:r>
           </w:p>
         </w:tc>
@@ -16921,7 +19921,7 @@
                 <w:color w:val="151A24"/>
                 <w:sz w:val="17"/>
               </w:rPr>
-              <w:t>Weekly leaderboard participation</w:t>
+              <w:t xml:space="preserve">Weekly leaderboard participation</w:t>
             </w:r>
           </w:p>
         </w:tc>
@@ -16956,7 +19956,7 @@
                 <w:color w:val="151A24"/>
                 <w:sz w:val="17"/>
               </w:rPr>
-              <w:t>Does light competition create repeat learning?</w:t>
+              <w:t xml:space="preserve">Does light competition create repeat learning?</w:t>
             </w:r>
           </w:p>
         </w:tc>
@@ -16996,7 +19996,7 @@
                 <w:color w:val="151A24"/>
                 <w:sz w:val="17"/>
               </w:rPr>
-              <w:t>Challenge send + completion rate</w:t>
+              <w:t xml:space="preserve">Challenge send + completion rate</w:t>
             </w:r>
           </w:p>
         </w:tc>
@@ -17031,7 +20031,7 @@
                 <w:color w:val="151A24"/>
                 <w:sz w:val="17"/>
               </w:rPr>
-              <w:t>Are duels compelling without being annoying?</w:t>
+              <w:t xml:space="preserve">Are duels compelling without being annoying?</w:t>
             </w:r>
           </w:p>
         </w:tc>
@@ -17071,7 +20071,7 @@
                 <w:color w:val="151A24"/>
                 <w:sz w:val="17"/>
               </w:rPr>
-              <w:t>Trophy-detail opens</w:t>
+              <w:t xml:space="preserve">Trophy-detail opens</w:t>
             </w:r>
           </w:p>
         </w:tc>
@@ -17106,7 +20106,7 @@
                 <w:color w:val="151A24"/>
                 <w:sz w:val="17"/>
               </w:rPr>
-              <w:t>Do trophies create intentional goals?</w:t>
+              <w:t xml:space="preserve">Do trophies create intentional goals?</w:t>
             </w:r>
           </w:p>
         </w:tc>
@@ -17146,7 +20146,7 @@
                 <w:color w:val="151A24"/>
                 <w:sz w:val="17"/>
               </w:rPr>
-              <w:t>Skill completion after trophy browsing</w:t>
+              <w:t xml:space="preserve">Skill completion after trophy browsing</w:t>
             </w:r>
           </w:p>
         </w:tc>
@@ -17181,7 +20181,7 @@
                 <w:color w:val="151A24"/>
                 <w:sz w:val="17"/>
               </w:rPr>
-              <w:t>Do accomplishments motivate real learning?</w:t>
+              <w:t xml:space="preserve">Do accomplishments motivate real learning?</w:t>
             </w:r>
           </w:p>
         </w:tc>
@@ -17221,7 +20221,7 @@
                 <w:color w:val="151A24"/>
                 <w:sz w:val="17"/>
               </w:rPr>
-              <w:t>Return after missed week</w:t>
+              <w:t xml:space="preserve">Return after missed week</w:t>
             </w:r>
           </w:p>
         </w:tc>
@@ -17256,7 +20256,7 @@
                 <w:color w:val="151A24"/>
                 <w:sz w:val="17"/>
               </w:rPr>
-              <w:t>Does the no-guilt model make re-entry easier?</w:t>
+              <w:t xml:space="preserve">Does the no-guilt model make re-entry easier?</w:t>
             </w:r>
           </w:p>
         </w:tc>
@@ -17296,7 +20296,7 @@
                 <w:color w:val="151A24"/>
                 <w:sz w:val="17"/>
               </w:rPr>
-              <w:t>Premium conversion correlation</w:t>
+              <w:t xml:space="preserve">Premium conversion correlation</w:t>
             </w:r>
           </w:p>
         </w:tc>
@@ -17331,7 +20331,157 @@
                 <w:color w:val="151A24"/>
                 <w:sz w:val="17"/>
               </w:rPr>
-              <w:t>Does social visibility increase perceived value without gating knowledge?</w:t>
+              <w:t xml:space="preserve">Does social visibility increase perceived value without gating knowledge?</w:t>
+            </w:r>
+          </w:p>
+        </w:tc>
+      </w:tr>
+      <w:tr>
+        <w:trPr>
+          <w:trHeight w:hRule="atLeast"/>
+        </w:trPr>
+        <w:tc>
+          <w:tcPr>
+            <w:tcW w:type="dxa" w:w="3528"/>
+            <w:shd w:fill="FFFFFF"/>
+            <w:tcBorders>
+              <w:top w:val="single" w:sz="4" w:color="D7DDE7"/>
+              <w:left w:val="single" w:sz="4" w:color="D7DDE7"/>
+              <w:bottom w:val="single" w:sz="4" w:color="D7DDE7"/>
+              <w:right w:val="single" w:sz="4" w:color="D7DDE7"/>
+              <w:insideH w:val="single" w:sz="4" w:color="D7DDE7"/>
+              <w:insideV w:val="single" w:sz="4" w:color="D7DDE7"/>
+            </w:tcBorders>
+            <w:tcMar>
+              <w:top w:w="80" w:type="dxa"/>
+              <w:start w:w="95" w:type="dxa"/>
+              <w:bottom w:w="80" w:type="dxa"/>
+              <w:end w:w="95" w:type="dxa"/>
+            </w:tcMar>
+            <w:vAlign w:val="center"/>
+          </w:tcPr>
+          <w:p>
+            <w:pPr>
+              <w:keepLines/>
+              <w:jc w:val="center"/>
+            </w:pPr>
+            <w:r>
+              <w:rPr>
+                <w:rFonts w:ascii="Inter" w:hAnsi="Inter"/>
+                <w:color w:val="151A24"/>
+                <w:sz w:val="17"/>
+              </w:rPr>
+              <w:t xml:space="preserve">Weekly Quest completion (live + Chronicle)</w:t>
+            </w:r>
+          </w:p>
+        </w:tc>
+        <w:tc>
+          <w:tcPr>
+            <w:tcW w:type="dxa" w:w="6480"/>
+            <w:shd w:fill="FFFFFF"/>
+            <w:tcBorders>
+              <w:top w:val="single" w:sz="4" w:color="D7DDE7"/>
+              <w:left w:val="single" w:sz="4" w:color="D7DDE7"/>
+              <w:bottom w:val="single" w:sz="4" w:color="D7DDE7"/>
+              <w:right w:val="single" w:sz="4" w:color="D7DDE7"/>
+              <w:insideH w:val="single" w:sz="4" w:color="D7DDE7"/>
+              <w:insideV w:val="single" w:sz="4" w:color="D7DDE7"/>
+            </w:tcBorders>
+            <w:tcMar>
+              <w:top w:w="80" w:type="dxa"/>
+              <w:start w:w="95" w:type="dxa"/>
+              <w:bottom w:w="80" w:type="dxa"/>
+              <w:end w:w="95" w:type="dxa"/>
+            </w:tcMar>
+            <w:vAlign w:val="center"/>
+          </w:tcPr>
+          <w:p>
+            <w:pPr>
+              <w:keepLines/>
+              <w:jc w:val="left"/>
+            </w:pPr>
+            <w:r>
+              <w:rPr>
+                <w:rFonts w:ascii="Inter" w:hAnsi="Inter"/>
+                <w:color w:val="151A24"/>
+                <w:sz w:val="17"/>
+              </w:rPr>
+              <w:t xml:space="preserve">Do quests create purposeful breadth without pressure?</w:t>
+            </w:r>
+          </w:p>
+        </w:tc>
+      </w:tr>
+      <w:tr>
+        <w:trPr>
+          <w:trHeight w:hRule="atLeast"/>
+        </w:trPr>
+        <w:tc>
+          <w:tcPr>
+            <w:tcW w:type="dxa" w:w="3528"/>
+            <w:shd w:fill="FFFFFF"/>
+            <w:tcBorders>
+              <w:top w:val="single" w:sz="4" w:color="D7DDE7"/>
+              <w:left w:val="single" w:sz="4" w:color="D7DDE7"/>
+              <w:bottom w:val="single" w:sz="4" w:color="D7DDE7"/>
+              <w:right w:val="single" w:sz="4" w:color="D7DDE7"/>
+              <w:insideH w:val="single" w:sz="4" w:color="D7DDE7"/>
+              <w:insideV w:val="single" w:sz="4" w:color="D7DDE7"/>
+            </w:tcBorders>
+            <w:tcMar>
+              <w:top w:w="80" w:type="dxa"/>
+              <w:start w:w="95" w:type="dxa"/>
+              <w:bottom w:w="80" w:type="dxa"/>
+              <w:end w:w="95" w:type="dxa"/>
+            </w:tcMar>
+            <w:vAlign w:val="center"/>
+          </w:tcPr>
+          <w:p>
+            <w:pPr>
+              <w:keepLines/>
+              <w:jc w:val="center"/>
+            </w:pPr>
+            <w:r>
+              <w:rPr>
+                <w:rFonts w:ascii="Inter" w:hAnsi="Inter"/>
+                <w:color w:val="151A24"/>
+                <w:sz w:val="17"/>
+              </w:rPr>
+              <w:t xml:space="preserve">New skills started through quests</w:t>
+            </w:r>
+          </w:p>
+        </w:tc>
+        <w:tc>
+          <w:tcPr>
+            <w:tcW w:type="dxa" w:w="6480"/>
+            <w:shd w:fill="FFFFFF"/>
+            <w:tcBorders>
+              <w:top w:val="single" w:sz="4" w:color="D7DDE7"/>
+              <w:left w:val="single" w:sz="4" w:color="D7DDE7"/>
+              <w:bottom w:val="single" w:sz="4" w:color="D7DDE7"/>
+              <w:right w:val="single" w:sz="4" w:color="D7DDE7"/>
+              <w:insideH w:val="single" w:sz="4" w:color="D7DDE7"/>
+              <w:insideV w:val="single" w:sz="4" w:color="D7DDE7"/>
+            </w:tcBorders>
+            <w:tcMar>
+              <w:top w:w="80" w:type="dxa"/>
+              <w:start w:w="95" w:type="dxa"/>
+              <w:bottom w:w="80" w:type="dxa"/>
+              <w:end w:w="95" w:type="dxa"/>
+            </w:tcMar>
+            <w:vAlign w:val="center"/>
+          </w:tcPr>
+          <w:p>
+            <w:pPr>
+              <w:keepLines/>
+              <w:jc w:val="left"/>
+            </w:pPr>
+            <w:r>
+              <w:rPr>
+                <w:rFonts w:ascii="Inter" w:hAnsi="Inter"/>
+                <w:color w:val="151A24"/>
+                <w:sz w:val="17"/>
+              </w:rPr>
+              <w:t xml:space="preserve">Do quests pull learners into subjects they would otherwise skip?</w:t>
             </w:r>
           </w:p>
         </w:tc>
@@ -17466,7 +20616,7 @@
           <w:color w:val="7C5CFF"/>
           <w:sz w:val="18"/>
         </w:rPr>
-        <w:t>18  EXPLICITLY DEFERRED</w:t>
+        <w:t>19  EXPLICITLY DEFERRED</w:t>
       </w:r>
     </w:p>
     <w:p>
@@ -17605,7 +20755,7 @@
                 <w:color w:val="151A24"/>
                 <w:sz w:val="17"/>
               </w:rPr>
-              <w:t>Global public leaderboard</w:t>
+              <w:t xml:space="preserve">Global public leaderboard</w:t>
             </w:r>
           </w:p>
         </w:tc>
@@ -17640,7 +20790,7 @@
                 <w:color w:val="151A24"/>
                 <w:sz w:val="17"/>
               </w:rPr>
-              <w:t>Adds pressure, moderation and old-user advantage before friend competition is proven</w:t>
+              <w:t xml:space="preserve">Adds pressure, moderation and old-user advantage before friend competition is proven</w:t>
             </w:r>
           </w:p>
         </w:tc>
@@ -17680,7 +20830,7 @@
                 <w:color w:val="151A24"/>
                 <w:sz w:val="17"/>
               </w:rPr>
-              <w:t>Direct messages</w:t>
+              <w:t xml:space="preserve">Direct messages</w:t>
             </w:r>
           </w:p>
         </w:tc>
@@ -17715,7 +20865,7 @@
                 <w:color w:val="151A24"/>
                 <w:sz w:val="17"/>
               </w:rPr>
-              <w:t>High moderation cost and weak connection to learning</w:t>
+              <w:t xml:space="preserve">High moderation cost and weak connection to learning</w:t>
             </w:r>
           </w:p>
         </w:tc>
@@ -17755,7 +20905,7 @@
                 <w:color w:val="151A24"/>
                 <w:sz w:val="17"/>
               </w:rPr>
-              <w:t>Public posts / comments</w:t>
+              <w:t xml:space="preserve">Public posts / comments</w:t>
             </w:r>
           </w:p>
         </w:tc>
@@ -17790,7 +20940,7 @@
                 <w:color w:val="151A24"/>
                 <w:sz w:val="17"/>
               </w:rPr>
-              <w:t>Turns BrainScroll toward social-media behavior</w:t>
+              <w:t xml:space="preserve">Turns BrainScroll toward social-media behavior</w:t>
             </w:r>
           </w:p>
         </w:tc>
@@ -17830,7 +20980,7 @@
                 <w:color w:val="151A24"/>
                 <w:sz w:val="17"/>
               </w:rPr>
-              <w:t>Clans / guilds</w:t>
+              <w:t xml:space="preserve">Clans / guilds</w:t>
             </w:r>
           </w:p>
         </w:tc>
@@ -17865,7 +21015,7 @@
                 <w:color w:val="151A24"/>
                 <w:sz w:val="17"/>
               </w:rPr>
-              <w:t>Useful later, but unnecessary before 1:1 social works</w:t>
+              <w:t xml:space="preserve">Useful later, but unnecessary before 1:1 social works</w:t>
             </w:r>
           </w:p>
         </w:tc>
@@ -17905,7 +21055,7 @@
                 <w:color w:val="151A24"/>
                 <w:sz w:val="17"/>
               </w:rPr>
-              <w:t>Coin / gem economy</w:t>
+              <w:t xml:space="preserve">Coin / gem economy</w:t>
             </w:r>
           </w:p>
         </w:tc>
@@ -17940,7 +21090,7 @@
                 <w:color w:val="151A24"/>
                 <w:sz w:val="17"/>
               </w:rPr>
-              <w:t>Dilutes the knowledge-as-reward concept</w:t>
+              <w:t xml:space="preserve">Dilutes the knowledge-as-reward concept</w:t>
             </w:r>
           </w:p>
         </w:tc>
@@ -17980,7 +21130,7 @@
                 <w:color w:val="151A24"/>
                 <w:sz w:val="17"/>
               </w:rPr>
-              <w:t>Gifting / trading</w:t>
+              <w:t xml:space="preserve">Gifting / trading</w:t>
             </w:r>
           </w:p>
         </w:tc>
@@ -18015,7 +21165,7 @@
                 <w:color w:val="151A24"/>
                 <w:sz w:val="17"/>
               </w:rPr>
-              <w:t>Creates fraud/economy complexity with no learning benefit</w:t>
+              <w:t xml:space="preserve">Creates fraud/economy complexity with no learning benefit</w:t>
             </w:r>
           </w:p>
         </w:tc>
@@ -18055,7 +21205,7 @@
                 <w:color w:val="151A24"/>
                 <w:sz w:val="17"/>
               </w:rPr>
-              <w:t>Random loot / crates</w:t>
+              <w:t xml:space="preserve">Random loot / crates</w:t>
             </w:r>
           </w:p>
         </w:tc>
@@ -18090,7 +21240,7 @@
                 <w:color w:val="151A24"/>
                 <w:sz w:val="17"/>
               </w:rPr>
-              <w:t>Conflicts with transparent, earned progression</w:t>
+              <w:t xml:space="preserve">Conflicts with transparent, earned progression</w:t>
             </w:r>
           </w:p>
         </w:tc>
@@ -18130,7 +21280,7 @@
                 <w:color w:val="151A24"/>
                 <w:sz w:val="17"/>
               </w:rPr>
-              <w:t>Paid XP boosts</w:t>
+              <w:t xml:space="preserve">Paid XP boosts</w:t>
             </w:r>
           </w:p>
         </w:tc>
@@ -18165,7 +21315,82 @@
                 <w:color w:val="151A24"/>
                 <w:sz w:val="17"/>
               </w:rPr>
-              <w:t>Destroys leaderboard and profile credibility</w:t>
+              <w:t xml:space="preserve">Destroys leaderboard and profile credibility</w:t>
+            </w:r>
+          </w:p>
+        </w:tc>
+      </w:tr>
+      <w:tr>
+        <w:trPr>
+          <w:trHeight w:hRule="atLeast"/>
+        </w:trPr>
+        <w:tc>
+          <w:tcPr>
+            <w:tcW w:type="dxa" w:w="3528"/>
+            <w:shd w:fill="FFFFFF"/>
+            <w:tcBorders>
+              <w:top w:val="single" w:sz="4" w:color="D7DDE7"/>
+              <w:left w:val="single" w:sz="4" w:color="D7DDE7"/>
+              <w:bottom w:val="single" w:sz="4" w:color="D7DDE7"/>
+              <w:right w:val="single" w:sz="4" w:color="D7DDE7"/>
+              <w:insideH w:val="single" w:sz="4" w:color="D7DDE7"/>
+              <w:insideV w:val="single" w:sz="4" w:color="D7DDE7"/>
+            </w:tcBorders>
+            <w:tcMar>
+              <w:top w:w="80" w:type="dxa"/>
+              <w:start w:w="95" w:type="dxa"/>
+              <w:bottom w:w="80" w:type="dxa"/>
+              <w:end w:w="95" w:type="dxa"/>
+            </w:tcMar>
+            <w:vAlign w:val="center"/>
+          </w:tcPr>
+          <w:p>
+            <w:pPr>
+              <w:keepLines/>
+              <w:jc w:val="center"/>
+            </w:pPr>
+            <w:r>
+              <w:rPr>
+                <w:rFonts w:ascii="Inter" w:hAnsi="Inter"/>
+                <w:color w:val="151A24"/>
+                <w:sz w:val="17"/>
+              </w:rPr>
+              <w:t xml:space="preserve">Group / party quests</w:t>
+            </w:r>
+          </w:p>
+        </w:tc>
+        <w:tc>
+          <w:tcPr>
+            <w:tcW w:type="dxa" w:w="6480"/>
+            <w:shd w:fill="FFFFFF"/>
+            <w:tcBorders>
+              <w:top w:val="single" w:sz="4" w:color="D7DDE7"/>
+              <w:left w:val="single" w:sz="4" w:color="D7DDE7"/>
+              <w:bottom w:val="single" w:sz="4" w:color="D7DDE7"/>
+              <w:right w:val="single" w:sz="4" w:color="D7DDE7"/>
+              <w:insideH w:val="single" w:sz="4" w:color="D7DDE7"/>
+              <w:insideV w:val="single" w:sz="4" w:color="D7DDE7"/>
+            </w:tcBorders>
+            <w:tcMar>
+              <w:top w:w="80" w:type="dxa"/>
+              <w:start w:w="95" w:type="dxa"/>
+              <w:bottom w:w="80" w:type="dxa"/>
+              <w:end w:w="95" w:type="dxa"/>
+            </w:tcMar>
+            <w:vAlign w:val="center"/>
+          </w:tcPr>
+          <w:p>
+            <w:pPr>
+              <w:keepLines/>
+              <w:jc w:val="left"/>
+            </w:pPr>
+            <w:r>
+              <w:rPr>
+                <w:rFonts w:ascii="Inter" w:hAnsi="Inter"/>
+                <w:color w:val="151A24"/>
+                <w:sz w:val="17"/>
+              </w:rPr>
+              <w:t xml:space="preserve">Only after solo quests and 1:1 friends are healthy (see Parties)</w:t>
             </w:r>
           </w:p>
         </w:tc>
@@ -18233,7 +21458,7 @@
                 <w:color w:val="151A24"/>
                 <w:sz w:val="19"/>
               </w:rPr>
-              <w:t>If groups are added later, the cleanest next step is private Parties: families, friend groups, classrooms or teams with their own weekly leaderboard and shared challenge set. Build this only after the friend system is healthy.</w:t>
+              <w:t>If groups are added later, the cleanest next step is private Parties: families, friend groups, classrooms or teams with their own weekly leaderboard, shared challenge set and, eventually, shared Weekly Quests. Build this only after the friend system is healthy.</w:t>
             </w:r>
           </w:p>
         </w:tc>
@@ -18256,7 +21481,7 @@
           <w:color w:val="7C5CFF"/>
           <w:sz w:val="18"/>
         </w:rPr>
-        <w:t>19  STARTER TROPHY CATALOG</w:t>
+        <w:t>20  STARTER TROPHY CATALOG</w:t>
       </w:r>
     </w:p>
     <w:p>
@@ -18432,7 +21657,7 @@
                 <w:color w:val="151A24"/>
                 <w:sz w:val="17"/>
               </w:rPr>
-              <w:t>First Star</w:t>
+              <w:t xml:space="preserve">First Star</w:t>
             </w:r>
           </w:p>
         </w:tc>
@@ -18467,7 +21692,7 @@
                 <w:color w:val="151A24"/>
                 <w:sz w:val="17"/>
               </w:rPr>
-              <w:t>Common</w:t>
+              <w:t xml:space="preserve">Common</w:t>
             </w:r>
           </w:p>
         </w:tc>
@@ -18502,7 +21727,7 @@
                 <w:color w:val="151A24"/>
                 <w:sz w:val="17"/>
               </w:rPr>
-              <w:t>Master any skill to Lv. 100</w:t>
+              <w:t xml:space="preserve">Master any skill to Lv. 100</w:t>
             </w:r>
           </w:p>
         </w:tc>
@@ -18542,7 +21767,7 @@
                 <w:color w:val="151A24"/>
                 <w:sz w:val="17"/>
               </w:rPr>
-              <w:t>Deep Dive</w:t>
+              <w:t xml:space="preserve">Deep Dive</w:t>
             </w:r>
           </w:p>
         </w:tc>
@@ -18577,7 +21802,7 @@
                 <w:color w:val="151A24"/>
                 <w:sz w:val="17"/>
               </w:rPr>
-              <w:t>Uncommon</w:t>
+              <w:t xml:space="preserve">Uncommon</w:t>
             </w:r>
           </w:p>
         </w:tc>
@@ -18612,7 +21837,7 @@
                 <w:color w:val="151A24"/>
                 <w:sz w:val="17"/>
               </w:rPr>
-              <w:t>Reach Lv. 200 in any skill</w:t>
+              <w:t xml:space="preserve">Reach Lv. 200 in any skill</w:t>
             </w:r>
           </w:p>
         </w:tc>
@@ -18652,7 +21877,7 @@
                 <w:color w:val="151A24"/>
                 <w:sz w:val="17"/>
               </w:rPr>
-              <w:t>Triple Prestige</w:t>
+              <w:t xml:space="preserve">Triple Prestige</w:t>
             </w:r>
           </w:p>
         </w:tc>
@@ -18687,7 +21912,7 @@
                 <w:color w:val="151A24"/>
                 <w:sz w:val="17"/>
               </w:rPr>
-              <w:t>Rare</w:t>
+              <w:t xml:space="preserve">Rare</w:t>
             </w:r>
           </w:p>
         </w:tc>
@@ -18722,7 +21947,7 @@
                 <w:color w:val="151A24"/>
                 <w:sz w:val="17"/>
               </w:rPr>
-              <w:t>Reach Lv. 300 in any skill</w:t>
+              <w:t xml:space="preserve">Reach Lv. 300 in any skill</w:t>
             </w:r>
           </w:p>
         </w:tc>
@@ -18762,7 +21987,7 @@
                 <w:color w:val="151A24"/>
                 <w:sz w:val="17"/>
               </w:rPr>
-              <w:t>Historian</w:t>
+              <w:t xml:space="preserve">Historian</w:t>
             </w:r>
           </w:p>
         </w:tc>
@@ -18797,7 +22022,7 @@
                 <w:color w:val="151A24"/>
                 <w:sz w:val="17"/>
               </w:rPr>
-              <w:t>Rare</w:t>
+              <w:t xml:space="preserve">Rare</w:t>
             </w:r>
           </w:p>
         </w:tc>
@@ -18832,7 +22057,7 @@
                 <w:color w:val="151A24"/>
                 <w:sz w:val="17"/>
               </w:rPr>
-              <w:t>Master 3 history branches</w:t>
+              <w:t xml:space="preserve">Master 3 history branches</w:t>
             </w:r>
           </w:p>
         </w:tc>
@@ -18872,7 +22097,7 @@
                 <w:color w:val="151A24"/>
                 <w:sz w:val="17"/>
               </w:rPr>
-              <w:t>Polymath</w:t>
+              <w:t xml:space="preserve">Polymath</w:t>
             </w:r>
           </w:p>
         </w:tc>
@@ -18907,7 +22132,7 @@
                 <w:color w:val="151A24"/>
                 <w:sz w:val="17"/>
               </w:rPr>
-              <w:t>Epic</w:t>
+              <w:t xml:space="preserve">Epic</w:t>
             </w:r>
           </w:p>
         </w:tc>
@@ -18942,7 +22167,7 @@
                 <w:color w:val="151A24"/>
                 <w:sz w:val="17"/>
               </w:rPr>
-              <w:t>Master 5 distinct skill families</w:t>
+              <w:t xml:space="preserve">Master 5 distinct skill families</w:t>
             </w:r>
           </w:p>
         </w:tc>
@@ -18982,7 +22207,7 @@
                 <w:color w:val="151A24"/>
                 <w:sz w:val="17"/>
               </w:rPr>
-              <w:t>Renaissance Mind</w:t>
+              <w:t xml:space="preserve">Renaissance Mind</w:t>
             </w:r>
           </w:p>
         </w:tc>
@@ -19017,7 +22242,7 @@
                 <w:color w:val="151A24"/>
                 <w:sz w:val="17"/>
               </w:rPr>
-              <w:t>Epic</w:t>
+              <w:t xml:space="preserve">Epic</w:t>
             </w:r>
           </w:p>
         </w:tc>
@@ -19052,7 +22277,7 @@
                 <w:color w:val="151A24"/>
                 <w:sz w:val="17"/>
               </w:rPr>
-              <w:t>Complete qualifying Art + History + Science masteries</w:t>
+              <w:t xml:space="preserve">Complete qualifying Art + History + Science masteries</w:t>
             </w:r>
           </w:p>
         </w:tc>
@@ -19092,7 +22317,7 @@
                 <w:color w:val="151A24"/>
                 <w:sz w:val="17"/>
               </w:rPr>
-              <w:t>Keeper of Antiquity</w:t>
+              <w:t xml:space="preserve">Keeper of Antiquity</w:t>
             </w:r>
           </w:p>
         </w:tc>
@@ -19127,7 +22352,7 @@
                 <w:color w:val="151A24"/>
                 <w:sz w:val="17"/>
               </w:rPr>
-              <w:t>Epic</w:t>
+              <w:t xml:space="preserve">Epic</w:t>
             </w:r>
           </w:p>
         </w:tc>
@@ -19162,7 +22387,7 @@
                 <w:color w:val="151A24"/>
                 <w:sz w:val="17"/>
               </w:rPr>
-              <w:t>Complete the Ancient World trophy set</w:t>
+              <w:t xml:space="preserve">Complete the Ancient World trophy set</w:t>
             </w:r>
           </w:p>
         </w:tc>
@@ -19202,7 +22427,7 @@
                 <w:color w:val="151A24"/>
                 <w:sz w:val="17"/>
               </w:rPr>
-              <w:t>World Scholar</w:t>
+              <w:t xml:space="preserve">World Scholar</w:t>
             </w:r>
           </w:p>
         </w:tc>
@@ -19237,7 +22462,7 @@
                 <w:color w:val="151A24"/>
                 <w:sz w:val="17"/>
               </w:rPr>
-              <w:t>Epic</w:t>
+              <w:t xml:space="preserve">Epic</w:t>
             </w:r>
           </w:p>
         </w:tc>
@@ -19272,7 +22497,7 @@
                 <w:color w:val="151A24"/>
                 <w:sz w:val="17"/>
               </w:rPr>
-              <w:t>Complete major Geography + History + Economics mastery set</w:t>
+              <w:t xml:space="preserve">Complete major Geography + History + Economics mastery set</w:t>
             </w:r>
           </w:p>
         </w:tc>
@@ -19312,7 +22537,7 @@
                 <w:color w:val="151A24"/>
                 <w:sz w:val="17"/>
               </w:rPr>
-              <w:t>Thousand Strong</w:t>
+              <w:t xml:space="preserve">Thousand Strong</w:t>
             </w:r>
           </w:p>
         </w:tc>
@@ -19347,7 +22572,7 @@
                 <w:color w:val="151A24"/>
                 <w:sz w:val="17"/>
               </w:rPr>
-              <w:t>Uncommon</w:t>
+              <w:t xml:space="preserve">Uncommon</w:t>
             </w:r>
           </w:p>
         </w:tc>
@@ -19382,7 +22607,7 @@
                 <w:color w:val="151A24"/>
                 <w:sz w:val="17"/>
               </w:rPr>
-              <w:t>Master 1,000 concepts</w:t>
+              <w:t xml:space="preserve">Master 1,000 concepts</w:t>
             </w:r>
           </w:p>
         </w:tc>
@@ -19422,7 +22647,7 @@
                 <w:color w:val="151A24"/>
                 <w:sz w:val="17"/>
               </w:rPr>
-              <w:t>Ten Thousand</w:t>
+              <w:t xml:space="preserve">Ten Thousand</w:t>
             </w:r>
           </w:p>
         </w:tc>
@@ -19457,7 +22682,7 @@
                 <w:color w:val="151A24"/>
                 <w:sz w:val="17"/>
               </w:rPr>
-              <w:t>Legendary</w:t>
+              <w:t xml:space="preserve">Legendary</w:t>
             </w:r>
           </w:p>
         </w:tc>
@@ -19492,7 +22717,7 @@
                 <w:color w:val="151A24"/>
                 <w:sz w:val="17"/>
               </w:rPr>
-              <w:t>Master 10,000 concepts</w:t>
+              <w:t xml:space="preserve">Master 10,000 concepts</w:t>
             </w:r>
           </w:p>
         </w:tc>
@@ -19532,7 +22757,7 @@
                 <w:color w:val="151A24"/>
                 <w:sz w:val="17"/>
               </w:rPr>
-              <w:t>Perfect Recall</w:t>
+              <w:t xml:space="preserve">Perfect Recall</w:t>
             </w:r>
           </w:p>
         </w:tc>
@@ -19567,7 +22792,7 @@
                 <w:color w:val="151A24"/>
                 <w:sz w:val="17"/>
               </w:rPr>
-              <w:t>Rare</w:t>
+              <w:t xml:space="preserve">Rare</w:t>
             </w:r>
           </w:p>
         </w:tc>
@@ -19602,7 +22827,7 @@
                 <w:color w:val="151A24"/>
                 <w:sz w:val="17"/>
               </w:rPr>
-              <w:t>Achieve a defined high recall milestone over a qualified window</w:t>
+              <w:t xml:space="preserve">Achieve a defined high recall milestone over a qualified window</w:t>
             </w:r>
           </w:p>
         </w:tc>
@@ -19642,7 +22867,7 @@
                 <w:color w:val="151A24"/>
                 <w:sz w:val="17"/>
               </w:rPr>
-              <w:t>30-Day Learner</w:t>
+              <w:t xml:space="preserve">30-Day Learner</w:t>
             </w:r>
           </w:p>
         </w:tc>
@@ -19677,7 +22902,7 @@
                 <w:color w:val="151A24"/>
                 <w:sz w:val="17"/>
               </w:rPr>
-              <w:t>Uncommon</w:t>
+              <w:t xml:space="preserve">Uncommon</w:t>
             </w:r>
           </w:p>
         </w:tc>
@@ -19712,7 +22937,7 @@
                 <w:color w:val="151A24"/>
                 <w:sz w:val="17"/>
               </w:rPr>
-              <w:t>Learn on 30 consecutive days; trophy remains permanently</w:t>
+              <w:t xml:space="preserve">Learn on 30 consecutive days; trophy remains permanently</w:t>
             </w:r>
           </w:p>
         </w:tc>
@@ -19752,7 +22977,7 @@
                 <w:color w:val="151A24"/>
                 <w:sz w:val="17"/>
               </w:rPr>
-              <w:t>Challenge Accepted</w:t>
+              <w:t xml:space="preserve">Challenge Accepted</w:t>
             </w:r>
           </w:p>
         </w:tc>
@@ -19787,7 +23012,7 @@
                 <w:color w:val="151A24"/>
                 <w:sz w:val="17"/>
               </w:rPr>
-              <w:t>Common</w:t>
+              <w:t xml:space="preserve">Common</w:t>
             </w:r>
           </w:p>
         </w:tc>
@@ -19822,7 +23047,7 @@
                 <w:color w:val="151A24"/>
                 <w:sz w:val="17"/>
               </w:rPr>
-              <w:t>Complete first friend challenge</w:t>
+              <w:t xml:space="preserve">Complete first friend challenge</w:t>
             </w:r>
           </w:p>
         </w:tc>
@@ -19862,7 +23087,7 @@
                 <w:color w:val="151A24"/>
                 <w:sz w:val="17"/>
               </w:rPr>
-              <w:t>Friendly Rival</w:t>
+              <w:t xml:space="preserve">Friendly Rival</w:t>
             </w:r>
           </w:p>
         </w:tc>
@@ -19897,7 +23122,7 @@
                 <w:color w:val="151A24"/>
                 <w:sz w:val="17"/>
               </w:rPr>
-              <w:t>Uncommon</w:t>
+              <w:t xml:space="preserve">Uncommon</w:t>
             </w:r>
           </w:p>
         </w:tc>
@@ -19932,7 +23157,7 @@
                 <w:color w:val="151A24"/>
                 <w:sz w:val="17"/>
               </w:rPr>
-              <w:t>Win 25 qualified friend challenges</w:t>
+              <w:t xml:space="preserve">Win 25 qualified friend challenges</w:t>
             </w:r>
           </w:p>
         </w:tc>
@@ -19972,7 +23197,7 @@
                 <w:color w:val="151A24"/>
                 <w:sz w:val="17"/>
               </w:rPr>
-              <w:t>Wrong Turn</w:t>
+              <w:t xml:space="preserve">Wrong Turn</w:t>
             </w:r>
           </w:p>
         </w:tc>
@@ -20007,7 +23232,7 @@
                 <w:color w:val="151A24"/>
                 <w:sz w:val="17"/>
               </w:rPr>
-              <w:t>Common</w:t>
+              <w:t xml:space="preserve">Common</w:t>
             </w:r>
           </w:p>
         </w:tc>
@@ -20042,7 +23267,117 @@
                 <w:color w:val="151A24"/>
                 <w:sz w:val="17"/>
               </w:rPr>
-              <w:t>Miss the same concept repeatedly, then master it</w:t>
+              <w:t xml:space="preserve">Miss the same concept repeatedly, then master it</w:t>
+            </w:r>
+          </w:p>
+        </w:tc>
+      </w:tr>
+      <w:tr>
+        <w:trPr>
+          <w:trHeight w:hRule="atLeast"/>
+        </w:trPr>
+        <w:tc>
+          <w:tcPr>
+            <w:tcW w:type="dxa" w:w="3096"/>
+            <w:shd w:fill="FFFFFF"/>
+            <w:tcBorders>
+              <w:top w:val="single" w:sz="4" w:color="D7DDE7"/>
+              <w:left w:val="single" w:sz="4" w:color="D7DDE7"/>
+              <w:bottom w:val="single" w:sz="4" w:color="D7DDE7"/>
+              <w:right w:val="single" w:sz="4" w:color="D7DDE7"/>
+              <w:insideH w:val="single" w:sz="4" w:color="D7DDE7"/>
+              <w:insideV w:val="single" w:sz="4" w:color="D7DDE7"/>
+            </w:tcBorders>
+            <w:tcMar>
+              <w:top w:w="80" w:type="dxa"/>
+              <w:start w:w="95" w:type="dxa"/>
+              <w:bottom w:w="80" w:type="dxa"/>
+              <w:end w:w="95" w:type="dxa"/>
+            </w:tcMar>
+            <w:vAlign w:val="center"/>
+          </w:tcPr>
+          <w:p>
+            <w:pPr>
+              <w:keepLines/>
+              <w:jc w:val="center"/>
+            </w:pPr>
+            <w:r>
+              <w:rPr>
+                <w:rFonts w:ascii="Inter" w:hAnsi="Inter"/>
+                <w:color w:val="151A24"/>
+                <w:sz w:val="17"/>
+              </w:rPr>
+              <w:t xml:space="preserve">The Roman World</w:t>
+            </w:r>
+          </w:p>
+        </w:tc>
+        <w:tc>
+          <w:tcPr>
+            <w:tcW w:type="dxa" w:w="1584"/>
+            <w:shd w:fill="FFFFFF"/>
+            <w:tcBorders>
+              <w:top w:val="single" w:sz="4" w:color="D7DDE7"/>
+              <w:left w:val="single" w:sz="4" w:color="D7DDE7"/>
+              <w:bottom w:val="single" w:sz="4" w:color="D7DDE7"/>
+              <w:right w:val="single" w:sz="4" w:color="D7DDE7"/>
+              <w:insideH w:val="single" w:sz="4" w:color="D7DDE7"/>
+              <w:insideV w:val="single" w:sz="4" w:color="D7DDE7"/>
+            </w:tcBorders>
+            <w:tcMar>
+              <w:top w:w="80" w:type="dxa"/>
+              <w:start w:w="95" w:type="dxa"/>
+              <w:bottom w:w="80" w:type="dxa"/>
+              <w:end w:w="95" w:type="dxa"/>
+            </w:tcMar>
+            <w:vAlign w:val="center"/>
+          </w:tcPr>
+          <w:p>
+            <w:pPr>
+              <w:keepLines/>
+              <w:jc w:val="left"/>
+            </w:pPr>
+            <w:r>
+              <w:rPr>
+                <w:rFonts w:ascii="Inter" w:hAnsi="Inter"/>
+                <w:color w:val="151A24"/>
+                <w:sz w:val="17"/>
+              </w:rPr>
+              <w:t xml:space="preserve">Set by real earn rate</w:t>
+            </w:r>
+          </w:p>
+        </w:tc>
+        <w:tc>
+          <w:tcPr>
+            <w:tcW w:type="dxa" w:w="5328"/>
+            <w:shd w:fill="FFFFFF"/>
+            <w:tcBorders>
+              <w:top w:val="single" w:sz="4" w:color="D7DDE7"/>
+              <w:left w:val="single" w:sz="4" w:color="D7DDE7"/>
+              <w:bottom w:val="single" w:sz="4" w:color="D7DDE7"/>
+              <w:right w:val="single" w:sz="4" w:color="D7DDE7"/>
+              <w:insideH w:val="single" w:sz="4" w:color="D7DDE7"/>
+              <w:insideV w:val="single" w:sz="4" w:color="D7DDE7"/>
+            </w:tcBorders>
+            <w:tcMar>
+              <w:top w:w="80" w:type="dxa"/>
+              <w:start w:w="95" w:type="dxa"/>
+              <w:bottom w:w="80" w:type="dxa"/>
+              <w:end w:w="95" w:type="dxa"/>
+            </w:tcMar>
+            <w:vAlign w:val="center"/>
+          </w:tcPr>
+          <w:p>
+            <w:pPr>
+              <w:keepLines/>
+              <w:jc w:val="left"/>
+            </w:pPr>
+            <w:r>
+              <w:rPr>
+                <w:rFonts w:ascii="Inter" w:hAnsi="Inter"/>
+                <w:color w:val="151A24"/>
+                <w:sz w:val="17"/>
+              </w:rPr>
+              <w:t xml:space="preserve">Complete The Roman World Weekly Quest, live or from the Chronicle</w:t>
             </w:r>
           </w:p>
         </w:tc>
@@ -20065,7 +23400,7 @@
           <w:color w:val="7C5CFF"/>
           <w:sz w:val="18"/>
         </w:rPr>
-        <w:t>20  EXPANSION BLUEPRINT</w:t>
+        <w:t>21  EXPANSION BLUEPRINT</w:t>
       </w:r>
     </w:p>
     <w:p>
@@ -20204,7 +23539,7 @@
                 <w:color w:val="151A24"/>
                 <w:sz w:val="17"/>
               </w:rPr>
-              <w:t>Currency</w:t>
+              <w:t xml:space="preserve">Currency</w:t>
             </w:r>
           </w:p>
         </w:tc>
@@ -20239,7 +23574,7 @@
                 <w:color w:val="151A24"/>
                 <w:sz w:val="17"/>
               </w:rPr>
-              <w:t>None. XP is progression; knowledge is the asset.</w:t>
+              <w:t xml:space="preserve">None. XP is progression; knowledge is the asset.</w:t>
             </w:r>
           </w:p>
         </w:tc>
@@ -20279,7 +23614,7 @@
                 <w:color w:val="151A24"/>
                 <w:sz w:val="17"/>
               </w:rPr>
-              <w:t>Profile</w:t>
+              <w:t xml:space="preserve">Profile</w:t>
             </w:r>
           </w:p>
         </w:tc>
@@ -20314,7 +23649,7 @@
                 <w:color w:val="151A24"/>
                 <w:sz w:val="17"/>
               </w:rPr>
-              <w:t>Three rarest trophies -&gt; top skills -&gt; stats -&gt; full trophy room.</w:t>
+              <w:t xml:space="preserve">Username -&gt; Knowledge Level -&gt; title -&gt; three rarest trophies -&gt; skills + stars -&gt; full trophy room.</w:t>
             </w:r>
           </w:p>
         </w:tc>
@@ -20354,7 +23689,7 @@
                 <w:color w:val="151A24"/>
                 <w:sz w:val="17"/>
               </w:rPr>
-              <w:t>Status</w:t>
+              <w:t xml:space="preserve">Status</w:t>
             </w:r>
           </w:p>
         </w:tc>
@@ -20389,7 +23724,7 @@
                 <w:color w:val="151A24"/>
                 <w:sz w:val="17"/>
               </w:rPr>
-              <w:t>Skill levels, ranks, mastery stars, titles, trophy rarity and earned cosmetics.</w:t>
+              <w:t xml:space="preserve">Skill levels, ranks, mastery stars, titles, trophy rarity and earned cosmetics.</w:t>
             </w:r>
           </w:p>
         </w:tc>
@@ -20429,7 +23764,7 @@
                 <w:color w:val="151A24"/>
                 <w:sz w:val="17"/>
               </w:rPr>
-              <w:t>Friends</w:t>
+              <w:t xml:space="preserve">Weekly Quests</w:t>
             </w:r>
           </w:p>
         </w:tc>
@@ -20464,7 +23799,7 @@
                 <w:color w:val="151A24"/>
                 <w:sz w:val="17"/>
               </w:rPr>
-              <w:t>Mutual, controlled, no messaging in first expansion.</w:t>
+              <w:t xml:space="preserve">25 new levels across 5 related skills + a 3-question Final Encounter; finishable free in about five learning days; archived to the Chronicle, never lost.</w:t>
             </w:r>
           </w:p>
         </w:tc>
@@ -20504,7 +23839,7 @@
                 <w:color w:val="151A24"/>
                 <w:sz w:val="17"/>
               </w:rPr>
-              <w:t>Leaderboard</w:t>
+              <w:t xml:space="preserve">Friends</w:t>
             </w:r>
           </w:p>
         </w:tc>
@@ -20539,7 +23874,7 @@
                 <w:color w:val="151A24"/>
                 <w:sz w:val="17"/>
               </w:rPr>
-              <w:t>Friends-only, weekly reset, server-derived verified Knowledge XP.</w:t>
+              <w:t xml:space="preserve">Mutual, controlled, no messaging in first expansion.</w:t>
             </w:r>
           </w:p>
         </w:tc>
@@ -20579,7 +23914,7 @@
                 <w:color w:val="151A24"/>
                 <w:sz w:val="17"/>
               </w:rPr>
-              <w:t>Challenges</w:t>
+              <w:t xml:space="preserve">Leaderboard</w:t>
             </w:r>
           </w:p>
         </w:tc>
@@ -20614,7 +23949,7 @@
                 <w:color w:val="151A24"/>
                 <w:sz w:val="17"/>
               </w:rPr>
-              <w:t>Five questions, asynchronous, same versioned set, shared eligible knowledge only.</w:t>
+              <w:t xml:space="preserve">Friends-only, weekly reset, server-derived verified Knowledge XP.</w:t>
             </w:r>
           </w:p>
         </w:tc>
@@ -20654,7 +23989,7 @@
                 <w:color w:val="151A24"/>
                 <w:sz w:val="17"/>
               </w:rPr>
-              <w:t>Streaks</w:t>
+              <w:t xml:space="preserve">Challenges</w:t>
             </w:r>
           </w:p>
         </w:tc>
@@ -20689,7 +24024,7 @@
                 <w:color w:val="151A24"/>
                 <w:sz w:val="17"/>
               </w:rPr>
-              <w:t>Quiet stat; permanent consistency trophies; no fear-based messaging.</w:t>
+              <w:t xml:space="preserve">Five questions, asynchronous, same versioned set, shared eligible knowledge only.</w:t>
             </w:r>
           </w:p>
         </w:tc>
@@ -20729,7 +24064,7 @@
                 <w:color w:val="151A24"/>
                 <w:sz w:val="17"/>
               </w:rPr>
-              <w:t>Cosmetics</w:t>
+              <w:t xml:space="preserve">Streaks</w:t>
             </w:r>
           </w:p>
         </w:tc>
@@ -20764,7 +24099,7 @@
                 <w:color w:val="151A24"/>
                 <w:sz w:val="17"/>
               </w:rPr>
-              <w:t>Earned from accomplishments; paid themes may not imitate mastery.</w:t>
+              <w:t xml:space="preserve">Quiet stat; permanent consistency trophies; no fear-based messaging.</w:t>
             </w:r>
           </w:p>
         </w:tc>
@@ -20804,7 +24139,7 @@
                 <w:color w:val="151A24"/>
                 <w:sz w:val="17"/>
               </w:rPr>
-              <w:t>Build order</w:t>
+              <w:t xml:space="preserve">Cosmetics</w:t>
             </w:r>
           </w:p>
         </w:tc>
@@ -20839,7 +24174,7 @@
                 <w:color w:val="151A24"/>
                 <w:sz w:val="17"/>
               </w:rPr>
-              <w:t>Ledger -&gt; achievements -&gt; profile -&gt; friends -&gt; leaderboard -&gt; challenges -&gt; cosmetics -&gt; recaps.</w:t>
+              <w:t xml:space="preserve">Earned from accomplishments; paid themes may not imitate mastery.</w:t>
             </w:r>
           </w:p>
         </w:tc>
@@ -20879,7 +24214,7 @@
                 <w:color w:val="151A24"/>
                 <w:sz w:val="17"/>
               </w:rPr>
-              <w:t>North star</w:t>
+              <w:t xml:space="preserve">Build order</w:t>
             </w:r>
           </w:p>
         </w:tc>
@@ -20914,7 +24249,82 @@
                 <w:color w:val="151A24"/>
                 <w:sz w:val="17"/>
               </w:rPr>
-              <w:t>Make learning itself increasingly visible, collectible and prestigious.</w:t>
+              <w:t xml:space="preserve">Ledger -&gt; achievements -&gt; profile -&gt; cosmetics -&gt; weekly quests -&gt; friends -&gt; leaderboard -&gt; challenges -&gt; quest social -&gt; recaps.</w:t>
+            </w:r>
+          </w:p>
+        </w:tc>
+      </w:tr>
+      <w:tr>
+        <w:trPr>
+          <w:trHeight w:hRule="atLeast"/>
+        </w:trPr>
+        <w:tc>
+          <w:tcPr>
+            <w:tcW w:type="dxa" w:w="2232"/>
+            <w:shd w:fill="FFFFFF"/>
+            <w:tcBorders>
+              <w:top w:val="single" w:sz="4" w:color="D7DDE7"/>
+              <w:left w:val="single" w:sz="4" w:color="D7DDE7"/>
+              <w:bottom w:val="single" w:sz="4" w:color="D7DDE7"/>
+              <w:right w:val="single" w:sz="4" w:color="D7DDE7"/>
+              <w:insideH w:val="single" w:sz="4" w:color="D7DDE7"/>
+              <w:insideV w:val="single" w:sz="4" w:color="D7DDE7"/>
+            </w:tcBorders>
+            <w:tcMar>
+              <w:top w:w="80" w:type="dxa"/>
+              <w:start w:w="95" w:type="dxa"/>
+              <w:bottom w:w="80" w:type="dxa"/>
+              <w:end w:w="95" w:type="dxa"/>
+            </w:tcMar>
+            <w:vAlign w:val="center"/>
+          </w:tcPr>
+          <w:p>
+            <w:pPr>
+              <w:keepLines/>
+              <w:jc w:val="center"/>
+            </w:pPr>
+            <w:r>
+              <w:rPr>
+                <w:rFonts w:ascii="Inter" w:hAnsi="Inter"/>
+                <w:color w:val="151A24"/>
+                <w:sz w:val="17"/>
+              </w:rPr>
+              <w:t xml:space="preserve">North star</w:t>
+            </w:r>
+          </w:p>
+        </w:tc>
+        <w:tc>
+          <w:tcPr>
+            <w:tcW w:type="dxa" w:w="7776"/>
+            <w:shd w:fill="FFFFFF"/>
+            <w:tcBorders>
+              <w:top w:val="single" w:sz="4" w:color="D7DDE7"/>
+              <w:left w:val="single" w:sz="4" w:color="D7DDE7"/>
+              <w:bottom w:val="single" w:sz="4" w:color="D7DDE7"/>
+              <w:right w:val="single" w:sz="4" w:color="D7DDE7"/>
+              <w:insideH w:val="single" w:sz="4" w:color="D7DDE7"/>
+              <w:insideV w:val="single" w:sz="4" w:color="D7DDE7"/>
+            </w:tcBorders>
+            <w:tcMar>
+              <w:top w:w="80" w:type="dxa"/>
+              <w:start w:w="95" w:type="dxa"/>
+              <w:bottom w:w="80" w:type="dxa"/>
+              <w:end w:w="95" w:type="dxa"/>
+            </w:tcMar>
+            <w:vAlign w:val="center"/>
+          </w:tcPr>
+          <w:p>
+            <w:pPr>
+              <w:keepLines/>
+              <w:jc w:val="left"/>
+            </w:pPr>
+            <w:r>
+              <w:rPr>
+                <w:rFonts w:ascii="Inter" w:hAnsi="Inter"/>
+                <w:color w:val="151A24"/>
+                <w:sz w:val="17"/>
+              </w:rPr>
+              <w:t xml:space="preserve">Make learning itself increasingly visible, collectible and prestigious.</w:t>
             </w:r>
           </w:p>
         </w:tc>

--- a/brainscroll/docs/source/Social_Rewards_Expansion_Spec.docx
+++ b/brainscroll/docs/source/Social_Rewards_Expansion_Spec.docx
@@ -5656,7 +5656,7 @@
                 <w:color w:val="151A24"/>
                 <w:sz w:val="19"/>
               </w:rPr>
-              <w:t>Rarity is calculated from the percentage of eligible active users who have earned the trophy. Do not assign fake rarity labels just to make something feel special. Weekly Quest trophies follow the same rule: show a figure such as “3.2% earned” only once enough eligible learners exist to calculate it honestly.</w:t>
+              <w:t>Rarity is calculated from the percentage of all active learners who have earned the trophy. Do not assign fake rarity labels just to make something feel special. Weekly Quest trophies follow the same rule: show a figure such as “3.2% earned” only once enough learners exist to calculate it honestly.</w:t>
             </w:r>
           </w:p>
         </w:tc>
@@ -9774,7 +9774,7 @@
           <w:b/>
           <w:color w:val="7C5CFF"/>
         </w:rPr>
-        <w:t xml:space="preserve">• Quest bonuses stay off the board. Weekly Quest bonus XP is not leaderboard XP: the quest’s own levels already score, and a large one-off bonus would turn the board into a quest-completion race and let archived quests be farmed.</w:t>
+        <w:t xml:space="preserve">• Nothing dwarfs a level. Every award stays in proportion to the ~26 XP of a regular level, so no single bonus decides the week. The small Weekly Quest bonus counts once, like any verified event.</w:t>
       </w:r>
     </w:p>
     <w:p>
@@ -12178,7 +12178,7 @@
         <w:rPr>
           <w:rFonts w:ascii="Inter" w:hAnsi="Inter"/>
         </w:rPr>
-        <w:t xml:space="preserve">Completion rewards (tunable): The Roman World trophy, the title Citizen of Rome, the Marble Laurel profile treatment and +1,000 Knowledge XP. Quests are one of BrainScroll’s main sources of meaningful profile rewards: trophies, titles, backgrounds, frames, ornaments, skill emblem variants, mastery effects, XP and accomplishment-set progress. They never use coins, gems, loot boxes, currencies or a store.</w:t>
+        <w:t xml:space="preserve">Completion rewards (tunable): The Roman World trophy, the title Citizen of Rome, the Marble Laurel profile treatment and a small Knowledge XP bonus (+50 for a standard quest, +75 Epic, +100 Legendary: about two levels’ worth, so nothing dwarfs the ~26 XP a level earns). Quests are one of BrainScroll’s main sources of meaningful profile rewards: trophies, titles, backgrounds, frames, ornaments, skill emblem variants, mastery effects, XP and accomplishment-set progress. They never use coins, gems, loot boxes, currencies or a store.</w:t>
       </w:r>
     </w:p>
     <w:p>
@@ -12216,7 +12216,7 @@
           <w:b/>
           <w:color w:val="7C5CFF"/>
         </w:rPr>
-        <w:t xml:space="preserve">• One source of truth. Quest progress is read from the same verified LEVEL_COMPLETED events in the reward ledger (section 12). There is no separate quest counter, and no second copy of XP, levels or trophies.</w:t>
+        <w:t xml:space="preserve">• One source of truth. Quest progress is read from the same verified LEVEL_COMPLETE events in the reward ledger (section 12). There is no separate quest counter, and no second copy of XP, levels or trophies.</w:t>
       </w:r>
     </w:p>
     <w:p>
@@ -12242,7 +12242,20 @@
           <w:b/>
           <w:color w:val="7C5CFF"/>
         </w:rPr>
-        <w:t xml:space="preserve">• Final Encounter. At 25 / 25 the quest unlocks 3 synthesis questions that connect the week’s subjects (for The Roman World: government, geography, architecture, religion and expansion). Completing it awards the rewards. It is a short capstone, not an exam, and it does not use a daily level.</w:t>
+        <w:t xml:space="preserve">• Overlapping quests. A new level counts toward every active quest that needs its skill; there is nothing to allocate. At most one Chronicle quest is active at a time, alongside the live quest.</w:t>
+      </w:r>
+    </w:p>
+    <w:p>
+      <w:pPr>
+        <w:ind w:left="259" w:hanging="173"/>
+      </w:pPr>
+      <w:r>
+        <w:rPr>
+          <w:rFonts w:ascii="Inter" w:hAnsi="Inter"/>
+          <w:b/>
+          <w:color w:val="7C5CFF"/>
+        </w:rPr>
+        <w:t xml:space="preserve">• Final Encounter. At 25 / 25 the quest unlocks 3 synthesis questions that connect the week’s subjects (for The Roman World: government, geography, architecture, religion and expansion). They are reused approved questions from the levels the learner completed for the quest, drawn from different requirement skills and preferring connection questions, fixed once chosen. Completing it awards the rewards. It is a short capstone, not an exam, and it does not use a daily level.</w:t>
       </w:r>
     </w:p>
     <w:p>
@@ -13799,7 +13812,7 @@
                 <w:color w:val="151A24"/>
                 <w:sz w:val="17"/>
               </w:rPr>
-              <w:t xml:space="preserve">Quest definitions: title, subtitle, description, visual key, difficulty tier, start and featured-end dates, archive availability, Final Encounter, reward trophy/title/cosmetics, XP reward</w:t>
+              <w:t xml:space="preserve">Quest definitions: title, subtitle, description, visual key, difficulty tier, start and featured-end dates, archive availability, Final Encounter size (3), reward trophy/title/cosmetics, XP reward</w:t>
             </w:r>
           </w:p>
         </w:tc>
@@ -13949,7 +13962,7 @@
                 <w:color w:val="151A24"/>
                 <w:sz w:val="17"/>
               </w:rPr>
-              <w:t xml:space="preserve">Start time, Final Encounter result, live-clear flag, completion timestamp; per-requirement progress is derived from ledger events</w:t>
+              <w:t xml:space="preserve">Start time, chosen Final Encounter question IDs and result, live-clear flag, completion timestamp; per-requirement progress is derived from ledger events</w:t>
             </w:r>
           </w:p>
         </w:tc>
@@ -13989,7 +14002,7 @@
           <w:rFonts w:ascii="Inter" w:hAnsi="Inter"/>
           <w:color w:val="151A24"/>
         </w:rPr>
-        <w:t>LEVEL_COMPLETED</w:t>
+        <w:t>LEVEL_COMPLETE</w:t>
       </w:r>
     </w:p>
     <w:p>
@@ -14009,7 +14022,7 @@
           <w:rFonts w:ascii="Inter" w:hAnsi="Inter"/>
           <w:color w:val="151A24"/>
         </w:rPr>
-        <w:t>MASTERY_CHECK_PASSED</w:t>
+        <w:t>MASTERY_CLEAR</w:t>
       </w:r>
     </w:p>
     <w:p>
@@ -14029,7 +14042,7 @@
           <w:rFonts w:ascii="Inter" w:hAnsi="Inter"/>
           <w:color w:val="151A24"/>
         </w:rPr>
-        <w:t>CONCEPT_RECALLED</w:t>
+        <w:t>DELAYED_RECALL</w:t>
       </w:r>
     </w:p>
     <w:p>
@@ -14122,7 +14135,7 @@
           <w:b/>
           <w:color w:val="7C5CFF"/>
         </w:rPr>
-        <w:t xml:space="preserve">• QUEST_COMPLETED</w:t>
+        <w:t xml:space="preserve">• QUEST_COMPLETE</w:t>
       </w:r>
     </w:p>
     <w:tbl>
@@ -16521,7 +16534,7 @@
                 <w:color w:val="151A24"/>
                 <w:sz w:val="17"/>
               </w:rPr>
-              <w:t xml:space="preserve">Weekly reset is timezone-safe; score cannot be farmed through repeated reviews, purchases or quest bonuses.</w:t>
+              <w:t xml:space="preserve">Weekly reset is timezone-safe; score cannot be farmed through repeated reviews or purchases; no single award dwarfs a level.</w:t>
             </w:r>
           </w:p>
         </w:tc>

--- a/brainscroll/docs/source/Social_Rewards_Expansion_Spec.docx
+++ b/brainscroll/docs/source/Social_Rewards_Expansion_Spec.docx
@@ -9705,7 +9705,7 @@
           <w:rFonts w:ascii="Inter" w:hAnsi="Inter"/>
           <w:color w:val="151A24"/>
         </w:rPr>
-        <w:t>Award from canonical level completions, mastery checks, unique recall successes and approved challenge outcomes.</w:t>
+        <w:t>Award from canonical level completions, mastery checks, unique recall successes and approved challenge outcomes. Level XP reflects first-attempt accuracy; corrections and replays add nothing, and the same ledger event feeds account XP, the leaderboard, skill progress and quest progress.</w:t>
       </w:r>
     </w:p>
     <w:p>
@@ -9774,7 +9774,7 @@
           <w:b/>
           <w:color w:val="7C5CFF"/>
         </w:rPr>
-        <w:t xml:space="preserve">• Nothing dwarfs a level. Every award stays in proportion to the ~26 XP of a regular level, so no single bonus decides the week. The small Weekly Quest bonus counts once, like any verified event.</w:t>
+        <w:t xml:space="preserve">• Nothing dwarfs a level. Every award stays in proportion to a regular level (100 / 70 / 35 / 15 XP by first-attempt accuracy), so no single bonus decides the week. The small Weekly Quest bonus counts once, like any verified event.</w:t>
       </w:r>
     </w:p>
     <w:p>
@@ -12178,7 +12178,7 @@
         <w:rPr>
           <w:rFonts w:ascii="Inter" w:hAnsi="Inter"/>
         </w:rPr>
-        <w:t xml:space="preserve">Completion rewards (tunable): The Roman World trophy, the title Citizen of Rome, the Marble Laurel profile treatment and a small Knowledge XP bonus (+50 for a standard quest, +75 Epic, +100 Legendary: about two levels’ worth, so nothing dwarfs the ~26 XP a level earns). Quests are one of BrainScroll’s main sources of meaningful profile rewards: trophies, titles, backgrounds, frames, ornaments, skill emblem variants, mastery effects, XP and accomplishment-set progress. They never use coins, gems, loot boxes, currencies or a store.</w:t>
+        <w:t xml:space="preserve">Completion rewards (tunable): The Roman World trophy, the title Citizen of Rome, the Marble Laurel profile treatment and a small Knowledge XP bonus (+50 for a standard quest, +75 Epic, +100 Legendary: at most one level’s worth, so nothing dwarfs a level). Quests are one of BrainScroll’s main sources of meaningful profile rewards: trophies, titles, backgrounds, frames, ornaments, skill emblem variants, mastery effects, XP and accomplishment-set progress. They never use coins, gems, loot boxes, currencies or a store.</w:t>
       </w:r>
     </w:p>
     <w:p>

--- a/brainscroll/docs/source/Social_Rewards_Expansion_Spec.docx
+++ b/brainscroll/docs/source/Social_Rewards_Expansion_Spec.docx
@@ -14022,7 +14022,7 @@
           <w:rFonts w:ascii="Inter" w:hAnsi="Inter"/>
           <w:color w:val="151A24"/>
         </w:rPr>
-        <w:t>MASTERY_CLEAR</w:t>
+        <w:t xml:space="preserve">LEVEL_COMPLETE at Level 100 (the Mastery Challenge’s own XP pool; the former MASTERY_CLEAR bonus is retired). Candidate future trophy: Perfect Mastery, 10/10 on the first try.</w:t>
       </w:r>
     </w:p>
     <w:p>
@@ -14042,7 +14042,7 @@
           <w:rFonts w:ascii="Inter" w:hAnsi="Inter"/>
           <w:color w:val="151A24"/>
         </w:rPr>
-        <w:t>DELAYED_RECALL</w:t>
+        <w:t xml:space="preserve">DELAYED_RECALL (+10, a scheduled review right on the first attempt; once per scheduled review, so review can’t be farmed)</w:t>
       </w:r>
     </w:p>
     <w:p>
